--- a/01-电源电路/02-开关电源/反激Flyback/有源钳位反激ACF电路/有源钳位反激ACF电路.docx
+++ b/01-电源电路/02-开关电源/反激Flyback/有源钳位反激ACF电路/有源钳位反激ACF电路.docx
@@ -3717,6 +3717,20 @@
     </w:p>
     <w:bookmarkEnd w:id="26"/>
     <w:bookmarkEnd w:id="27"/>
+    <w:p>
+      <w:pPr>
+        <w:spacing w:before="360"/>
+        <w:jc w:val="center"/>
+      </w:pPr>
+      <w:r>
+        <w:rPr>
+          <w:rFonts w:ascii="Times New Roman" w:hAnsi="Times New Roman"/>
+          <w:color w:val="555555"/>
+          <w:sz w:val="21"/>
+        </w:rPr>
+        <w:t>材料收集者：杜文杰</w:t>
+      </w:r>
+    </w:p>
     <w:sectPr>
       <w:headerReference r:id="rId9" w:type="default"/>
       <w:footerReference r:id="rId10" w:type="default"/>

--- a/01-电源电路/02-开关电源/反激Flyback/有源钳位反激ACF电路/有源钳位反激ACF电路.docx
+++ b/01-电源电路/02-开关电源/反激Flyback/有源钳位反激ACF电路/有源钳位反激ACF电路.docx
@@ -1,6 +1,6 @@
 
 <file path=word/document.xml><?xml version="1.0" encoding="utf-8"?>
-<w:document xmlns:w="http://schemas.openxmlformats.org/wordprocessingml/2006/main" xmlns:m="http://schemas.openxmlformats.org/officeDocument/2006/math" xmlns:r="http://schemas.openxmlformats.org/officeDocument/2006/relationships" xmlns:o="urn:schemas-microsoft-com:office:office" xmlns:v="urn:schemas-microsoft-com:vml" xmlns:w10="urn:schemas-microsoft-com:office:word" xmlns:a="http://schemas.openxmlformats.org/drawingml/2006/main" xmlns:pic="http://schemas.openxmlformats.org/drawingml/2006/picture" xmlns:wp="http://schemas.openxmlformats.org/drawingml/2006/wordprocessingDrawing">
+<w:document xmlns:m="http://schemas.openxmlformats.org/officeDocument/2006/math" xmlns:r="http://schemas.openxmlformats.org/officeDocument/2006/relationships" xmlns:w="http://schemas.openxmlformats.org/wordprocessingml/2006/main" xmlns:o="urn:schemas-microsoft-com:office:office" xmlns:v="urn:schemas-microsoft-com:vml" xmlns:w10="urn:schemas-microsoft-com:office:word" xmlns:a="http://schemas.openxmlformats.org/drawingml/2006/main" xmlns:pic="http://schemas.openxmlformats.org/drawingml/2006/picture" xmlns:wp="http://schemas.openxmlformats.org/drawingml/2006/wordprocessingDrawing">
   <w:body>
     <w:bookmarkStart w:id="27" w:name="有源钳位反激-acf-电路"/>
     <w:p>
@@ -9,16 +9,19 @@
       </w:pPr>
       <w:r>
         <w:rPr>
-          <w:rFonts w:hint="eastAsia"/>
+          <w:rFonts w:hint="eastAsia" w:eastAsia="黑体"/>
         </w:rPr>
         <w:t xml:space="preserve">有源钳位反激</w:t>
       </w:r>
       <w:r>
+        <w:rPr>
+          <w:rFonts w:eastAsia="黑体"/>
+        </w:rPr>
         <w:t xml:space="preserve"> ACF </w:t>
       </w:r>
       <w:r>
         <w:rPr>
-          <w:rFonts w:hint="eastAsia"/>
+          <w:rFonts w:hint="eastAsia" w:eastAsia="黑体"/>
         </w:rPr>
         <w:t xml:space="preserve">电路</w:t>
       </w:r>
@@ -30,7 +33,7 @@
       </w:pPr>
       <w:r>
         <w:rPr>
-          <w:rFonts w:hint="eastAsia"/>
+          <w:rFonts w:hint="eastAsia" w:eastAsia="黑体"/>
         </w:rPr>
         <w:t xml:space="preserve">拓扑描述</w:t>
       </w:r>
@@ -41,25 +44,31 @@
       </w:pPr>
       <w:r>
         <w:rPr>
-          <w:rFonts w:hint="eastAsia"/>
+          <w:rFonts w:hint="eastAsia" w:eastAsia="黑体"/>
         </w:rPr>
         <w:t xml:space="preserve">有源钳位反激（Active-Clamp</w:t>
       </w:r>
       <w:r>
+        <w:rPr>
+          <w:rFonts w:eastAsia="黑体"/>
+        </w:rPr>
         <w:t xml:space="preserve"> Flyback, </w:t>
       </w:r>
       <w:r>
         <w:rPr>
-          <w:rFonts w:hint="eastAsia"/>
+          <w:rFonts w:hint="eastAsia" w:eastAsia="黑体"/>
         </w:rPr>
         <w:t xml:space="preserve">ACF）变换器在普通反激的变压器原边并联由</w:t>
       </w:r>
       <w:r>
+        <w:rPr>
+          <w:rFonts w:eastAsia="黑体"/>
+        </w:rPr>
         <w:t xml:space="preserve"> </w:t>
       </w:r>
       <w:r>
         <w:rPr>
-          <w:rFonts w:hint="eastAsia"/>
+          <w:rFonts w:hint="eastAsia" w:eastAsia="黑体"/>
           <w:b/>
           <w:bCs/>
         </w:rPr>
@@ -67,6 +76,7 @@
       </w:r>
       <w:r>
         <w:rPr>
+          <w:rFonts w:eastAsia="黑体"/>
           <w:b/>
           <w:bCs/>
         </w:rPr>
@@ -88,6 +98,7 @@
       </m:oMath>
       <w:r>
         <w:rPr>
+          <w:rFonts w:eastAsia="黑体"/>
           <w:b/>
           <w:bCs/>
         </w:rPr>
@@ -95,7 +106,7 @@
       </w:r>
       <w:r>
         <w:rPr>
-          <w:rFonts w:hint="eastAsia"/>
+          <w:rFonts w:hint="eastAsia" w:eastAsia="黑体"/>
           <w:b/>
           <w:bCs/>
         </w:rPr>
@@ -103,6 +114,7 @@
       </w:r>
       <w:r>
         <w:rPr>
+          <w:rFonts w:eastAsia="黑体"/>
           <w:b/>
           <w:bCs/>
         </w:rPr>
@@ -136,6 +148,7 @@
       </m:oMath>
       <w:r>
         <w:rPr>
+          <w:rFonts w:eastAsia="黑体"/>
           <w:b/>
           <w:bCs/>
         </w:rPr>
@@ -143,27 +156,33 @@
       </w:r>
       <w:r>
         <w:rPr>
-          <w:rFonts w:hint="eastAsia"/>
+          <w:rFonts w:hint="eastAsia" w:eastAsia="黑体"/>
           <w:b/>
           <w:bCs/>
         </w:rPr>
         <w:t xml:space="preserve">串联</w:t>
       </w:r>
       <w:r>
+        <w:rPr>
+          <w:rFonts w:eastAsia="黑体"/>
+        </w:rPr>
         <w:t xml:space="preserve"> </w:t>
       </w:r>
       <w:r>
         <w:rPr>
-          <w:rFonts w:hint="eastAsia"/>
+          <w:rFonts w:hint="eastAsia" w:eastAsia="黑体"/>
         </w:rPr>
         <w:t xml:space="preserve">构成的有源钳位支路，配合</w:t>
       </w:r>
       <w:r>
+        <w:rPr>
+          <w:rFonts w:eastAsia="黑体"/>
+        </w:rPr>
         <w:t xml:space="preserve"> </w:t>
       </w:r>
       <w:r>
         <w:rPr>
-          <w:rFonts w:hint="eastAsia"/>
+          <w:rFonts w:hint="eastAsia" w:eastAsia="黑体"/>
           <w:b/>
           <w:bCs/>
         </w:rPr>
@@ -171,6 +190,7 @@
       </w:r>
       <w:r>
         <w:rPr>
+          <w:rFonts w:eastAsia="黑体"/>
           <w:b/>
           <w:bCs/>
         </w:rPr>
@@ -191,11 +211,14 @@
         </m:sSub>
       </m:oMath>
       <w:r>
+        <w:rPr>
+          <w:rFonts w:eastAsia="黑体"/>
+        </w:rPr>
         <w:t xml:space="preserve">、</w:t>
       </w:r>
       <w:r>
         <w:rPr>
-          <w:rFonts w:hint="eastAsia"/>
+          <w:rFonts w:hint="eastAsia" w:eastAsia="黑体"/>
           <w:b/>
           <w:bCs/>
         </w:rPr>
@@ -203,6 +226,7 @@
       </w:r>
       <w:r>
         <w:rPr>
+          <w:rFonts w:eastAsia="黑体"/>
           <w:b/>
           <w:bCs/>
         </w:rPr>
@@ -214,11 +238,14 @@
         </m:r>
       </m:oMath>
       <w:r>
+        <w:rPr>
+          <w:rFonts w:eastAsia="黑体"/>
+        </w:rPr>
         <w:t xml:space="preserve">、</w:t>
       </w:r>
       <w:r>
         <w:rPr>
-          <w:rFonts w:hint="eastAsia"/>
+          <w:rFonts w:hint="eastAsia" w:eastAsia="黑体"/>
           <w:b/>
           <w:bCs/>
         </w:rPr>
@@ -226,6 +253,7 @@
       </w:r>
       <w:r>
         <w:rPr>
+          <w:rFonts w:eastAsia="黑体"/>
           <w:b/>
           <w:bCs/>
         </w:rPr>
@@ -249,11 +277,14 @@
         </m:sSub>
       </m:oMath>
       <w:r>
+        <w:rPr>
+          <w:rFonts w:eastAsia="黑体"/>
+        </w:rPr>
         <w:t xml:space="preserve">、</w:t>
       </w:r>
       <w:r>
         <w:rPr>
-          <w:rFonts w:hint="eastAsia"/>
+          <w:rFonts w:hint="eastAsia" w:eastAsia="黑体"/>
           <w:b/>
           <w:bCs/>
         </w:rPr>
@@ -261,6 +292,7 @@
       </w:r>
       <w:r>
         <w:rPr>
+          <w:rFonts w:eastAsia="黑体"/>
           <w:b/>
           <w:bCs/>
         </w:rPr>
@@ -281,11 +313,14 @@
         </m:sSub>
       </m:oMath>
       <w:r>
+        <w:rPr>
+          <w:rFonts w:eastAsia="黑体"/>
+        </w:rPr>
         <w:t xml:space="preserve">、</w:t>
       </w:r>
       <w:r>
         <w:rPr>
-          <w:rFonts w:hint="eastAsia"/>
+          <w:rFonts w:hint="eastAsia" w:eastAsia="黑体"/>
           <w:b/>
           <w:bCs/>
         </w:rPr>
@@ -293,6 +328,7 @@
       </w:r>
       <w:r>
         <w:rPr>
+          <w:rFonts w:eastAsia="黑体"/>
           <w:b/>
           <w:bCs/>
         </w:rPr>
@@ -314,13 +350,13 @@
       </m:oMath>
       <w:r>
         <w:rPr>
-          <w:rFonts w:hint="eastAsia"/>
+          <w:rFonts w:hint="eastAsia" w:eastAsia="黑体"/>
         </w:rPr>
         <w:t xml:space="preserve">。电路关键节点：</w:t>
       </w:r>
       <w:r>
         <w:rPr>
-          <w:rFonts w:hint="eastAsia"/>
+          <w:rFonts w:hint="eastAsia" w:eastAsia="黑体"/>
           <w:b/>
           <w:bCs/>
         </w:rPr>
@@ -328,6 +364,7 @@
       </w:r>
       <w:r>
         <w:rPr>
+          <w:rFonts w:eastAsia="黑体"/>
           <w:b/>
           <w:bCs/>
         </w:rPr>
@@ -335,7 +372,7 @@
       </w:r>
       <w:r>
         <w:rPr>
-          <w:rFonts w:hint="eastAsia"/>
+          <w:rFonts w:hint="eastAsia" w:eastAsia="黑体"/>
           <w:b/>
           <w:bCs/>
         </w:rPr>
@@ -343,6 +380,7 @@
       </w:r>
       <w:r>
         <w:rPr>
+          <w:rFonts w:eastAsia="黑体"/>
           <w:b/>
           <w:bCs/>
         </w:rPr>
@@ -373,7 +411,7 @@
       </m:oMath>
       <w:r>
         <w:rPr>
-          <w:rFonts w:hint="eastAsia"/>
+          <w:rFonts w:hint="eastAsia" w:eastAsia="黑体"/>
         </w:rPr>
         <w:t xml:space="preserve">（</w:t>
       </w:r>
@@ -395,11 +433,14 @@
         </m:sSub>
       </m:oMath>
       <w:r>
+        <w:rPr>
+          <w:rFonts w:eastAsia="黑体"/>
+        </w:rPr>
         <w:t xml:space="preserve"> </w:t>
       </w:r>
       <w:r>
         <w:rPr>
-          <w:rFonts w:hint="eastAsia"/>
+          <w:rFonts w:hint="eastAsia" w:eastAsia="黑体"/>
         </w:rPr>
         <w:t xml:space="preserve">一端、变压器初级同名端、</w:t>
       </w:r>
@@ -418,17 +459,20 @@
         </m:sSub>
       </m:oMath>
       <w:r>
+        <w:rPr>
+          <w:rFonts w:eastAsia="黑体"/>
+        </w:rPr>
         <w:t xml:space="preserve"> </w:t>
       </w:r>
       <w:r>
         <w:rPr>
-          <w:rFonts w:hint="eastAsia"/>
+          <w:rFonts w:hint="eastAsia" w:eastAsia="黑体"/>
         </w:rPr>
         <w:t xml:space="preserve">漏极相连）；</w:t>
       </w:r>
       <w:r>
         <w:rPr>
-          <w:rFonts w:hint="eastAsia"/>
+          <w:rFonts w:hint="eastAsia" w:eastAsia="黑体"/>
           <w:b/>
           <w:bCs/>
         </w:rPr>
@@ -436,6 +480,7 @@
       </w:r>
       <w:r>
         <w:rPr>
+          <w:rFonts w:eastAsia="黑体"/>
           <w:b/>
           <w:bCs/>
         </w:rPr>
@@ -443,7 +488,7 @@
       </w:r>
       <w:r>
         <w:rPr>
-          <w:rFonts w:hint="eastAsia"/>
+          <w:rFonts w:hint="eastAsia" w:eastAsia="黑体"/>
           <w:b/>
           <w:bCs/>
         </w:rPr>
@@ -451,6 +496,7 @@
       </w:r>
       <w:r>
         <w:rPr>
+          <w:rFonts w:eastAsia="黑体"/>
           <w:b/>
           <w:bCs/>
         </w:rPr>
@@ -458,7 +504,7 @@
       </w:r>
       <w:r>
         <w:rPr>
-          <w:rFonts w:hint="eastAsia"/>
+          <w:rFonts w:hint="eastAsia" w:eastAsia="黑体"/>
           <w:b/>
           <w:bCs/>
         </w:rPr>
@@ -466,7 +512,7 @@
       </w:r>
       <w:r>
         <w:rPr>
-          <w:rFonts w:hint="eastAsia"/>
+          <w:rFonts w:hint="eastAsia" w:eastAsia="黑体"/>
         </w:rPr>
         <w:t xml:space="preserve">（变压器初级另一端、</w:t>
       </w:r>
@@ -485,11 +531,14 @@
         </m:sSub>
       </m:oMath>
       <w:r>
+        <w:rPr>
+          <w:rFonts w:eastAsia="黑体"/>
+        </w:rPr>
         <w:t xml:space="preserve"> </w:t>
       </w:r>
       <w:r>
         <w:rPr>
-          <w:rFonts w:hint="eastAsia"/>
+          <w:rFonts w:hint="eastAsia" w:eastAsia="黑体"/>
         </w:rPr>
         <w:t xml:space="preserve">漏极、</w:t>
       </w:r>
@@ -520,17 +569,20 @@
         </m:sSub>
       </m:oMath>
       <w:r>
+        <w:rPr>
+          <w:rFonts w:eastAsia="黑体"/>
+        </w:rPr>
         <w:t xml:space="preserve"> </w:t>
       </w:r>
       <w:r>
         <w:rPr>
-          <w:rFonts w:hint="eastAsia"/>
+          <w:rFonts w:hint="eastAsia" w:eastAsia="黑体"/>
         </w:rPr>
         <w:t xml:space="preserve">一端相连）；</w:t>
       </w:r>
       <w:r>
         <w:rPr>
-          <w:rFonts w:hint="eastAsia"/>
+          <w:rFonts w:hint="eastAsia" w:eastAsia="黑体"/>
           <w:b/>
           <w:bCs/>
         </w:rPr>
@@ -538,6 +590,7 @@
       </w:r>
       <w:r>
         <w:rPr>
+          <w:rFonts w:eastAsia="黑体"/>
           <w:b/>
           <w:bCs/>
         </w:rPr>
@@ -545,7 +598,7 @@
       </w:r>
       <w:r>
         <w:rPr>
-          <w:rFonts w:hint="eastAsia"/>
+          <w:rFonts w:hint="eastAsia" w:eastAsia="黑体"/>
           <w:b/>
           <w:bCs/>
         </w:rPr>
@@ -553,6 +606,7 @@
       </w:r>
       <w:r>
         <w:rPr>
+          <w:rFonts w:eastAsia="黑体"/>
           <w:b/>
           <w:bCs/>
         </w:rPr>
@@ -560,7 +614,7 @@
       </w:r>
       <w:r>
         <w:rPr>
-          <w:rFonts w:hint="eastAsia"/>
+          <w:rFonts w:hint="eastAsia" w:eastAsia="黑体"/>
         </w:rPr>
         <w:t xml:space="preserve">（</w:t>
       </w:r>
@@ -579,11 +633,14 @@
         </m:sSub>
       </m:oMath>
       <w:r>
+        <w:rPr>
+          <w:rFonts w:eastAsia="黑体"/>
+        </w:rPr>
         <w:t xml:space="preserve"> </w:t>
       </w:r>
       <w:r>
         <w:rPr>
-          <w:rFonts w:hint="eastAsia"/>
+          <w:rFonts w:hint="eastAsia" w:eastAsia="黑体"/>
         </w:rPr>
         <w:t xml:space="preserve">源极、</w:t>
       </w:r>
@@ -605,17 +662,20 @@
         </m:sSub>
       </m:oMath>
       <w:r>
+        <w:rPr>
+          <w:rFonts w:eastAsia="黑体"/>
+        </w:rPr>
         <w:t xml:space="preserve"> </w:t>
       </w:r>
       <w:r>
         <w:rPr>
-          <w:rFonts w:hint="eastAsia"/>
+          <w:rFonts w:hint="eastAsia" w:eastAsia="黑体"/>
         </w:rPr>
         <w:t xml:space="preserve">另一端相连）；</w:t>
       </w:r>
       <w:r>
         <w:rPr>
-          <w:rFonts w:hint="eastAsia"/>
+          <w:rFonts w:hint="eastAsia" w:eastAsia="黑体"/>
           <w:b/>
           <w:bCs/>
         </w:rPr>
@@ -623,6 +683,7 @@
       </w:r>
       <w:r>
         <w:rPr>
+          <w:rFonts w:eastAsia="黑体"/>
           <w:b/>
           <w:bCs/>
         </w:rPr>
@@ -630,7 +691,7 @@
       </w:r>
       <w:r>
         <w:rPr>
-          <w:rFonts w:hint="eastAsia"/>
+          <w:rFonts w:hint="eastAsia" w:eastAsia="黑体"/>
           <w:b/>
           <w:bCs/>
         </w:rPr>
@@ -638,6 +699,7 @@
       </w:r>
       <w:r>
         <w:rPr>
+          <w:rFonts w:eastAsia="黑体"/>
           <w:b/>
           <w:bCs/>
         </w:rPr>
@@ -645,7 +707,7 @@
       </w:r>
       <w:r>
         <w:rPr>
-          <w:rFonts w:hint="eastAsia"/>
+          <w:rFonts w:hint="eastAsia" w:eastAsia="黑体"/>
           <w:b/>
           <w:bCs/>
         </w:rPr>
@@ -667,6 +729,7 @@
       </m:oMath>
       <w:r>
         <w:rPr>
+          <w:rFonts w:eastAsia="黑体"/>
           <w:b/>
           <w:bCs/>
         </w:rPr>
@@ -674,7 +737,7 @@
       </w:r>
       <w:r>
         <w:rPr>
-          <w:rFonts w:hint="eastAsia"/>
+          <w:rFonts w:hint="eastAsia" w:eastAsia="黑体"/>
           <w:b/>
           <w:bCs/>
         </w:rPr>
@@ -682,6 +745,7 @@
       </w:r>
       <w:r>
         <w:rPr>
+          <w:rFonts w:eastAsia="黑体"/>
           <w:b/>
           <w:bCs/>
         </w:rPr>
@@ -715,6 +779,7 @@
       </m:oMath>
       <w:r>
         <w:rPr>
+          <w:rFonts w:eastAsia="黑体"/>
           <w:b/>
           <w:bCs/>
         </w:rPr>
@@ -722,7 +787,7 @@
       </w:r>
       <w:r>
         <w:rPr>
-          <w:rFonts w:hint="eastAsia"/>
+          <w:rFonts w:hint="eastAsia" w:eastAsia="黑体"/>
           <w:b/>
           <w:bCs/>
         </w:rPr>
@@ -730,7 +795,7 @@
       </w:r>
       <w:r>
         <w:rPr>
-          <w:rFonts w:hint="eastAsia"/>
+          <w:rFonts w:hint="eastAsia" w:eastAsia="黑体"/>
         </w:rPr>
         <w:t xml:space="preserve">（</w:t>
       </w:r>
@@ -749,11 +814,14 @@
         </m:sSub>
       </m:oMath>
       <w:r>
+        <w:rPr>
+          <w:rFonts w:eastAsia="黑体"/>
+        </w:rPr>
         <w:t xml:space="preserve"> </w:t>
       </w:r>
       <w:r>
         <w:rPr>
-          <w:rFonts w:hint="eastAsia"/>
+          <w:rFonts w:hint="eastAsia" w:eastAsia="黑体"/>
         </w:rPr>
         <w:t xml:space="preserve">源极、</w:t>
       </w:r>
@@ -784,17 +852,20 @@
         </m:sSub>
       </m:oMath>
       <w:r>
+        <w:rPr>
+          <w:rFonts w:eastAsia="黑体"/>
+        </w:rPr>
         <w:t xml:space="preserve"> </w:t>
       </w:r>
       <w:r>
         <w:rPr>
-          <w:rFonts w:hint="eastAsia"/>
+          <w:rFonts w:hint="eastAsia" w:eastAsia="黑体"/>
         </w:rPr>
         <w:t xml:space="preserve">另一端相连）；</w:t>
       </w:r>
       <w:r>
         <w:rPr>
-          <w:rFonts w:hint="eastAsia"/>
+          <w:rFonts w:hint="eastAsia" w:eastAsia="黑体"/>
           <w:b/>
           <w:bCs/>
         </w:rPr>
@@ -802,6 +873,7 @@
       </w:r>
       <w:r>
         <w:rPr>
+          <w:rFonts w:eastAsia="黑体"/>
           <w:b/>
           <w:bCs/>
         </w:rPr>
@@ -809,7 +881,7 @@
       </w:r>
       <w:r>
         <w:rPr>
-          <w:rFonts w:hint="eastAsia"/>
+          <w:rFonts w:hint="eastAsia" w:eastAsia="黑体"/>
           <w:b/>
           <w:bCs/>
         </w:rPr>
@@ -817,6 +889,7 @@
       </w:r>
       <w:r>
         <w:rPr>
+          <w:rFonts w:eastAsia="黑体"/>
           <w:b/>
           <w:bCs/>
         </w:rPr>
@@ -844,7 +917,7 @@
       </m:oMath>
       <w:r>
         <w:rPr>
-          <w:rFonts w:hint="eastAsia"/>
+          <w:rFonts w:hint="eastAsia" w:eastAsia="黑体"/>
         </w:rPr>
         <w:t xml:space="preserve">（副边整流输出、输出电容上端相连）。</w:t>
       </w:r>
@@ -853,7 +926,7 @@
       <w:pPr/>
       <w:r>
         <w:rPr>
-          <w:rFonts w:hint="eastAsia"/>
+          <w:rFonts w:hint="eastAsia" w:eastAsia="黑体"/>
         </w:rPr>
         <w:t xml:space="preserve">各元件管脚连接：</w:t>
       </w:r>
@@ -872,20 +945,26 @@
         </m:sSub>
       </m:oMath>
       <w:r>
+        <w:rPr>
+          <w:rFonts w:eastAsia="黑体"/>
+        </w:rPr>
         <w:t xml:space="preserve"> </w:t>
       </w:r>
       <w:r>
         <w:rPr>
-          <w:rFonts w:hint="eastAsia"/>
+          <w:rFonts w:hint="eastAsia" w:eastAsia="黑体"/>
         </w:rPr>
         <w:t xml:space="preserve">漏极接开关节点</w:t>
       </w:r>
       <w:r>
+        <w:rPr>
+          <w:rFonts w:eastAsia="黑体"/>
+        </w:rPr>
         <w:t xml:space="preserve"> </w:t>
       </w:r>
       <w:r>
         <w:rPr>
-          <w:rFonts w:hint="eastAsia"/>
+          <w:rFonts w:hint="eastAsia" w:eastAsia="黑体"/>
         </w:rPr>
         <w:t xml:space="preserve">A、源极接地、栅极接驱动；</w:t>
       </w:r>
@@ -904,15 +983,21 @@
         </m:sSub>
       </m:oMath>
       <w:r>
+        <w:rPr>
+          <w:rFonts w:eastAsia="黑体"/>
+        </w:rPr>
         <w:t xml:space="preserve"> </w:t>
       </w:r>
       <w:r>
         <w:rPr>
-          <w:rFonts w:hint="eastAsia"/>
+          <w:rFonts w:hint="eastAsia" w:eastAsia="黑体"/>
         </w:rPr>
         <w:t xml:space="preserve">漏极接</w:t>
       </w:r>
       <w:r>
+        <w:rPr>
+          <w:rFonts w:eastAsia="黑体"/>
+        </w:rPr>
         <w:t xml:space="preserve"> </w:t>
       </w:r>
       <m:oMath>
@@ -940,20 +1025,26 @@
       </m:oMath>
       <w:r>
         <w:rPr>
-          <w:rFonts w:hint="eastAsia"/>
+          <w:rFonts w:hint="eastAsia" w:eastAsia="黑体"/>
         </w:rPr>
         <w:t xml:space="preserve">、源极接钳位节点</w:t>
       </w:r>
       <w:r>
+        <w:rPr>
+          <w:rFonts w:eastAsia="黑体"/>
+        </w:rPr>
         <w:t xml:space="preserve"> </w:t>
       </w:r>
       <w:r>
         <w:rPr>
-          <w:rFonts w:hint="eastAsia"/>
+          <w:rFonts w:hint="eastAsia" w:eastAsia="黑体"/>
         </w:rPr>
         <w:t xml:space="preserve">P、栅极接钳位驱动（与</w:t>
       </w:r>
       <w:r>
+        <w:rPr>
+          <w:rFonts w:eastAsia="黑体"/>
+        </w:rPr>
         <w:t xml:space="preserve"> </w:t>
       </w:r>
       <m:oMath>
@@ -971,11 +1062,14 @@
         </m:sSub>
       </m:oMath>
       <w:r>
+        <w:rPr>
+          <w:rFonts w:eastAsia="黑体"/>
+        </w:rPr>
         <w:t xml:space="preserve"> </w:t>
       </w:r>
       <w:r>
         <w:rPr>
-          <w:rFonts w:hint="eastAsia"/>
+          <w:rFonts w:hint="eastAsia" w:eastAsia="黑体"/>
         </w:rPr>
         <w:t xml:space="preserve">互补导通）；</w:t>
       </w:r>
@@ -1006,35 +1100,44 @@
         </m:sSub>
       </m:oMath>
       <w:r>
+        <w:rPr>
+          <w:rFonts w:eastAsia="黑体"/>
+        </w:rPr>
         <w:t xml:space="preserve"> </w:t>
       </w:r>
       <w:r>
         <w:rPr>
-          <w:rFonts w:hint="eastAsia"/>
+          <w:rFonts w:hint="eastAsia" w:eastAsia="黑体"/>
         </w:rPr>
         <w:t xml:space="preserve">一端接钳位节点</w:t>
       </w:r>
       <w:r>
+        <w:rPr>
+          <w:rFonts w:eastAsia="黑体"/>
+        </w:rPr>
         <w:t xml:space="preserve"> </w:t>
       </w:r>
       <w:r>
         <w:rPr>
-          <w:rFonts w:hint="eastAsia"/>
+          <w:rFonts w:hint="eastAsia" w:eastAsia="黑体"/>
         </w:rPr>
         <w:t xml:space="preserve">P、另一端接开关节点</w:t>
       </w:r>
       <w:r>
+        <w:rPr>
+          <w:rFonts w:eastAsia="黑体"/>
+        </w:rPr>
         <w:t xml:space="preserve"> </w:t>
       </w:r>
       <w:r>
         <w:rPr>
-          <w:rFonts w:hint="eastAsia"/>
+          <w:rFonts w:hint="eastAsia" w:eastAsia="黑体"/>
         </w:rPr>
         <w:t xml:space="preserve">A；</w:t>
       </w:r>
       <w:r>
         <w:rPr>
-          <w:rFonts w:hint="eastAsia"/>
+          <w:rFonts w:hint="eastAsia" w:eastAsia="黑体"/>
           <w:b/>
           <w:bCs/>
         </w:rPr>
@@ -1042,6 +1145,7 @@
       </w:r>
       <w:r>
         <w:rPr>
+          <w:rFonts w:eastAsia="黑体"/>
           <w:b/>
           <w:bCs/>
         </w:rPr>
@@ -1053,15 +1157,21 @@
         </m:r>
       </m:oMath>
       <w:r>
+        <w:rPr>
+          <w:rFonts w:eastAsia="黑体"/>
+        </w:rPr>
         <w:t xml:space="preserve"> </w:t>
       </w:r>
       <w:r>
         <w:rPr>
-          <w:rFonts w:hint="eastAsia"/>
+          <w:rFonts w:hint="eastAsia" w:eastAsia="黑体"/>
         </w:rPr>
         <w:t xml:space="preserve">初级同名端接</w:t>
       </w:r>
       <w:r>
+        <w:rPr>
+          <w:rFonts w:eastAsia="黑体"/>
+        </w:rPr>
         <w:t xml:space="preserve"> </w:t>
       </w:r>
       <m:oMath>
@@ -1089,20 +1199,26 @@
       </m:oMath>
       <w:r>
         <w:rPr>
-          <w:rFonts w:hint="eastAsia"/>
+          <w:rFonts w:hint="eastAsia" w:eastAsia="黑体"/>
         </w:rPr>
         <w:t xml:space="preserve">、初级另一端接开关节点</w:t>
       </w:r>
       <w:r>
+        <w:rPr>
+          <w:rFonts w:eastAsia="黑体"/>
+        </w:rPr>
         <w:t xml:space="preserve"> </w:t>
       </w:r>
       <w:r>
         <w:rPr>
-          <w:rFonts w:hint="eastAsia"/>
+          <w:rFonts w:hint="eastAsia" w:eastAsia="黑体"/>
         </w:rPr>
         <w:t xml:space="preserve">A，次级非同名端接</w:t>
       </w:r>
       <w:r>
+        <w:rPr>
+          <w:rFonts w:eastAsia="黑体"/>
+        </w:rPr>
         <w:t xml:space="preserve"> </w:t>
       </w:r>
       <m:oMath>
@@ -1120,15 +1236,21 @@
         </m:sSub>
       </m:oMath>
       <w:r>
+        <w:rPr>
+          <w:rFonts w:eastAsia="黑体"/>
+        </w:rPr>
         <w:t xml:space="preserve"> </w:t>
       </w:r>
       <w:r>
         <w:rPr>
-          <w:rFonts w:hint="eastAsia"/>
+          <w:rFonts w:hint="eastAsia" w:eastAsia="黑体"/>
         </w:rPr>
         <w:t xml:space="preserve">阳极、同名端接副边地</w:t>
       </w:r>
       <w:r>
+        <w:rPr>
+          <w:rFonts w:eastAsia="黑体"/>
+        </w:rPr>
         <w:t xml:space="preserve"> </w:t>
       </w:r>
       <m:oMath>
@@ -1159,7 +1281,7 @@
       </m:oMath>
       <w:r>
         <w:rPr>
-          <w:rFonts w:hint="eastAsia"/>
+          <w:rFonts w:hint="eastAsia" w:eastAsia="黑体"/>
         </w:rPr>
         <w:t xml:space="preserve">；</w:t>
       </w:r>
@@ -1181,15 +1303,21 @@
         </m:sSub>
       </m:oMath>
       <w:r>
+        <w:rPr>
+          <w:rFonts w:eastAsia="黑体"/>
+        </w:rPr>
         <w:t xml:space="preserve"> </w:t>
       </w:r>
       <w:r>
         <w:rPr>
-          <w:rFonts w:hint="eastAsia"/>
+          <w:rFonts w:hint="eastAsia" w:eastAsia="黑体"/>
         </w:rPr>
         <w:t xml:space="preserve">一端接</w:t>
       </w:r>
       <w:r>
+        <w:rPr>
+          <w:rFonts w:eastAsia="黑体"/>
+        </w:rPr>
         <w:t xml:space="preserve"> </w:t>
       </w:r>
       <m:oMath>
@@ -1217,7 +1345,7 @@
       </m:oMath>
       <w:r>
         <w:rPr>
-          <w:rFonts w:hint="eastAsia"/>
+          <w:rFonts w:hint="eastAsia" w:eastAsia="黑体"/>
         </w:rPr>
         <w:t xml:space="preserve">、另一端接地；</w:t>
       </w:r>
@@ -1236,15 +1364,21 @@
         </m:sSub>
       </m:oMath>
       <w:r>
+        <w:rPr>
+          <w:rFonts w:eastAsia="黑体"/>
+        </w:rPr>
         <w:t xml:space="preserve"> </w:t>
       </w:r>
       <w:r>
         <w:rPr>
-          <w:rFonts w:hint="eastAsia"/>
+          <w:rFonts w:hint="eastAsia" w:eastAsia="黑体"/>
         </w:rPr>
         <w:t xml:space="preserve">阳极接次级非同名端、阴极接输出正端</w:t>
       </w:r>
       <w:r>
+        <w:rPr>
+          <w:rFonts w:eastAsia="黑体"/>
+        </w:rPr>
         <w:t xml:space="preserve"> </w:t>
       </w:r>
       <m:oMath>
@@ -1269,7 +1403,7 @@
       </m:oMath>
       <w:r>
         <w:rPr>
-          <w:rFonts w:hint="eastAsia"/>
+          <w:rFonts w:hint="eastAsia" w:eastAsia="黑体"/>
         </w:rPr>
         <w:t xml:space="preserve">；</w:t>
       </w:r>
@@ -1288,15 +1422,21 @@
         </m:sSub>
       </m:oMath>
       <w:r>
+        <w:rPr>
+          <w:rFonts w:eastAsia="黑体"/>
+        </w:rPr>
         <w:t xml:space="preserve"> </w:t>
       </w:r>
       <w:r>
         <w:rPr>
-          <w:rFonts w:hint="eastAsia"/>
+          <w:rFonts w:hint="eastAsia" w:eastAsia="黑体"/>
         </w:rPr>
         <w:t xml:space="preserve">上端接</w:t>
       </w:r>
       <w:r>
+        <w:rPr>
+          <w:rFonts w:eastAsia="黑体"/>
+        </w:rPr>
         <w:t xml:space="preserve"> </w:t>
       </w:r>
       <m:oMath>
@@ -1321,11 +1461,14 @@
       </m:oMath>
       <w:r>
         <w:rPr>
-          <w:rFonts w:hint="eastAsia"/>
+          <w:rFonts w:hint="eastAsia" w:eastAsia="黑体"/>
         </w:rPr>
         <w:t xml:space="preserve">、下端接副边地；负载跨接</w:t>
       </w:r>
       <w:r>
+        <w:rPr>
+          <w:rFonts w:eastAsia="黑体"/>
+        </w:rPr>
         <w:t xml:space="preserve"> </w:t>
       </w:r>
       <m:oMath>
@@ -1349,15 +1492,21 @@
         </m:sSub>
       </m:oMath>
       <w:r>
+        <w:rPr>
+          <w:rFonts w:eastAsia="黑体"/>
+        </w:rPr>
         <w:t xml:space="preserve"> </w:t>
       </w:r>
       <w:r>
         <w:rPr>
-          <w:rFonts w:hint="eastAsia"/>
+          <w:rFonts w:hint="eastAsia" w:eastAsia="黑体"/>
         </w:rPr>
         <w:t xml:space="preserve">与</w:t>
       </w:r>
       <w:r>
+        <w:rPr>
+          <w:rFonts w:eastAsia="黑体"/>
+        </w:rPr>
         <w:t xml:space="preserve"> </w:t>
       </w:r>
       <m:oMath>
@@ -1387,6 +1536,9 @@
         </m:sSub>
       </m:oMath>
       <w:r>
+        <w:rPr>
+          <w:rFonts w:eastAsia="黑体"/>
+        </w:rPr>
         <w:t xml:space="preserve">。</w:t>
       </w:r>
     </w:p>
@@ -1394,25 +1546,31 @@
       <w:pPr/>
       <w:r>
         <w:rPr>
-          <w:rFonts w:hint="eastAsia"/>
+          <w:rFonts w:hint="eastAsia" w:eastAsia="黑体"/>
         </w:rPr>
         <w:t xml:space="preserve">由此构成主开关与钳位开关互补导通、钳位电容吸收并回馈漏感与励磁能量、钳位主开关漏源尖峰并实现主开关</w:t>
       </w:r>
       <w:r>
+        <w:rPr>
+          <w:rFonts w:eastAsia="黑体"/>
+        </w:rPr>
         <w:t xml:space="preserve"> ZVS </w:t>
       </w:r>
       <w:r>
         <w:rPr>
-          <w:rFonts w:hint="eastAsia"/>
+          <w:rFonts w:hint="eastAsia" w:eastAsia="黑体"/>
         </w:rPr>
         <w:t xml:space="preserve">的有源钳位反激（ACF）组态，效率与</w:t>
       </w:r>
       <w:r>
+        <w:rPr>
+          <w:rFonts w:eastAsia="黑体"/>
+        </w:rPr>
         <w:t xml:space="preserve"> EMI </w:t>
       </w:r>
       <w:r>
         <w:rPr>
-          <w:rFonts w:hint="eastAsia"/>
+          <w:rFonts w:hint="eastAsia" w:eastAsia="黑体"/>
         </w:rPr>
         <w:t xml:space="preserve">性能优于普通反激。</w:t>
       </w:r>
@@ -1425,7 +1583,7 @@
       </w:pPr>
       <w:r>
         <w:rPr>
-          <w:rFonts w:hint="eastAsia"/>
+          <w:rFonts w:hint="eastAsia" w:eastAsia="黑体"/>
         </w:rPr>
         <w:t xml:space="preserve">工作原理</w:t>
       </w:r>
@@ -1436,16 +1594,19 @@
       </w:pPr>
       <w:r>
         <w:rPr>
-          <w:rFonts w:hint="eastAsia"/>
+          <w:rFonts w:hint="eastAsia" w:eastAsia="黑体"/>
         </w:rPr>
         <w:t xml:space="preserve">主开关关断时，变压器漏感与励磁电流先给主开关寄生电容充电，随后钳位开关导通，电流经钳位电容续流，把漏感能量转移并储存于钳位电容，同时钳位主开关漏源电压。钳位开关关断后，钳位电容上的能量与漏感谐振，把主开关漏源电压拉低，为主开关下一周期</w:t>
       </w:r>
       <w:r>
+        <w:rPr>
+          <w:rFonts w:eastAsia="黑体"/>
+        </w:rPr>
         <w:t xml:space="preserve"> ZVS </w:t>
       </w:r>
       <w:r>
         <w:rPr>
-          <w:rFonts w:hint="eastAsia"/>
+          <w:rFonts w:hint="eastAsia" w:eastAsia="黑体"/>
         </w:rPr>
         <w:t xml:space="preserve">开通创造条件。</w:t>
       </w:r>
@@ -1458,7 +1619,7 @@
       </w:pPr>
       <w:r>
         <w:rPr>
-          <w:rFonts w:hint="eastAsia"/>
+          <w:rFonts w:hint="eastAsia" w:eastAsia="黑体"/>
         </w:rPr>
         <w:t xml:space="preserve">关键计算公式</w:t>
       </w:r>
@@ -1472,7 +1633,7 @@
       </w:pPr>
       <w:r>
         <w:rPr>
-          <w:rFonts w:hint="eastAsia"/>
+          <w:rFonts w:hint="eastAsia" w:eastAsia="黑体"/>
         </w:rPr>
         <w:t xml:space="preserve">钳位电容电压（稳态约为）：</w:t>
       </w:r>
@@ -1568,7 +1729,7 @@
       </w:pPr>
       <w:r>
         <w:rPr>
-          <w:rFonts w:hint="eastAsia"/>
+          <w:rFonts w:hint="eastAsia" w:eastAsia="黑体"/>
         </w:rPr>
         <w:t xml:space="preserve">主开关漏源最大电压：</w:t>
       </w:r>
@@ -1724,7 +1885,7 @@
       </w:pPr>
       <w:r>
         <w:rPr>
-          <w:rFonts w:hint="eastAsia"/>
+          <w:rFonts w:hint="eastAsia" w:eastAsia="黑体"/>
         </w:rPr>
         <w:t xml:space="preserve">钳位电容选择（按谐振/纹波）：</w:t>
       </w:r>
@@ -1867,16 +2028,19 @@
       </w:pPr>
       <w:r>
         <w:rPr>
-          <w:rFonts w:hint="eastAsia"/>
+          <w:rFonts w:hint="eastAsia" w:eastAsia="黑体"/>
         </w:rPr>
         <w:t xml:space="preserve">原边励磁电感（保证</w:t>
       </w:r>
       <w:r>
+        <w:rPr>
+          <w:rFonts w:eastAsia="黑体"/>
+        </w:rPr>
         <w:t xml:space="preserve"> </w:t>
       </w:r>
       <w:r>
         <w:rPr>
-          <w:rFonts w:hint="eastAsia"/>
+          <w:rFonts w:hint="eastAsia" w:eastAsia="黑体"/>
         </w:rPr>
         <w:t xml:space="preserve">ZVS）：</w:t>
       </w:r>
@@ -2012,7 +2176,7 @@
       </w:pPr>
       <w:r>
         <w:rPr>
-          <w:rFonts w:hint="eastAsia"/>
+          <w:rFonts w:hint="eastAsia" w:eastAsia="黑体"/>
         </w:rPr>
         <w:t xml:space="preserve">输出电压（同反激）：</w:t>
       </w:r>
@@ -2163,7 +2327,7 @@
             </w:pPr>
             <w:r>
               <w:rPr>
-                <w:rFonts w:hint="eastAsia"/>
+                <w:rFonts w:hint="eastAsia" w:eastAsia="黑体"/>
               </w:rPr>
               <w:t xml:space="preserve">符号</w:t>
             </w:r>
@@ -2177,7 +2341,7 @@
             </w:pPr>
             <w:r>
               <w:rPr>
-                <w:rFonts w:hint="eastAsia"/>
+                <w:rFonts w:hint="eastAsia" w:eastAsia="黑体"/>
               </w:rPr>
               <w:t xml:space="preserve">含义</w:t>
             </w:r>
@@ -2191,7 +2355,7 @@
             </w:pPr>
             <w:r>
               <w:rPr>
-                <w:rFonts w:hint="eastAsia"/>
+                <w:rFonts w:hint="eastAsia" w:eastAsia="黑体"/>
               </w:rPr>
               <w:t xml:space="preserve">单位</w:t>
             </w:r>
@@ -2223,6 +2387,9 @@
               </m:sSub>
             </m:oMath>
             <w:r>
+              <w:rPr>
+                <w:rFonts w:eastAsia="黑体"/>
+              </w:rPr>
               <w:t xml:space="preserve">​</w:t>
             </w:r>
           </w:p>
@@ -2235,7 +2402,7 @@
             </w:pPr>
             <w:r>
               <w:rPr>
-                <w:rFonts w:hint="eastAsia"/>
+                <w:rFonts w:hint="eastAsia" w:eastAsia="黑体"/>
               </w:rPr>
               <w:t xml:space="preserve">输入电压</w:t>
             </w:r>
@@ -2248,6 +2415,9 @@
               <w:pStyle w:val="Compact"/>
             </w:pPr>
             <w:r>
+              <w:rPr>
+                <w:rFonts w:eastAsia="黑体"/>
+              </w:rPr>
               <w:t xml:space="preserve">V</w:t>
             </w:r>
           </w:p>
@@ -2287,6 +2457,9 @@
               </m:sSub>
             </m:oMath>
             <w:r>
+              <w:rPr>
+                <w:rFonts w:eastAsia="黑体"/>
+              </w:rPr>
               <w:t xml:space="preserve">​</w:t>
             </w:r>
           </w:p>
@@ -2299,7 +2472,7 @@
             </w:pPr>
             <w:r>
               <w:rPr>
-                <w:rFonts w:hint="eastAsia"/>
+                <w:rFonts w:hint="eastAsia" w:eastAsia="黑体"/>
               </w:rPr>
               <w:t xml:space="preserve">钳位电容电压</w:t>
             </w:r>
@@ -2312,6 +2485,9 @@
               <w:pStyle w:val="Compact"/>
             </w:pPr>
             <w:r>
+              <w:rPr>
+                <w:rFonts w:eastAsia="黑体"/>
+              </w:rPr>
               <w:t xml:space="preserve">V</w:t>
             </w:r>
           </w:p>
@@ -2330,6 +2506,9 @@
               </m:r>
             </m:oMath>
             <w:r>
+              <w:rPr>
+                <w:rFonts w:eastAsia="黑体"/>
+              </w:rPr>
               <w:t xml:space="preserve">​</w:t>
             </w:r>
           </w:p>
@@ -2342,7 +2521,7 @@
             </w:pPr>
             <w:r>
               <w:rPr>
-                <w:rFonts w:hint="eastAsia"/>
+                <w:rFonts w:hint="eastAsia" w:eastAsia="黑体"/>
               </w:rPr>
               <w:t xml:space="preserve">主开关占空比</w:t>
             </w:r>
@@ -2355,6 +2534,9 @@
               <w:pStyle w:val="Compact"/>
             </w:pPr>
             <w:r>
+              <w:rPr>
+                <w:rFonts w:eastAsia="黑体"/>
+              </w:rPr>
               <w:t xml:space="preserve">—</w:t>
             </w:r>
           </w:p>
@@ -2382,6 +2564,9 @@
               </m:sSub>
             </m:oMath>
             <w:r>
+              <w:rPr>
+                <w:rFonts w:eastAsia="黑体"/>
+              </w:rPr>
               <w:t xml:space="preserve">​</w:t>
             </w:r>
           </w:p>
@@ -2394,7 +2579,7 @@
             </w:pPr>
             <w:r>
               <w:rPr>
-                <w:rFonts w:hint="eastAsia"/>
+                <w:rFonts w:hint="eastAsia" w:eastAsia="黑体"/>
               </w:rPr>
               <w:t xml:space="preserve">变压器漏感</w:t>
             </w:r>
@@ -2407,6 +2592,9 @@
               <w:pStyle w:val="Compact"/>
             </w:pPr>
             <w:r>
+              <w:rPr>
+                <w:rFonts w:eastAsia="黑体"/>
+              </w:rPr>
               <w:t xml:space="preserve">H</w:t>
             </w:r>
           </w:p>
@@ -2434,6 +2622,9 @@
               </m:sSub>
             </m:oMath>
             <w:r>
+              <w:rPr>
+                <w:rFonts w:eastAsia="黑体"/>
+              </w:rPr>
               <w:t xml:space="preserve">​</w:t>
             </w:r>
           </w:p>
@@ -2446,7 +2637,7 @@
             </w:pPr>
             <w:r>
               <w:rPr>
-                <w:rFonts w:hint="eastAsia"/>
+                <w:rFonts w:hint="eastAsia" w:eastAsia="黑体"/>
               </w:rPr>
               <w:t xml:space="preserve">变压器励磁电感</w:t>
             </w:r>
@@ -2459,6 +2650,9 @@
               <w:pStyle w:val="Compact"/>
             </w:pPr>
             <w:r>
+              <w:rPr>
+                <w:rFonts w:eastAsia="黑体"/>
+              </w:rPr>
               <w:t xml:space="preserve">H</w:t>
             </w:r>
           </w:p>
@@ -2498,6 +2692,9 @@
               </m:sSub>
             </m:oMath>
             <w:r>
+              <w:rPr>
+                <w:rFonts w:eastAsia="黑体"/>
+              </w:rPr>
               <w:t xml:space="preserve">​</w:t>
             </w:r>
           </w:p>
@@ -2510,7 +2707,7 @@
             </w:pPr>
             <w:r>
               <w:rPr>
-                <w:rFonts w:hint="eastAsia"/>
+                <w:rFonts w:hint="eastAsia" w:eastAsia="黑体"/>
               </w:rPr>
               <w:t xml:space="preserve">钳位电容</w:t>
             </w:r>
@@ -2523,6 +2720,9 @@
               <w:pStyle w:val="Compact"/>
             </w:pPr>
             <w:r>
+              <w:rPr>
+                <w:rFonts w:eastAsia="黑体"/>
+              </w:rPr>
               <w:t xml:space="preserve">F</w:t>
             </w:r>
           </w:p>
@@ -2553,6 +2753,9 @@
               </m:sSub>
             </m:oMath>
             <w:r>
+              <w:rPr>
+                <w:rFonts w:eastAsia="黑体"/>
+              </w:rPr>
               <w:t xml:space="preserve">​</w:t>
             </w:r>
           </w:p>
@@ -2565,7 +2768,7 @@
             </w:pPr>
             <w:r>
               <w:rPr>
-                <w:rFonts w:hint="eastAsia"/>
+                <w:rFonts w:hint="eastAsia" w:eastAsia="黑体"/>
               </w:rPr>
               <w:t xml:space="preserve">开关频率</w:t>
             </w:r>
@@ -2578,6 +2781,9 @@
               <w:pStyle w:val="Compact"/>
             </w:pPr>
             <w:r>
+              <w:rPr>
+                <w:rFonts w:eastAsia="黑体"/>
+              </w:rPr>
               <w:t xml:space="preserve">Hz</w:t>
             </w:r>
           </w:p>
@@ -2592,7 +2798,7 @@
       </w:pPr>
       <w:r>
         <w:rPr>
-          <w:rFonts w:hint="eastAsia"/>
+          <w:rFonts w:hint="eastAsia" w:eastAsia="黑体"/>
         </w:rPr>
         <w:t xml:space="preserve">元件调整影响</w:t>
       </w:r>
@@ -2607,7 +2813,7 @@
       </w:pPr>
       <w:r>
         <w:rPr>
-          <w:rFonts w:hint="eastAsia"/>
+          <w:rFonts w:hint="eastAsia" w:eastAsia="黑体"/>
           <w:b/>
           <w:bCs/>
         </w:rPr>
@@ -2615,6 +2821,7 @@
       </w:r>
       <w:r>
         <w:rPr>
+          <w:rFonts w:eastAsia="黑体"/>
           <w:b/>
           <w:bCs/>
         </w:rPr>
@@ -2627,6 +2834,7 @@
       </m:oMath>
       <w:r>
         <w:rPr>
+          <w:rFonts w:eastAsia="黑体"/>
           <w:b/>
           <w:bCs/>
         </w:rPr>
@@ -2634,25 +2842,34 @@
       </w:r>
       <w:r>
         <w:rPr>
-          <w:rFonts w:hint="eastAsia"/>
+          <w:rFonts w:hint="eastAsia" w:eastAsia="黑体"/>
           <w:b/>
           <w:bCs/>
         </w:rPr>
         <w:t xml:space="preserve">增大</w:t>
       </w:r>
       <w:r>
+        <w:rPr>
+          <w:rFonts w:eastAsia="黑体"/>
+        </w:rPr>
         <w:t xml:space="preserve"> </w:t>
       </w:r>
       <w:r>
+        <w:rPr>
+          <w:rFonts w:eastAsia="黑体"/>
+        </w:rPr>
         <w:t xml:space="preserve">→ </w:t>
       </w:r>
       <w:r>
         <w:rPr>
-          <w:rFonts w:hint="eastAsia"/>
+          <w:rFonts w:hint="eastAsia" w:eastAsia="黑体"/>
         </w:rPr>
         <w:t xml:space="preserve">钳位电压</w:t>
       </w:r>
       <w:r>
+        <w:rPr>
+          <w:rFonts w:eastAsia="黑体"/>
+        </w:rPr>
         <w:t xml:space="preserve"> </w:t>
       </w:r>
       <m:oMath>
@@ -2682,11 +2899,14 @@
         </m:sSub>
       </m:oMath>
       <w:r>
+        <w:rPr>
+          <w:rFonts w:eastAsia="黑体"/>
+        </w:rPr>
         <w:t xml:space="preserve"> </w:t>
       </w:r>
       <w:r>
         <w:rPr>
-          <w:rFonts w:hint="eastAsia"/>
+          <w:rFonts w:hint="eastAsia" w:eastAsia="黑体"/>
         </w:rPr>
         <w:t xml:space="preserve">与主开关电压应力上升。</w:t>
       </w:r>
@@ -2701,7 +2921,7 @@
       </w:pPr>
       <w:r>
         <w:rPr>
-          <w:rFonts w:hint="eastAsia"/>
+          <w:rFonts w:hint="eastAsia" w:eastAsia="黑体"/>
           <w:b/>
           <w:bCs/>
         </w:rPr>
@@ -2709,6 +2929,7 @@
       </w:r>
       <w:r>
         <w:rPr>
+          <w:rFonts w:eastAsia="黑体"/>
           <w:b/>
           <w:bCs/>
         </w:rPr>
@@ -2730,6 +2951,7 @@
       </m:oMath>
       <w:r>
         <w:rPr>
+          <w:rFonts w:eastAsia="黑体"/>
           <w:b/>
           <w:bCs/>
         </w:rPr>
@@ -2737,21 +2959,27 @@
       </w:r>
       <w:r>
         <w:rPr>
-          <w:rFonts w:hint="eastAsia"/>
+          <w:rFonts w:hint="eastAsia" w:eastAsia="黑体"/>
           <w:b/>
           <w:bCs/>
         </w:rPr>
         <w:t xml:space="preserve">增大</w:t>
       </w:r>
       <w:r>
+        <w:rPr>
+          <w:rFonts w:eastAsia="黑体"/>
+        </w:rPr>
         <w:t xml:space="preserve"> </w:t>
       </w:r>
       <w:r>
+        <w:rPr>
+          <w:rFonts w:eastAsia="黑体"/>
+        </w:rPr>
         <w:t xml:space="preserve">→ ZVS </w:t>
       </w:r>
       <w:r>
         <w:rPr>
-          <w:rFonts w:hint="eastAsia"/>
+          <w:rFonts w:hint="eastAsia" w:eastAsia="黑体"/>
         </w:rPr>
         <w:t xml:space="preserve">范围扩大，但钳位环流损耗增大、有效占空比损失增加。</w:t>
       </w:r>
@@ -2766,7 +2994,7 @@
       </w:pPr>
       <w:r>
         <w:rPr>
-          <w:rFonts w:hint="eastAsia"/>
+          <w:rFonts w:hint="eastAsia" w:eastAsia="黑体"/>
           <w:b/>
           <w:bCs/>
         </w:rPr>
@@ -2774,6 +3002,7 @@
       </w:r>
       <w:r>
         <w:rPr>
+          <w:rFonts w:eastAsia="黑体"/>
           <w:b/>
           <w:bCs/>
         </w:rPr>
@@ -2807,6 +3036,7 @@
       </m:oMath>
       <w:r>
         <w:rPr>
+          <w:rFonts w:eastAsia="黑体"/>
           <w:b/>
           <w:bCs/>
         </w:rPr>
@@ -2814,30 +3044,39 @@
       </w:r>
       <w:r>
         <w:rPr>
-          <w:rFonts w:hint="eastAsia"/>
+          <w:rFonts w:hint="eastAsia" w:eastAsia="黑体"/>
           <w:b/>
           <w:bCs/>
         </w:rPr>
         <w:t xml:space="preserve">减小</w:t>
       </w:r>
       <w:r>
+        <w:rPr>
+          <w:rFonts w:eastAsia="黑体"/>
+        </w:rPr>
         <w:t xml:space="preserve"> </w:t>
       </w:r>
       <w:r>
+        <w:rPr>
+          <w:rFonts w:eastAsia="黑体"/>
+        </w:rPr>
         <w:t xml:space="preserve">→ </w:t>
       </w:r>
       <w:r>
         <w:rPr>
-          <w:rFonts w:hint="eastAsia"/>
+          <w:rFonts w:hint="eastAsia" w:eastAsia="黑体"/>
         </w:rPr>
         <w:t xml:space="preserve">电压纹波增大，但</w:t>
       </w:r>
       <w:r>
+        <w:rPr>
+          <w:rFonts w:eastAsia="黑体"/>
+        </w:rPr>
         <w:t xml:space="preserve"> ZVS </w:t>
       </w:r>
       <w:r>
         <w:rPr>
-          <w:rFonts w:hint="eastAsia"/>
+          <w:rFonts w:hint="eastAsia" w:eastAsia="黑体"/>
         </w:rPr>
         <w:t xml:space="preserve">过渡加快；需在二者间折中。</w:t>
       </w:r>
@@ -2852,7 +3091,7 @@
       </w:pPr>
       <w:r>
         <w:rPr>
-          <w:rFonts w:hint="eastAsia"/>
+          <w:rFonts w:hint="eastAsia" w:eastAsia="黑体"/>
           <w:b/>
           <w:bCs/>
         </w:rPr>
@@ -2860,6 +3099,7 @@
       </w:r>
       <w:r>
         <w:rPr>
+          <w:rFonts w:eastAsia="黑体"/>
           <w:b/>
           <w:bCs/>
         </w:rPr>
@@ -2881,6 +3121,7 @@
       </m:oMath>
       <w:r>
         <w:rPr>
+          <w:rFonts w:eastAsia="黑体"/>
           <w:b/>
           <w:bCs/>
         </w:rPr>
@@ -2888,39 +3129,51 @@
       </w:r>
       <w:r>
         <w:rPr>
-          <w:rFonts w:hint="eastAsia"/>
+          <w:rFonts w:hint="eastAsia" w:eastAsia="黑体"/>
           <w:b/>
           <w:bCs/>
         </w:rPr>
         <w:t xml:space="preserve">增大</w:t>
       </w:r>
       <w:r>
+        <w:rPr>
+          <w:rFonts w:eastAsia="黑体"/>
+        </w:rPr>
         <w:t xml:space="preserve"> </w:t>
       </w:r>
       <w:r>
+        <w:rPr>
+          <w:rFonts w:eastAsia="黑体"/>
+        </w:rPr>
         <w:t xml:space="preserve">→ </w:t>
       </w:r>
       <w:r>
         <w:rPr>
-          <w:rFonts w:hint="eastAsia"/>
+          <w:rFonts w:hint="eastAsia" w:eastAsia="黑体"/>
         </w:rPr>
         <w:t xml:space="preserve">原边环流损耗减小，但</w:t>
       </w:r>
       <w:r>
+        <w:rPr>
+          <w:rFonts w:eastAsia="黑体"/>
+        </w:rPr>
         <w:t xml:space="preserve"> ZVS </w:t>
       </w:r>
       <w:r>
         <w:rPr>
-          <w:rFonts w:hint="eastAsia"/>
+          <w:rFonts w:hint="eastAsia" w:eastAsia="黑体"/>
         </w:rPr>
         <w:t xml:space="preserve">实现所需的电流减小，ZVS</w:t>
       </w:r>
       <w:r>
+        <w:rPr>
+          <w:rFonts w:eastAsia="黑体"/>
+        </w:rPr>
         <w:t xml:space="preserve"> </w:t>
       </w:r>
       <w:r>
         <w:rPr>
-          <w:rFonts w:hint="eastAsia"/>
+          <w:rFonts w:hint="eastAsia" w:eastAsia="黑体"/>
         </w:rPr>
         <w:t xml:space="preserve">变难。</w:t>
       </w:r>
@@ -2933,7 +3186,7 @@
       </w:pPr>
       <w:r>
         <w:rPr>
-          <w:rFonts w:hint="eastAsia"/>
+          <w:rFonts w:hint="eastAsia" w:eastAsia="黑体"/>
         </w:rPr>
         <w:t xml:space="preserve">典型参数示例</w:t>
       </w:r>
@@ -2948,11 +3201,14 @@
       </w:pPr>
       <w:r>
         <w:rPr>
-          <w:rFonts w:hint="eastAsia"/>
+          <w:rFonts w:hint="eastAsia" w:eastAsia="黑体"/>
         </w:rPr>
         <w:t xml:space="preserve">取</w:t>
       </w:r>
       <w:r>
+        <w:rPr>
+          <w:rFonts w:eastAsia="黑体"/>
+        </w:rPr>
         <w:t xml:space="preserve"> </w:t>
       </w:r>
       <m:oMath>
@@ -2992,6 +3248,9 @@
         </m:r>
       </m:oMath>
       <w:r>
+        <w:rPr>
+          <w:rFonts w:eastAsia="黑体"/>
+        </w:rPr>
         <w:t xml:space="preserve">、</w:t>
       </w:r>
       <m:oMath>
@@ -3010,7 +3269,7 @@
       </m:oMath>
       <w:r>
         <w:rPr>
-          <w:rFonts w:hint="eastAsia"/>
+          <w:rFonts w:hint="eastAsia" w:eastAsia="黑体"/>
         </w:rPr>
         <w:t xml:space="preserve">：</w:t>
       </w:r>
@@ -3091,11 +3350,14 @@
       </m:oMath>
       <w:r>
         <w:rPr>
-          <w:rFonts w:hint="eastAsia"/>
+          <w:rFonts w:hint="eastAsia" w:eastAsia="黑体"/>
         </w:rPr>
         <w:t xml:space="preserve">；主开关</w:t>
       </w:r>
       <w:r>
+        <w:rPr>
+          <w:rFonts w:eastAsia="黑体"/>
+        </w:rPr>
         <w:t xml:space="preserve"> </w:t>
       </w:r>
       <m:oMath>
@@ -3177,6 +3439,9 @@
         </m:r>
       </m:oMath>
       <w:r>
+        <w:rPr>
+          <w:rFonts w:eastAsia="黑体"/>
+        </w:rPr>
         <w:t xml:space="preserve">。</w:t>
       </w:r>
     </w:p>
@@ -3190,11 +3455,14 @@
       </w:pPr>
       <w:r>
         <w:rPr>
-          <w:rFonts w:hint="eastAsia"/>
+          <w:rFonts w:hint="eastAsia" w:eastAsia="黑体"/>
         </w:rPr>
         <w:t xml:space="preserve">取</w:t>
       </w:r>
       <w:r>
+        <w:rPr>
+          <w:rFonts w:eastAsia="黑体"/>
+        </w:rPr>
         <w:t xml:space="preserve"> </w:t>
       </w:r>
       <m:oMath>
@@ -3234,6 +3502,9 @@
         </m:r>
       </m:oMath>
       <w:r>
+        <w:rPr>
+          <w:rFonts w:eastAsia="黑体"/>
+        </w:rPr>
         <w:t xml:space="preserve">、</w:t>
       </w:r>
       <m:oMath>
@@ -3273,6 +3544,9 @@
         </m:r>
       </m:oMath>
       <w:r>
+        <w:rPr>
+          <w:rFonts w:eastAsia="黑体"/>
+        </w:rPr>
         <w:t xml:space="preserve">、</w:t>
       </w:r>
       <m:oMath>
@@ -3291,7 +3565,7 @@
       </m:oMath>
       <w:r>
         <w:rPr>
-          <w:rFonts w:hint="eastAsia"/>
+          <w:rFonts w:hint="eastAsia" w:eastAsia="黑体"/>
         </w:rPr>
         <w:t xml:space="preserve">：</w:t>
       </w:r>
@@ -3452,6 +3726,9 @@
         </m:r>
       </m:oMath>
       <w:r>
+        <w:rPr>
+          <w:rFonts w:eastAsia="黑体"/>
+        </w:rPr>
         <w:t xml:space="preserve">。</w:t>
       </w:r>
     </w:p>
@@ -3463,7 +3740,7 @@
       </w:pPr>
       <w:r>
         <w:rPr>
-          <w:rFonts w:hint="eastAsia"/>
+          <w:rFonts w:hint="eastAsia" w:eastAsia="黑体"/>
         </w:rPr>
         <w:t xml:space="preserve">常见器件型号</w:t>
       </w:r>
@@ -3478,7 +3755,7 @@
       </w:pPr>
       <w:r>
         <w:rPr>
-          <w:rFonts w:hint="eastAsia"/>
+          <w:rFonts w:hint="eastAsia" w:eastAsia="黑体"/>
         </w:rPr>
         <w:t xml:space="preserve">有源钳位反激控制芯片：UCC28780、UCC28600、NCP1562。</w:t>
       </w:r>
@@ -3493,16 +3770,19 @@
       </w:pPr>
       <w:r>
         <w:rPr>
-          <w:rFonts w:hint="eastAsia"/>
+          <w:rFonts w:hint="eastAsia" w:eastAsia="黑体"/>
         </w:rPr>
         <w:t xml:space="preserve">主开关与钳位开关</w:t>
       </w:r>
       <w:r>
+        <w:rPr>
+          <w:rFonts w:eastAsia="黑体"/>
+        </w:rPr>
         <w:t xml:space="preserve"> </w:t>
       </w:r>
       <w:r>
         <w:rPr>
-          <w:rFonts w:hint="eastAsia"/>
+          <w:rFonts w:hint="eastAsia" w:eastAsia="黑体"/>
         </w:rPr>
         <w:t xml:space="preserve">MOSFET：IPA60R280P7S、STD7N60M2。</w:t>
       </w:r>
@@ -3517,16 +3797,19 @@
       </w:pPr>
       <w:r>
         <w:rPr>
-          <w:rFonts w:hint="eastAsia"/>
+          <w:rFonts w:hint="eastAsia" w:eastAsia="黑体"/>
         </w:rPr>
         <w:t xml:space="preserve">钳位电容：C0G/NP0</w:t>
       </w:r>
       <w:r>
+        <w:rPr>
+          <w:rFonts w:eastAsia="黑体"/>
+        </w:rPr>
         <w:t xml:space="preserve"> </w:t>
       </w:r>
       <w:r>
         <w:rPr>
-          <w:rFonts w:hint="eastAsia"/>
+          <w:rFonts w:hint="eastAsia" w:eastAsia="黑体"/>
         </w:rPr>
         <w:t xml:space="preserve">贴片电容、金属化聚丙烯电容。</w:t>
       </w:r>
@@ -3539,7 +3822,7 @@
       </w:pPr>
       <w:r>
         <w:rPr>
-          <w:rFonts w:hint="eastAsia"/>
+          <w:rFonts w:hint="eastAsia" w:eastAsia="黑体"/>
         </w:rPr>
         <w:t xml:space="preserve">注意事项</w:t>
       </w:r>
@@ -3554,7 +3837,7 @@
       </w:pPr>
       <w:r>
         <w:rPr>
-          <w:rFonts w:hint="eastAsia"/>
+          <w:rFonts w:hint="eastAsia" w:eastAsia="黑体"/>
         </w:rPr>
         <w:t xml:space="preserve">主开关与钳位开关之间必须设置死区时间，避免直通。</w:t>
       </w:r>
@@ -3569,11 +3852,14 @@
       </w:pPr>
       <w:r>
         <w:rPr>
-          <w:rFonts w:hint="eastAsia"/>
+          <w:rFonts w:hint="eastAsia" w:eastAsia="黑体"/>
         </w:rPr>
         <w:t xml:space="preserve">钳位电容耐压需大于</w:t>
       </w:r>
       <w:r>
+        <w:rPr>
+          <w:rFonts w:eastAsia="黑体"/>
+        </w:rPr>
         <w:t xml:space="preserve"> </w:t>
       </w:r>
       <m:oMath>
@@ -3603,11 +3889,14 @@
         </m:sSub>
       </m:oMath>
       <w:r>
+        <w:rPr>
+          <w:rFonts w:eastAsia="黑体"/>
+        </w:rPr>
         <w:t xml:space="preserve"> </w:t>
       </w:r>
       <w:r>
         <w:rPr>
-          <w:rFonts w:hint="eastAsia"/>
+          <w:rFonts w:hint="eastAsia" w:eastAsia="黑体"/>
         </w:rPr>
         <w:t xml:space="preserve">峰值且考虑过压裕量。</w:t>
       </w:r>
@@ -3621,11 +3910,14 @@
         </w:numPr>
       </w:pPr>
       <w:r>
+        <w:rPr>
+          <w:rFonts w:eastAsia="黑体"/>
+        </w:rPr>
         <w:t xml:space="preserve">ZVS </w:t>
       </w:r>
       <w:r>
         <w:rPr>
-          <w:rFonts w:hint="eastAsia"/>
+          <w:rFonts w:hint="eastAsia" w:eastAsia="黑体"/>
         </w:rPr>
         <w:t xml:space="preserve">依赖漏感与励磁电流，负载变化时需校核全负载范围的软开关。</w:t>
       </w:r>
@@ -3640,7 +3932,7 @@
       </w:pPr>
       <w:r>
         <w:rPr>
-          <w:rFonts w:hint="eastAsia"/>
+          <w:rFonts w:hint="eastAsia" w:eastAsia="黑体"/>
         </w:rPr>
         <w:t xml:space="preserve">钳位支路存在环流损耗，钳位开关的导通损耗不可忽略。</w:t>
       </w:r>
@@ -3653,7 +3945,7 @@
       </w:pPr>
       <w:r>
         <w:rPr>
-          <w:rFonts w:hint="eastAsia"/>
+          <w:rFonts w:hint="eastAsia" w:eastAsia="黑体"/>
         </w:rPr>
         <w:t xml:space="preserve">参考资料</w:t>
       </w:r>
@@ -3667,15 +3959,21 @@
         </w:numPr>
       </w:pPr>
       <w:r>
+        <w:rPr>
+          <w:rFonts w:eastAsia="黑体"/>
+        </w:rPr>
         <w:t xml:space="preserve">TI </w:t>
       </w:r>
       <w:r>
         <w:rPr>
-          <w:rFonts w:hint="eastAsia"/>
+          <w:rFonts w:hint="eastAsia" w:eastAsia="黑体"/>
         </w:rPr>
         <w:t xml:space="preserve">应用笔记</w:t>
       </w:r>
       <w:r>
+        <w:rPr>
+          <w:rFonts w:eastAsia="黑体"/>
+        </w:rPr>
         <w:t xml:space="preserve"> SLUA808《Designing an Active-Clamp Flyback》。</w:t>
       </w:r>
     </w:p>
@@ -3688,6 +3986,9 @@
         </w:numPr>
       </w:pPr>
       <w:r>
+        <w:rPr>
+          <w:rFonts w:eastAsia="黑体"/>
+        </w:rPr>
         <w:t xml:space="preserve">Wikipedia: Flyback converter。</w:t>
       </w:r>
     </w:p>
@@ -3701,16 +4002,19 @@
       </w:pPr>
       <w:r>
         <w:rPr>
-          <w:rFonts w:hint="eastAsia"/>
+          <w:rFonts w:hint="eastAsia" w:eastAsia="黑体"/>
         </w:rPr>
         <w:t xml:space="preserve">《开关电源设计》（Abraham</w:t>
       </w:r>
       <w:r>
+        <w:rPr>
+          <w:rFonts w:eastAsia="黑体"/>
+        </w:rPr>
         <w:t xml:space="preserve"> I. </w:t>
       </w:r>
       <w:r>
         <w:rPr>
-          <w:rFonts w:hint="eastAsia"/>
+          <w:rFonts w:hint="eastAsia" w:eastAsia="黑体"/>
         </w:rPr>
         <w:t xml:space="preserve">Pressman）。</w:t>
       </w:r>
@@ -3724,11 +4028,11 @@
       </w:pPr>
       <w:r>
         <w:rPr>
-          <w:rFonts w:ascii="Times New Roman" w:hAnsi="Times New Roman"/>
+          <w:rFonts w:ascii="Times New Roman" w:hAnsi="Times New Roman" w:eastAsia="黑体"/>
           <w:color w:val="555555"/>
           <w:sz w:val="21"/>
         </w:rPr>
-        <w:t>材料收集者：杜文杰</w:t>
+        <w:t>材料收集者：杜文杰，WX手机：19519196569，QQ:3478827729</w:t>
       </w:r>
     </w:p>
     <w:sectPr>
@@ -3748,7 +4052,7 @@
 </file>
 
 <file path=word/footer1.xml><?xml version="1.0" encoding="utf-8"?>
-<w:ftr xmlns:m="http://schemas.openxmlformats.org/officeDocument/2006/math" xmlns:mc="http://schemas.openxmlformats.org/markup-compatibility/2006" xmlns:mo="http://schemas.microsoft.com/office/mac/office/2008/main" xmlns:mv="urn:schemas-microsoft-com:mac:vml" xmlns:o="urn:schemas-microsoft-com:office:office" xmlns:r="http://schemas.openxmlformats.org/officeDocument/2006/relationships" xmlns:v="urn:schemas-microsoft-com:vml" xmlns:w10="urn:schemas-microsoft-com:office:word" xmlns:w14="http://schemas.microsoft.com/office/word/2010/wordml" xmlns:w="http://schemas.openxmlformats.org/wordprocessingml/2006/main" xmlns:wne="http://schemas.microsoft.com/office/word/2006/wordml" xmlns:wp14="http://schemas.microsoft.com/office/word/2010/wordprocessingDrawing" xmlns:wp="http://schemas.openxmlformats.org/drawingml/2006/wordprocessingDrawing" xmlns:wpc="http://schemas.microsoft.com/office/word/2010/wordprocessingCanvas" xmlns:wpg="http://schemas.microsoft.com/office/word/2010/wordprocessingGroup" xmlns:wpi="http://schemas.microsoft.com/office/word/2010/wordprocessingInk" xmlns:wps="http://schemas.microsoft.com/office/word/2010/wordprocessingShape" mc:Ignorable="w14 wp14">
+<w:ftr xmlns:mc="http://schemas.openxmlformats.org/markup-compatibility/2006" xmlns:w="http://schemas.openxmlformats.org/wordprocessingml/2006/main" xmlns:m="http://schemas.openxmlformats.org/officeDocument/2006/math" xmlns:mo="http://schemas.microsoft.com/office/mac/office/2008/main" xmlns:mv="urn:schemas-microsoft-com:mac:vml" xmlns:o="urn:schemas-microsoft-com:office:office" xmlns:r="http://schemas.openxmlformats.org/officeDocument/2006/relationships" xmlns:v="urn:schemas-microsoft-com:vml" xmlns:w10="urn:schemas-microsoft-com:office:word" xmlns:w14="http://schemas.microsoft.com/office/word/2010/wordml" xmlns:wne="http://schemas.microsoft.com/office/word/2006/wordml" xmlns:wp14="http://schemas.microsoft.com/office/word/2010/wordprocessingDrawing" xmlns:wp="http://schemas.openxmlformats.org/drawingml/2006/wordprocessingDrawing" xmlns:wpc="http://schemas.microsoft.com/office/word/2010/wordprocessingCanvas" xmlns:wpg="http://schemas.microsoft.com/office/word/2010/wordprocessingGroup" xmlns:wpi="http://schemas.microsoft.com/office/word/2010/wordprocessingInk" xmlns:wps="http://schemas.microsoft.com/office/word/2010/wordprocessingShape" mc:Ignorable="w14 wp14">
   <w:p>
     <w:pPr>
       <w:pStyle w:val="Footer"/>
@@ -3756,12 +4060,14 @@
     </w:pPr>
     <w:r>
       <w:rPr>
+        <w:rFonts w:eastAsia="黑体"/>
         <w:sz w:val="18"/>
       </w:rPr>
       <w:t xml:space="preserve">第 </w:t>
     </w:r>
     <w:r>
       <w:rPr>
+        <w:rFonts w:eastAsia="黑体"/>
         <w:sz w:val="18"/>
       </w:rPr>
       <w:fldChar w:fldCharType="begin"/>
@@ -3770,6 +4076,7 @@
     </w:r>
     <w:r>
       <w:rPr>
+        <w:rFonts w:eastAsia="黑体"/>
         <w:sz w:val="18"/>
       </w:rPr>
       <w:t xml:space="preserve"> 页</w:t>
@@ -3783,6 +4090,9 @@
   <w:footnote w:type="continuationSeparator" w:id="0">
     <w:p>
       <w:r>
+        <w:rPr>
+          <w:rFonts w:eastAsia="黑体"/>
+        </w:rPr>
         <w:continuationSeparator/>
       </w:r>
     </w:p>
@@ -3790,6 +4100,9 @@
   <w:footnote w:type="separator" w:id="-1">
     <w:p>
       <w:r>
+        <w:rPr>
+          <w:rFonts w:eastAsia="黑体"/>
+        </w:rPr>
         <w:separator/>
       </w:r>
     </w:p>
@@ -3798,7 +4111,7 @@
 </file>
 
 <file path=word/header1.xml><?xml version="1.0" encoding="utf-8"?>
-<w:hdr xmlns:m="http://schemas.openxmlformats.org/officeDocument/2006/math" xmlns:mc="http://schemas.openxmlformats.org/markup-compatibility/2006" xmlns:mo="http://schemas.microsoft.com/office/mac/office/2008/main" xmlns:mv="urn:schemas-microsoft-com:mac:vml" xmlns:o="urn:schemas-microsoft-com:office:office" xmlns:r="http://schemas.openxmlformats.org/officeDocument/2006/relationships" xmlns:v="urn:schemas-microsoft-com:vml" xmlns:w10="urn:schemas-microsoft-com:office:word" xmlns:w14="http://schemas.microsoft.com/office/word/2010/wordml" xmlns:w="http://schemas.openxmlformats.org/wordprocessingml/2006/main" xmlns:wne="http://schemas.microsoft.com/office/word/2006/wordml" xmlns:wp14="http://schemas.microsoft.com/office/word/2010/wordprocessingDrawing" xmlns:wp="http://schemas.openxmlformats.org/drawingml/2006/wordprocessingDrawing" xmlns:wpc="http://schemas.microsoft.com/office/word/2010/wordprocessingCanvas" xmlns:wpg="http://schemas.microsoft.com/office/word/2010/wordprocessingGroup" xmlns:wpi="http://schemas.microsoft.com/office/word/2010/wordprocessingInk" xmlns:wps="http://schemas.microsoft.com/office/word/2010/wordprocessingShape" mc:Ignorable="w14 wp14">
+<w:hdr xmlns:mc="http://schemas.openxmlformats.org/markup-compatibility/2006" xmlns:w="http://schemas.openxmlformats.org/wordprocessingml/2006/main" xmlns:m="http://schemas.openxmlformats.org/officeDocument/2006/math" xmlns:mo="http://schemas.microsoft.com/office/mac/office/2008/main" xmlns:mv="urn:schemas-microsoft-com:mac:vml" xmlns:o="urn:schemas-microsoft-com:office:office" xmlns:r="http://schemas.openxmlformats.org/officeDocument/2006/relationships" xmlns:v="urn:schemas-microsoft-com:vml" xmlns:w10="urn:schemas-microsoft-com:office:word" xmlns:w14="http://schemas.microsoft.com/office/word/2010/wordml" xmlns:wne="http://schemas.microsoft.com/office/word/2006/wordml" xmlns:wp14="http://schemas.microsoft.com/office/word/2010/wordprocessingDrawing" xmlns:wp="http://schemas.openxmlformats.org/drawingml/2006/wordprocessingDrawing" xmlns:wpc="http://schemas.microsoft.com/office/word/2010/wordprocessingCanvas" xmlns:wpg="http://schemas.microsoft.com/office/word/2010/wordprocessingGroup" xmlns:wpi="http://schemas.microsoft.com/office/word/2010/wordprocessingInk" xmlns:wps="http://schemas.microsoft.com/office/word/2010/wordprocessingShape" mc:Ignorable="w14 wp14">
   <w:p>
     <w:pPr>
       <w:pStyle w:val="Header"/>
@@ -3806,7 +4119,7 @@
     </w:pPr>
     <w:r>
       <w:rPr>
-        <w:rFonts w:ascii="Times New Roman" w:hAnsi="Times New Roman"/>
+        <w:rFonts w:ascii="Times New Roman" w:hAnsi="Times New Roman" w:eastAsia="黑体"/>
         <w:sz w:val="18"/>
         <w:rFonts w:eastAsia="黑体"/>
         <w:rFonts w:eastAsia="黑体"/>
@@ -3818,7 +4131,7 @@
 </file>
 
 <file path=word/numbering.xml><?xml version="1.0" encoding="utf-8"?>
-<w:numbering xmlns:m="http://schemas.openxmlformats.org/officeDocument/2006/math" xmlns:mc="http://schemas.openxmlformats.org/markup-compatibility/2006" xmlns:mo="http://schemas.microsoft.com/office/mac/office/2008/main" xmlns:mv="urn:schemas-microsoft-com:mac:vml" xmlns:o="urn:schemas-microsoft-com:office:office" xmlns:r="http://schemas.openxmlformats.org/officeDocument/2006/relationships" xmlns:v="urn:schemas-microsoft-com:vml" xmlns:w="http://schemas.openxmlformats.org/wordprocessingml/2006/main" xmlns:w10="urn:schemas-microsoft-com:office:word" xmlns:w14="http://schemas.microsoft.com/office/word/2010/wordml" xmlns:wne="http://schemas.microsoft.com/office/word/2006/wordml" xmlns:wp="http://schemas.openxmlformats.org/drawingml/2006/wordprocessingDrawing" xmlns:wp14="http://schemas.microsoft.com/office/word/2010/wordprocessingDrawing" xmlns:wpc="http://schemas.microsoft.com/office/word/2010/wordprocessingCanvas" xmlns:wpg="http://schemas.microsoft.com/office/word/2010/wordprocessingGroup" xmlns:wpi="http://schemas.microsoft.com/office/word/2010/wordprocessingInk" xmlns:wps="http://schemas.microsoft.com/office/word/2010/wordprocessingShape" mc:Ignorable="w14 wp14">
+<w:numbering xmlns:mc="http://schemas.openxmlformats.org/markup-compatibility/2006" xmlns:w="http://schemas.openxmlformats.org/wordprocessingml/2006/main" xmlns:m="http://schemas.openxmlformats.org/officeDocument/2006/math" xmlns:mo="http://schemas.microsoft.com/office/mac/office/2008/main" xmlns:mv="urn:schemas-microsoft-com:mac:vml" xmlns:o="urn:schemas-microsoft-com:office:office" xmlns:r="http://schemas.openxmlformats.org/officeDocument/2006/relationships" xmlns:v="urn:schemas-microsoft-com:vml" xmlns:w10="urn:schemas-microsoft-com:office:word" xmlns:w14="http://schemas.microsoft.com/office/word/2010/wordml" xmlns:wne="http://schemas.microsoft.com/office/word/2006/wordml" xmlns:wp="http://schemas.openxmlformats.org/drawingml/2006/wordprocessingDrawing" xmlns:wp14="http://schemas.microsoft.com/office/word/2010/wordprocessingDrawing" xmlns:wpc="http://schemas.microsoft.com/office/word/2010/wordprocessingCanvas" xmlns:wpg="http://schemas.microsoft.com/office/word/2010/wordprocessingGroup" xmlns:wpi="http://schemas.microsoft.com/office/word/2010/wordprocessingInk" xmlns:wps="http://schemas.microsoft.com/office/word/2010/wordprocessingShape" mc:Ignorable="w14 wp14">
   <w:abstractNum w:abstractNumId="0">
     <w:nsid w:val="FFFFFF7C"/>
     <w:multiLevelType w:val="singleLevel"/>
@@ -3905,7 +4218,7 @@
         <w:ind w:hanging="360" w:left="1440"/>
       </w:pPr>
       <w:rPr>
-        <w:rFonts w:ascii="Symbol" w:hAnsi="Symbol" w:hint="default"/>
+        <w:rFonts w:ascii="Symbol" w:hAnsi="Symbol" w:hint="default" w:eastAsia="黑体"/>
       </w:rPr>
     </w:lvl>
   </w:abstractNum>
@@ -3926,7 +4239,7 @@
         <w:ind w:hanging="360" w:left="1080"/>
       </w:pPr>
       <w:rPr>
-        <w:rFonts w:ascii="Symbol" w:hAnsi="Symbol" w:hint="default"/>
+        <w:rFonts w:ascii="Symbol" w:hAnsi="Symbol" w:hint="default" w:eastAsia="黑体"/>
       </w:rPr>
     </w:lvl>
   </w:abstractNum>
@@ -3947,7 +4260,7 @@
         <w:ind w:hanging="360" w:left="720"/>
       </w:pPr>
       <w:rPr>
-        <w:rFonts w:ascii="Symbol" w:hAnsi="Symbol" w:hint="default"/>
+        <w:rFonts w:ascii="Symbol" w:hAnsi="Symbol" w:hint="default" w:eastAsia="黑体"/>
       </w:rPr>
     </w:lvl>
   </w:abstractNum>
@@ -3986,7 +4299,7 @@
         <w:ind w:hanging="360" w:left="360"/>
       </w:pPr>
       <w:rPr>
-        <w:rFonts w:ascii="Symbol" w:hAnsi="Symbol" w:hint="default"/>
+        <w:rFonts w:ascii="Symbol" w:hAnsi="Symbol" w:hint="default" w:eastAsia="黑体"/>
       </w:rPr>
     </w:lvl>
   </w:abstractNum>
@@ -4077,7 +4390,7 @@
         <w:ind w:left="720" w:hanging="360"/>
       </w:pPr>
       <w:rPr>
-        <w:rFonts w:ascii="Symbol" w:hAnsi="Symbol" w:cs="Symbol" w:hint="default"/>
+        <w:rFonts w:ascii="Symbol" w:hAnsi="Symbol" w:cs="Symbol" w:hint="default" w:eastAsia="黑体"/>
       </w:rPr>
     </w:lvl>
     <w:lvl w:ilvl="1">
@@ -4088,7 +4401,7 @@
         <w:ind w:left="1440" w:hanging="360"/>
       </w:pPr>
       <w:rPr>
-        <w:rFonts w:ascii="Courier New" w:hAnsi="Courier New" w:cs="Courier New" w:hint="default"/>
+        <w:rFonts w:ascii="Courier New" w:hAnsi="Courier New" w:cs="Courier New" w:hint="default" w:eastAsia="黑体"/>
       </w:rPr>
     </w:lvl>
     <w:lvl w:ilvl="2">
@@ -4099,7 +4412,7 @@
         <w:ind w:left="2160" w:hanging="360"/>
       </w:pPr>
       <w:rPr>
-        <w:rFonts w:ascii="Wingdings" w:hAnsi="Wingdings" w:cs="Wingdings" w:hint="default"/>
+        <w:rFonts w:ascii="Wingdings" w:hAnsi="Wingdings" w:cs="Wingdings" w:hint="default" w:eastAsia="黑体"/>
       </w:rPr>
     </w:lvl>
     <w:lvl w:ilvl="3">
@@ -4110,7 +4423,7 @@
         <w:ind w:left="2880" w:hanging="360"/>
       </w:pPr>
       <w:rPr>
-        <w:rFonts w:ascii="Symbol" w:hAnsi="Symbol" w:cs="Symbol" w:hint="default"/>
+        <w:rFonts w:ascii="Symbol" w:hAnsi="Symbol" w:cs="Symbol" w:hint="default" w:eastAsia="黑体"/>
       </w:rPr>
     </w:lvl>
     <w:lvl w:ilvl="4">
@@ -4121,7 +4434,7 @@
         <w:ind w:left="3600" w:hanging="360"/>
       </w:pPr>
       <w:rPr>
-        <w:rFonts w:ascii="Courier New" w:hAnsi="Courier New" w:cs="Courier New" w:hint="default"/>
+        <w:rFonts w:ascii="Courier New" w:hAnsi="Courier New" w:cs="Courier New" w:hint="default" w:eastAsia="黑体"/>
       </w:rPr>
     </w:lvl>
     <w:lvl w:ilvl="5">
@@ -4132,7 +4445,7 @@
         <w:ind w:left="4320" w:hanging="360"/>
       </w:pPr>
       <w:rPr>
-        <w:rFonts w:ascii="Wingdings" w:hAnsi="Wingdings" w:cs="Wingdings" w:hint="default"/>
+        <w:rFonts w:ascii="Wingdings" w:hAnsi="Wingdings" w:cs="Wingdings" w:hint="default" w:eastAsia="黑体"/>
       </w:rPr>
     </w:lvl>
     <w:lvl w:ilvl="6">
@@ -4143,7 +4456,7 @@
         <w:ind w:left="5040" w:hanging="360"/>
       </w:pPr>
       <w:rPr>
-        <w:rFonts w:ascii="Symbol" w:hAnsi="Symbol" w:cs="Symbol" w:hint="default"/>
+        <w:rFonts w:ascii="Symbol" w:hAnsi="Symbol" w:cs="Symbol" w:hint="default" w:eastAsia="黑体"/>
       </w:rPr>
     </w:lvl>
     <w:lvl w:ilvl="7">
@@ -4154,7 +4467,7 @@
         <w:ind w:left="5760" w:hanging="360"/>
       </w:pPr>
       <w:rPr>
-        <w:rFonts w:ascii="Courier New" w:hAnsi="Courier New" w:cs="Courier New" w:hint="default"/>
+        <w:rFonts w:ascii="Courier New" w:hAnsi="Courier New" w:cs="Courier New" w:hint="default" w:eastAsia="黑体"/>
       </w:rPr>
     </w:lvl>
     <w:lvl w:ilvl="8">
@@ -4165,7 +4478,7 @@
         <w:ind w:left="6480" w:hanging="360"/>
       </w:pPr>
       <w:rPr>
-        <w:rFonts w:ascii="Wingdings" w:hAnsi="Wingdings" w:cs="Wingdings" w:hint="default"/>
+        <w:rFonts w:ascii="Wingdings" w:hAnsi="Wingdings" w:cs="Wingdings" w:hint="default" w:eastAsia="黑体"/>
       </w:rPr>
     </w:lvl>
   </w:abstractNum>
@@ -4221,11 +4534,11 @@
 </file>
 
 <file path=word/styles.xml><?xml version="1.0" encoding="utf-8"?>
-<w:styles xmlns:mc="http://schemas.openxmlformats.org/markup-compatibility/2006" xmlns:r="http://schemas.openxmlformats.org/officeDocument/2006/relationships" xmlns:w="http://schemas.openxmlformats.org/wordprocessingml/2006/main" xmlns:w14="http://schemas.microsoft.com/office/word/2010/wordml" mc:Ignorable="w14">
+<w:styles xmlns:mc="http://schemas.openxmlformats.org/markup-compatibility/2006" xmlns:w="http://schemas.openxmlformats.org/wordprocessingml/2006/main" xmlns:r="http://schemas.openxmlformats.org/officeDocument/2006/relationships" xmlns:w14="http://schemas.microsoft.com/office/word/2010/wordml" mc:Ignorable="w14">
   <w:docDefaults>
     <w:rPrDefault>
       <w:rPr>
-        <w:rFonts w:asciiTheme="minorHAnsi" w:cstheme="minorBidi" w:eastAsiaTheme="minorEastAsia" w:hAnsiTheme="minorHAnsi"/>
+        <w:rFonts w:asciiTheme="minorHAnsi" w:cstheme="minorBidi" w:hAnsiTheme="minorHAnsi" w:eastAsia="黑体"/>
         <w:sz w:val="22"/>
         <w:szCs w:val="22"/>
         <w:lang w:bidi="ar-SA" w:eastAsia="en-US" w:val="en-US"/>
@@ -4447,7 +4760,7 @@
       <w:outlineLvl w:val="0"/>
     </w:pPr>
     <w:rPr>
-      <w:rFonts w:ascii="Times New Roman" w:asciiTheme="majorHAnsi" w:cstheme="majorBidi" w:eastAsia="黑体" w:eastAsiaTheme="majorEastAsia" w:hAnsi="Times New Roman" w:hAnsiTheme="majorHAnsi"/>
+      <w:rFonts w:ascii="Times New Roman" w:asciiTheme="majorHAnsi" w:cstheme="majorBidi" w:eastAsia="黑体" w:hAnsi="Times New Roman" w:hAnsiTheme="majorHAnsi"/>
       <w:b/>
       <w:bCs/>
       <w:color w:val="1F3864"/>
@@ -4471,7 +4784,7 @@
       <w:outlineLvl w:val="1"/>
     </w:pPr>
     <w:rPr>
-      <w:rFonts w:ascii="Times New Roman" w:asciiTheme="majorHAnsi" w:cstheme="majorBidi" w:eastAsia="黑体" w:eastAsiaTheme="majorEastAsia" w:hAnsi="Times New Roman" w:hAnsiTheme="majorHAnsi"/>
+      <w:rFonts w:ascii="Times New Roman" w:asciiTheme="majorHAnsi" w:cstheme="majorBidi" w:eastAsia="黑体" w:hAnsi="Times New Roman" w:hAnsiTheme="majorHAnsi"/>
       <w:b/>
       <w:bCs/>
       <w:color w:val="2E4E7E"/>
@@ -4495,7 +4808,7 @@
       <w:outlineLvl w:val="2"/>
     </w:pPr>
     <w:rPr>
-      <w:rFonts w:ascii="Times New Roman" w:asciiTheme="majorHAnsi" w:cstheme="majorBidi" w:eastAsia="黑体" w:eastAsiaTheme="majorEastAsia" w:hAnsi="Times New Roman" w:hAnsiTheme="majorHAnsi"/>
+      <w:rFonts w:ascii="Times New Roman" w:asciiTheme="majorHAnsi" w:cstheme="majorBidi" w:eastAsia="黑体" w:hAnsi="Times New Roman" w:hAnsiTheme="majorHAnsi"/>
       <w:b/>
       <w:bCs/>
       <w:color w:val="2E4E7E"/>
@@ -4519,7 +4832,7 @@
       <w:outlineLvl w:val="3"/>
     </w:pPr>
     <w:rPr>
-      <w:rFonts w:ascii="Times New Roman" w:asciiTheme="majorHAnsi" w:cstheme="majorBidi" w:eastAsia="黑体" w:eastAsiaTheme="majorEastAsia" w:hAnsi="Times New Roman" w:hAnsiTheme="majorHAnsi"/>
+      <w:rFonts w:ascii="Times New Roman" w:asciiTheme="majorHAnsi" w:cstheme="majorBidi" w:eastAsia="黑体" w:hAnsi="Times New Roman" w:hAnsiTheme="majorHAnsi"/>
       <w:b/>
       <w:bCs/>
       <w:i/>
@@ -4545,7 +4858,7 @@
       <w:outlineLvl w:val="4"/>
     </w:pPr>
     <w:rPr>
-      <w:rFonts w:ascii="Times New Roman" w:asciiTheme="majorHAnsi" w:cstheme="majorBidi" w:eastAsia="黑体" w:eastAsiaTheme="majorEastAsia" w:hAnsi="Times New Roman" w:hAnsiTheme="majorHAnsi"/>
+      <w:rFonts w:ascii="Times New Roman" w:asciiTheme="majorHAnsi" w:cstheme="majorBidi" w:eastAsia="黑体" w:hAnsi="Times New Roman" w:hAnsiTheme="majorHAnsi"/>
       <w:b/>
       <w:color w:val="333333"/>
       <w:sz w:val="22"/>
@@ -4568,7 +4881,7 @@
       <w:outlineLvl w:val="5"/>
     </w:pPr>
     <w:rPr>
-      <w:rFonts w:asciiTheme="majorHAnsi" w:cstheme="majorBidi" w:eastAsiaTheme="majorEastAsia" w:hAnsiTheme="majorHAnsi"/>
+      <w:rFonts w:asciiTheme="majorHAnsi" w:cstheme="majorBidi" w:hAnsiTheme="majorHAnsi" w:eastAsia="黑体"/>
       <w:i/>
       <w:iCs/>
       <w:color w:themeColor="accent1" w:themeShade="7F" w:val="243F60"/>
@@ -4591,7 +4904,7 @@
       <w:outlineLvl w:val="6"/>
     </w:pPr>
     <w:rPr>
-      <w:rFonts w:asciiTheme="majorHAnsi" w:cstheme="majorBidi" w:eastAsiaTheme="majorEastAsia" w:hAnsiTheme="majorHAnsi"/>
+      <w:rFonts w:asciiTheme="majorHAnsi" w:cstheme="majorBidi" w:hAnsiTheme="majorHAnsi" w:eastAsia="黑体"/>
       <w:i/>
       <w:iCs/>
       <w:color w:themeColor="text1" w:themeTint="BF" w:val="404040"/>
@@ -4614,7 +4927,7 @@
       <w:outlineLvl w:val="7"/>
     </w:pPr>
     <w:rPr>
-      <w:rFonts w:asciiTheme="majorHAnsi" w:cstheme="majorBidi" w:eastAsiaTheme="majorEastAsia" w:hAnsiTheme="majorHAnsi"/>
+      <w:rFonts w:asciiTheme="majorHAnsi" w:cstheme="majorBidi" w:hAnsiTheme="majorHAnsi" w:eastAsia="黑体"/>
       <w:color w:themeColor="accent1" w:val="4F81BD"/>
       <w:sz w:val="20"/>
       <w:szCs w:val="20"/>
@@ -4637,7 +4950,7 @@
       <w:outlineLvl w:val="8"/>
     </w:pPr>
     <w:rPr>
-      <w:rFonts w:asciiTheme="majorHAnsi" w:cstheme="majorBidi" w:eastAsiaTheme="majorEastAsia" w:hAnsiTheme="majorHAnsi"/>
+      <w:rFonts w:asciiTheme="majorHAnsi" w:cstheme="majorBidi" w:hAnsiTheme="majorHAnsi" w:eastAsia="黑体"/>
       <w:i/>
       <w:iCs/>
       <w:color w:themeColor="text1" w:themeTint="BF" w:val="404040"/>
@@ -4688,7 +5001,7 @@
     <w:uiPriority w:val="9"/>
     <w:rsid w:val="00FC693F"/>
     <w:rPr>
-      <w:rFonts w:asciiTheme="majorHAnsi" w:cstheme="majorBidi" w:eastAsiaTheme="majorEastAsia" w:hAnsiTheme="majorHAnsi"/>
+      <w:rFonts w:asciiTheme="majorHAnsi" w:cstheme="majorBidi" w:hAnsiTheme="majorHAnsi" w:eastAsia="黑体"/>
       <w:b/>
       <w:bCs/>
       <w:color w:themeColor="accent1" w:themeShade="BF" w:val="365F91"/>
@@ -4703,7 +5016,7 @@
     <w:uiPriority w:val="9"/>
     <w:rsid w:val="00FC693F"/>
     <w:rPr>
-      <w:rFonts w:asciiTheme="majorHAnsi" w:cstheme="majorBidi" w:eastAsiaTheme="majorEastAsia" w:hAnsiTheme="majorHAnsi"/>
+      <w:rFonts w:asciiTheme="majorHAnsi" w:cstheme="majorBidi" w:hAnsiTheme="majorHAnsi" w:eastAsia="黑体"/>
       <w:b/>
       <w:bCs/>
       <w:color w:themeColor="accent1" w:val="4F81BD"/>
@@ -4718,7 +5031,7 @@
     <w:uiPriority w:val="9"/>
     <w:rsid w:val="00FC693F"/>
     <w:rPr>
-      <w:rFonts w:asciiTheme="majorHAnsi" w:cstheme="majorBidi" w:eastAsiaTheme="majorEastAsia" w:hAnsiTheme="majorHAnsi"/>
+      <w:rFonts w:asciiTheme="majorHAnsi" w:cstheme="majorBidi" w:hAnsiTheme="majorHAnsi" w:eastAsia="黑体"/>
       <w:b/>
       <w:bCs/>
       <w:color w:themeColor="accent1" w:val="4F81BD"/>
@@ -4741,7 +5054,7 @@
       <w:contextualSpacing/>
     </w:pPr>
     <w:rPr>
-      <w:rFonts w:ascii="Times New Roman" w:asciiTheme="majorHAnsi" w:cstheme="majorBidi" w:eastAsia="黑体" w:eastAsiaTheme="majorEastAsia" w:hAnsi="Times New Roman" w:hAnsiTheme="majorHAnsi"/>
+      <w:rFonts w:ascii="Times New Roman" w:asciiTheme="majorHAnsi" w:cstheme="majorBidi" w:eastAsia="黑体" w:hAnsi="Times New Roman" w:hAnsiTheme="majorHAnsi"/>
       <w:b/>
       <w:color w:val="1F3864"/>
       <w:spacing w:val="5"/>
@@ -4757,7 +5070,7 @@
     <w:uiPriority w:val="10"/>
     <w:rsid w:val="00FC693F"/>
     <w:rPr>
-      <w:rFonts w:asciiTheme="majorHAnsi" w:cstheme="majorBidi" w:eastAsiaTheme="majorEastAsia" w:hAnsiTheme="majorHAnsi"/>
+      <w:rFonts w:asciiTheme="majorHAnsi" w:cstheme="majorBidi" w:hAnsiTheme="majorHAnsi" w:eastAsia="黑体"/>
       <w:color w:themeColor="text2" w:themeShade="BF" w:val="17365D"/>
       <w:spacing w:val="5"/>
       <w:kern w:val="28"/>
@@ -4779,7 +5092,7 @@
       </w:numPr>
     </w:pPr>
     <w:rPr>
-      <w:rFonts w:asciiTheme="majorHAnsi" w:cstheme="majorBidi" w:eastAsiaTheme="majorEastAsia" w:hAnsiTheme="majorHAnsi"/>
+      <w:rFonts w:asciiTheme="majorHAnsi" w:cstheme="majorBidi" w:hAnsiTheme="majorHAnsi" w:eastAsia="黑体"/>
       <w:i/>
       <w:iCs/>
       <w:color w:themeColor="accent1" w:val="4F81BD"/>
@@ -4795,7 +5108,7 @@
     <w:uiPriority w:val="11"/>
     <w:rsid w:val="00FC693F"/>
     <w:rPr>
-      <w:rFonts w:asciiTheme="majorHAnsi" w:cstheme="majorBidi" w:eastAsiaTheme="majorEastAsia" w:hAnsiTheme="majorHAnsi"/>
+      <w:rFonts w:asciiTheme="majorHAnsi" w:cstheme="majorBidi" w:hAnsiTheme="majorHAnsi" w:eastAsia="黑体"/>
       <w:i/>
       <w:iCs/>
       <w:color w:themeColor="accent1" w:val="4F81BD"/>
@@ -4862,6 +5175,7 @@
       <w:spacing w:after="120"/>
     </w:pPr>
     <w:rPr>
+      <w:rFonts w:eastAsia="黑体"/>
       <w:sz w:val="16"/>
       <w:szCs w:val="16"/>
     </w:rPr>
@@ -4873,6 +5187,7 @@
     <w:uiPriority w:val="99"/>
     <w:rsid w:val="00AA1D8D"/>
     <w:rPr>
+      <w:rFonts w:eastAsia="黑体"/>
       <w:sz w:val="16"/>
       <w:szCs w:val="16"/>
     </w:rPr>
@@ -5042,7 +5357,7 @@
       </w:tabs>
     </w:pPr>
     <w:rPr>
-      <w:rFonts w:ascii="Courier" w:hAnsi="Courier"/>
+      <w:rFonts w:ascii="Courier" w:hAnsi="Courier" w:eastAsia="黑体"/>
       <w:sz w:val="20"/>
       <w:szCs w:val="20"/>
     </w:rPr>
@@ -5054,7 +5369,7 @@
     <w:uiPriority w:val="99"/>
     <w:rsid w:val="0029639D"/>
     <w:rPr>
-      <w:rFonts w:ascii="Courier" w:hAnsi="Courier"/>
+      <w:rFonts w:ascii="Courier" w:hAnsi="Courier" w:eastAsia="黑体"/>
       <w:sz w:val="20"/>
       <w:szCs w:val="20"/>
     </w:rPr>
@@ -5090,6 +5405,7 @@
     <w:uiPriority w:val="29"/>
     <w:rsid w:val="00FC693F"/>
     <w:rPr>
+      <w:rFonts w:eastAsia="黑体"/>
       <w:i/>
       <w:iCs/>
       <w:color w:themeColor="text1" w:val="000000"/>
@@ -5103,7 +5419,7 @@
     <w:semiHidden/>
     <w:rsid w:val="00FC693F"/>
     <w:rPr>
-      <w:rFonts w:asciiTheme="majorHAnsi" w:cstheme="majorBidi" w:eastAsiaTheme="majorEastAsia" w:hAnsiTheme="majorHAnsi"/>
+      <w:rFonts w:asciiTheme="majorHAnsi" w:cstheme="majorBidi" w:hAnsiTheme="majorHAnsi" w:eastAsia="黑体"/>
       <w:b/>
       <w:bCs/>
       <w:i/>
@@ -5119,7 +5435,7 @@
     <w:semiHidden/>
     <w:rsid w:val="00FC693F"/>
     <w:rPr>
-      <w:rFonts w:asciiTheme="majorHAnsi" w:cstheme="majorBidi" w:eastAsiaTheme="majorEastAsia" w:hAnsiTheme="majorHAnsi"/>
+      <w:rFonts w:asciiTheme="majorHAnsi" w:cstheme="majorBidi" w:hAnsiTheme="majorHAnsi" w:eastAsia="黑体"/>
       <w:color w:themeColor="accent1" w:themeShade="7F" w:val="243F60"/>
     </w:rPr>
   </w:style>
@@ -5131,7 +5447,7 @@
     <w:semiHidden/>
     <w:rsid w:val="00FC693F"/>
     <w:rPr>
-      <w:rFonts w:asciiTheme="majorHAnsi" w:cstheme="majorBidi" w:eastAsiaTheme="majorEastAsia" w:hAnsiTheme="majorHAnsi"/>
+      <w:rFonts w:asciiTheme="majorHAnsi" w:cstheme="majorBidi" w:hAnsiTheme="majorHAnsi" w:eastAsia="黑体"/>
       <w:i/>
       <w:iCs/>
       <w:color w:themeColor="accent1" w:themeShade="7F" w:val="243F60"/>
@@ -5145,7 +5461,7 @@
     <w:semiHidden/>
     <w:rsid w:val="00FC693F"/>
     <w:rPr>
-      <w:rFonts w:asciiTheme="majorHAnsi" w:cstheme="majorBidi" w:eastAsiaTheme="majorEastAsia" w:hAnsiTheme="majorHAnsi"/>
+      <w:rFonts w:asciiTheme="majorHAnsi" w:cstheme="majorBidi" w:hAnsiTheme="majorHAnsi" w:eastAsia="黑体"/>
       <w:i/>
       <w:iCs/>
       <w:color w:themeColor="text1" w:themeTint="BF" w:val="404040"/>
@@ -5159,7 +5475,7 @@
     <w:semiHidden/>
     <w:rsid w:val="00FC693F"/>
     <w:rPr>
-      <w:rFonts w:asciiTheme="majorHAnsi" w:cstheme="majorBidi" w:eastAsiaTheme="majorEastAsia" w:hAnsiTheme="majorHAnsi"/>
+      <w:rFonts w:asciiTheme="majorHAnsi" w:cstheme="majorBidi" w:hAnsiTheme="majorHAnsi" w:eastAsia="黑体"/>
       <w:color w:themeColor="accent1" w:val="4F81BD"/>
       <w:sz w:val="20"/>
       <w:szCs w:val="20"/>
@@ -5173,7 +5489,7 @@
     <w:semiHidden/>
     <w:rsid w:val="00FC693F"/>
     <w:rPr>
-      <w:rFonts w:asciiTheme="majorHAnsi" w:cstheme="majorBidi" w:eastAsiaTheme="majorEastAsia" w:hAnsiTheme="majorHAnsi"/>
+      <w:rFonts w:asciiTheme="majorHAnsi" w:cstheme="majorBidi" w:hAnsiTheme="majorHAnsi" w:eastAsia="黑体"/>
       <w:i/>
       <w:iCs/>
       <w:color w:themeColor="text1" w:themeTint="BF" w:val="404040"/>
@@ -5194,6 +5510,7 @@
       <w:spacing w:line="240" w:lineRule="auto"/>
     </w:pPr>
     <w:rPr>
+      <w:rFonts w:eastAsia="黑体"/>
       <w:b/>
       <w:bCs/>
       <w:color w:themeColor="accent1" w:val="4F81BD"/>
@@ -5208,6 +5525,7 @@
     <w:qFormat/>
     <w:rsid w:val="00FC693F"/>
     <w:rPr>
+      <w:rFonts w:eastAsia="黑体"/>
       <w:b/>
       <w:bCs/>
     </w:rPr>
@@ -5219,6 +5537,7 @@
     <w:qFormat/>
     <w:rsid w:val="00FC693F"/>
     <w:rPr>
+      <w:rFonts w:eastAsia="黑体"/>
       <w:i/>
       <w:iCs/>
     </w:rPr>
@@ -5239,6 +5558,7 @@
       <w:ind w:left="936" w:right="936"/>
     </w:pPr>
     <w:rPr>
+      <w:rFonts w:eastAsia="黑体"/>
       <w:b/>
       <w:bCs/>
       <w:i/>
@@ -5253,6 +5573,7 @@
     <w:uiPriority w:val="30"/>
     <w:rsid w:val="00FC693F"/>
     <w:rPr>
+      <w:rFonts w:eastAsia="黑体"/>
       <w:b/>
       <w:bCs/>
       <w:i/>
@@ -5267,6 +5588,7 @@
     <w:qFormat/>
     <w:rsid w:val="00FC693F"/>
     <w:rPr>
+      <w:rFonts w:eastAsia="黑体"/>
       <w:i/>
       <w:iCs/>
       <w:color w:themeColor="text1" w:themeTint="7F" w:val="808080"/>
@@ -5279,6 +5601,7 @@
     <w:qFormat/>
     <w:rsid w:val="00FC693F"/>
     <w:rPr>
+      <w:rFonts w:eastAsia="黑体"/>
       <w:b/>
       <w:bCs/>
       <w:i/>
@@ -5293,6 +5616,7 @@
     <w:qFormat/>
     <w:rsid w:val="00FC693F"/>
     <w:rPr>
+      <w:rFonts w:eastAsia="黑体"/>
       <w:smallCaps/>
       <w:color w:themeColor="accent2" w:val="C0504D"/>
       <w:u w:val="single"/>
@@ -5305,6 +5629,7 @@
     <w:qFormat/>
     <w:rsid w:val="00FC693F"/>
     <w:rPr>
+      <w:rFonts w:eastAsia="黑体"/>
       <w:b/>
       <w:bCs/>
       <w:smallCaps/>
@@ -5320,6 +5645,7 @@
     <w:qFormat/>
     <w:rsid w:val="00FC693F"/>
     <w:rPr>
+      <w:rFonts w:eastAsia="黑体"/>
       <w:b/>
       <w:bCs/>
       <w:smallCaps/>
@@ -5374,6 +5700,7 @@
       <w:spacing w:after="0" w:line="240" w:lineRule="auto"/>
     </w:pPr>
     <w:rPr>
+      <w:rFonts w:eastAsia="黑体"/>
       <w:color w:themeColor="text1" w:themeShade="BF" w:val="000000"/>
     </w:rPr>
     <w:tblPr>
@@ -5396,6 +5723,7 @@
         <w:spacing w:after="0" w:before="0" w:line="240" w:lineRule="auto"/>
       </w:pPr>
       <w:rPr>
+        <w:rFonts w:eastAsia="黑体"/>
         <w:b/>
         <w:bCs/>
       </w:rPr>
@@ -5416,6 +5744,7 @@
         <w:spacing w:after="0" w:before="0" w:line="240" w:lineRule="auto"/>
       </w:pPr>
       <w:rPr>
+        <w:rFonts w:eastAsia="黑体"/>
         <w:b/>
         <w:bCs/>
       </w:rPr>
@@ -5433,12 +5762,14 @@
     </w:tblStylePr>
     <w:tblStylePr w:type="firstCol">
       <w:rPr>
+        <w:rFonts w:eastAsia="黑体"/>
         <w:b/>
         <w:bCs/>
       </w:rPr>
     </w:tblStylePr>
     <w:tblStylePr w:type="lastCol">
       <w:rPr>
+        <w:rFonts w:eastAsia="黑体"/>
         <w:b/>
         <w:bCs/>
       </w:rPr>
@@ -5477,6 +5808,7 @@
       <w:spacing w:after="0" w:line="240" w:lineRule="auto"/>
     </w:pPr>
     <w:rPr>
+      <w:rFonts w:eastAsia="黑体"/>
       <w:color w:themeColor="accent1" w:themeShade="BF" w:val="365F91"/>
     </w:rPr>
     <w:tblPr>
@@ -5499,6 +5831,7 @@
         <w:spacing w:after="0" w:before="0" w:line="240" w:lineRule="auto"/>
       </w:pPr>
       <w:rPr>
+        <w:rFonts w:eastAsia="黑体"/>
         <w:b/>
         <w:bCs/>
       </w:rPr>
@@ -5519,6 +5852,7 @@
         <w:spacing w:after="0" w:before="0" w:line="240" w:lineRule="auto"/>
       </w:pPr>
       <w:rPr>
+        <w:rFonts w:eastAsia="黑体"/>
         <w:b/>
         <w:bCs/>
       </w:rPr>
@@ -5536,12 +5870,14 @@
     </w:tblStylePr>
     <w:tblStylePr w:type="firstCol">
       <w:rPr>
+        <w:rFonts w:eastAsia="黑体"/>
         <w:b/>
         <w:bCs/>
       </w:rPr>
     </w:tblStylePr>
     <w:tblStylePr w:type="lastCol">
       <w:rPr>
+        <w:rFonts w:eastAsia="黑体"/>
         <w:b/>
         <w:bCs/>
       </w:rPr>
@@ -5580,6 +5916,7 @@
       <w:spacing w:after="0" w:line="240" w:lineRule="auto"/>
     </w:pPr>
     <w:rPr>
+      <w:rFonts w:eastAsia="黑体"/>
       <w:color w:themeColor="accent2" w:themeShade="BF" w:val="943634"/>
     </w:rPr>
     <w:tblPr>
@@ -5602,6 +5939,7 @@
         <w:spacing w:after="0" w:before="0" w:line="240" w:lineRule="auto"/>
       </w:pPr>
       <w:rPr>
+        <w:rFonts w:eastAsia="黑体"/>
         <w:b/>
         <w:bCs/>
       </w:rPr>
@@ -5622,6 +5960,7 @@
         <w:spacing w:after="0" w:before="0" w:line="240" w:lineRule="auto"/>
       </w:pPr>
       <w:rPr>
+        <w:rFonts w:eastAsia="黑体"/>
         <w:b/>
         <w:bCs/>
       </w:rPr>
@@ -5639,12 +5978,14 @@
     </w:tblStylePr>
     <w:tblStylePr w:type="firstCol">
       <w:rPr>
+        <w:rFonts w:eastAsia="黑体"/>
         <w:b/>
         <w:bCs/>
       </w:rPr>
     </w:tblStylePr>
     <w:tblStylePr w:type="lastCol">
       <w:rPr>
+        <w:rFonts w:eastAsia="黑体"/>
         <w:b/>
         <w:bCs/>
       </w:rPr>
@@ -5683,6 +6024,7 @@
       <w:spacing w:after="0" w:line="240" w:lineRule="auto"/>
     </w:pPr>
     <w:rPr>
+      <w:rFonts w:eastAsia="黑体"/>
       <w:color w:themeColor="accent3" w:themeShade="BF" w:val="76923C"/>
     </w:rPr>
     <w:tblPr>
@@ -5705,6 +6047,7 @@
         <w:spacing w:after="0" w:before="0" w:line="240" w:lineRule="auto"/>
       </w:pPr>
       <w:rPr>
+        <w:rFonts w:eastAsia="黑体"/>
         <w:b/>
         <w:bCs/>
       </w:rPr>
@@ -5725,6 +6068,7 @@
         <w:spacing w:after="0" w:before="0" w:line="240" w:lineRule="auto"/>
       </w:pPr>
       <w:rPr>
+        <w:rFonts w:eastAsia="黑体"/>
         <w:b/>
         <w:bCs/>
       </w:rPr>
@@ -5742,12 +6086,14 @@
     </w:tblStylePr>
     <w:tblStylePr w:type="firstCol">
       <w:rPr>
+        <w:rFonts w:eastAsia="黑体"/>
         <w:b/>
         <w:bCs/>
       </w:rPr>
     </w:tblStylePr>
     <w:tblStylePr w:type="lastCol">
       <w:rPr>
+        <w:rFonts w:eastAsia="黑体"/>
         <w:b/>
         <w:bCs/>
       </w:rPr>
@@ -5786,6 +6132,7 @@
       <w:spacing w:after="0" w:line="240" w:lineRule="auto"/>
     </w:pPr>
     <w:rPr>
+      <w:rFonts w:eastAsia="黑体"/>
       <w:color w:themeColor="accent4" w:themeShade="BF" w:val="5F497A"/>
     </w:rPr>
     <w:tblPr>
@@ -5808,6 +6155,7 @@
         <w:spacing w:after="0" w:before="0" w:line="240" w:lineRule="auto"/>
       </w:pPr>
       <w:rPr>
+        <w:rFonts w:eastAsia="黑体"/>
         <w:b/>
         <w:bCs/>
       </w:rPr>
@@ -5828,6 +6176,7 @@
         <w:spacing w:after="0" w:before="0" w:line="240" w:lineRule="auto"/>
       </w:pPr>
       <w:rPr>
+        <w:rFonts w:eastAsia="黑体"/>
         <w:b/>
         <w:bCs/>
       </w:rPr>
@@ -5845,12 +6194,14 @@
     </w:tblStylePr>
     <w:tblStylePr w:type="firstCol">
       <w:rPr>
+        <w:rFonts w:eastAsia="黑体"/>
         <w:b/>
         <w:bCs/>
       </w:rPr>
     </w:tblStylePr>
     <w:tblStylePr w:type="lastCol">
       <w:rPr>
+        <w:rFonts w:eastAsia="黑体"/>
         <w:b/>
         <w:bCs/>
       </w:rPr>
@@ -5889,6 +6240,7 @@
       <w:spacing w:after="0" w:line="240" w:lineRule="auto"/>
     </w:pPr>
     <w:rPr>
+      <w:rFonts w:eastAsia="黑体"/>
       <w:color w:themeColor="accent5" w:themeShade="BF" w:val="31849B"/>
     </w:rPr>
     <w:tblPr>
@@ -5911,6 +6263,7 @@
         <w:spacing w:after="0" w:before="0" w:line="240" w:lineRule="auto"/>
       </w:pPr>
       <w:rPr>
+        <w:rFonts w:eastAsia="黑体"/>
         <w:b/>
         <w:bCs/>
       </w:rPr>
@@ -5931,6 +6284,7 @@
         <w:spacing w:after="0" w:before="0" w:line="240" w:lineRule="auto"/>
       </w:pPr>
       <w:rPr>
+        <w:rFonts w:eastAsia="黑体"/>
         <w:b/>
         <w:bCs/>
       </w:rPr>
@@ -5948,12 +6302,14 @@
     </w:tblStylePr>
     <w:tblStylePr w:type="firstCol">
       <w:rPr>
+        <w:rFonts w:eastAsia="黑体"/>
         <w:b/>
         <w:bCs/>
       </w:rPr>
     </w:tblStylePr>
     <w:tblStylePr w:type="lastCol">
       <w:rPr>
+        <w:rFonts w:eastAsia="黑体"/>
         <w:b/>
         <w:bCs/>
       </w:rPr>
@@ -5992,6 +6348,7 @@
       <w:spacing w:after="0" w:line="240" w:lineRule="auto"/>
     </w:pPr>
     <w:rPr>
+      <w:rFonts w:eastAsia="黑体"/>
       <w:color w:themeColor="accent6" w:themeShade="BF" w:val="E36C0A"/>
     </w:rPr>
     <w:tblPr>
@@ -6014,6 +6371,7 @@
         <w:spacing w:after="0" w:before="0" w:line="240" w:lineRule="auto"/>
       </w:pPr>
       <w:rPr>
+        <w:rFonts w:eastAsia="黑体"/>
         <w:b/>
         <w:bCs/>
       </w:rPr>
@@ -6034,6 +6392,7 @@
         <w:spacing w:after="0" w:before="0" w:line="240" w:lineRule="auto"/>
       </w:pPr>
       <w:rPr>
+        <w:rFonts w:eastAsia="黑体"/>
         <w:b/>
         <w:bCs/>
       </w:rPr>
@@ -6051,12 +6410,14 @@
     </w:tblStylePr>
     <w:tblStylePr w:type="firstCol">
       <w:rPr>
+        <w:rFonts w:eastAsia="黑体"/>
         <w:b/>
         <w:bCs/>
       </w:rPr>
     </w:tblStylePr>
     <w:tblStylePr w:type="lastCol">
       <w:rPr>
+        <w:rFonts w:eastAsia="黑体"/>
         <w:b/>
         <w:bCs/>
       </w:rPr>
@@ -6116,6 +6477,7 @@
         <w:spacing w:after="0" w:before="0" w:line="240" w:lineRule="auto"/>
       </w:pPr>
       <w:rPr>
+        <w:rFonts w:eastAsia="黑体"/>
         <w:b/>
         <w:bCs/>
         <w:color w:themeColor="background1" w:val="FFFFFF"/>
@@ -6130,6 +6492,7 @@
         <w:spacing w:after="0" w:before="0" w:line="240" w:lineRule="auto"/>
       </w:pPr>
       <w:rPr>
+        <w:rFonts w:eastAsia="黑体"/>
         <w:b/>
         <w:bCs/>
       </w:rPr>
@@ -6145,12 +6508,14 @@
     </w:tblStylePr>
     <w:tblStylePr w:type="firstCol">
       <w:rPr>
+        <w:rFonts w:eastAsia="黑体"/>
         <w:b/>
         <w:bCs/>
       </w:rPr>
     </w:tblStylePr>
     <w:tblStylePr w:type="lastCol">
       <w:rPr>
+        <w:rFonts w:eastAsia="黑体"/>
         <w:b/>
         <w:bCs/>
       </w:rPr>
@@ -6208,6 +6573,7 @@
         <w:spacing w:after="0" w:before="0" w:line="240" w:lineRule="auto"/>
       </w:pPr>
       <w:rPr>
+        <w:rFonts w:eastAsia="黑体"/>
         <w:b/>
         <w:bCs/>
         <w:color w:themeColor="background1" w:val="FFFFFF"/>
@@ -6222,6 +6588,7 @@
         <w:spacing w:after="0" w:before="0" w:line="240" w:lineRule="auto"/>
       </w:pPr>
       <w:rPr>
+        <w:rFonts w:eastAsia="黑体"/>
         <w:b/>
         <w:bCs/>
       </w:rPr>
@@ -6237,12 +6604,14 @@
     </w:tblStylePr>
     <w:tblStylePr w:type="firstCol">
       <w:rPr>
+        <w:rFonts w:eastAsia="黑体"/>
         <w:b/>
         <w:bCs/>
       </w:rPr>
     </w:tblStylePr>
     <w:tblStylePr w:type="lastCol">
       <w:rPr>
+        <w:rFonts w:eastAsia="黑体"/>
         <w:b/>
         <w:bCs/>
       </w:rPr>
@@ -6300,6 +6669,7 @@
         <w:spacing w:after="0" w:before="0" w:line="240" w:lineRule="auto"/>
       </w:pPr>
       <w:rPr>
+        <w:rFonts w:eastAsia="黑体"/>
         <w:b/>
         <w:bCs/>
         <w:color w:themeColor="background1" w:val="FFFFFF"/>
@@ -6314,6 +6684,7 @@
         <w:spacing w:after="0" w:before="0" w:line="240" w:lineRule="auto"/>
       </w:pPr>
       <w:rPr>
+        <w:rFonts w:eastAsia="黑体"/>
         <w:b/>
         <w:bCs/>
       </w:rPr>
@@ -6329,12 +6700,14 @@
     </w:tblStylePr>
     <w:tblStylePr w:type="firstCol">
       <w:rPr>
+        <w:rFonts w:eastAsia="黑体"/>
         <w:b/>
         <w:bCs/>
       </w:rPr>
     </w:tblStylePr>
     <w:tblStylePr w:type="lastCol">
       <w:rPr>
+        <w:rFonts w:eastAsia="黑体"/>
         <w:b/>
         <w:bCs/>
       </w:rPr>
@@ -6392,6 +6765,7 @@
         <w:spacing w:after="0" w:before="0" w:line="240" w:lineRule="auto"/>
       </w:pPr>
       <w:rPr>
+        <w:rFonts w:eastAsia="黑体"/>
         <w:b/>
         <w:bCs/>
         <w:color w:themeColor="background1" w:val="FFFFFF"/>
@@ -6406,6 +6780,7 @@
         <w:spacing w:after="0" w:before="0" w:line="240" w:lineRule="auto"/>
       </w:pPr>
       <w:rPr>
+        <w:rFonts w:eastAsia="黑体"/>
         <w:b/>
         <w:bCs/>
       </w:rPr>
@@ -6421,12 +6796,14 @@
     </w:tblStylePr>
     <w:tblStylePr w:type="firstCol">
       <w:rPr>
+        <w:rFonts w:eastAsia="黑体"/>
         <w:b/>
         <w:bCs/>
       </w:rPr>
     </w:tblStylePr>
     <w:tblStylePr w:type="lastCol">
       <w:rPr>
+        <w:rFonts w:eastAsia="黑体"/>
         <w:b/>
         <w:bCs/>
       </w:rPr>
@@ -6484,6 +6861,7 @@
         <w:spacing w:after="0" w:before="0" w:line="240" w:lineRule="auto"/>
       </w:pPr>
       <w:rPr>
+        <w:rFonts w:eastAsia="黑体"/>
         <w:b/>
         <w:bCs/>
         <w:color w:themeColor="background1" w:val="FFFFFF"/>
@@ -6498,6 +6876,7 @@
         <w:spacing w:after="0" w:before="0" w:line="240" w:lineRule="auto"/>
       </w:pPr>
       <w:rPr>
+        <w:rFonts w:eastAsia="黑体"/>
         <w:b/>
         <w:bCs/>
       </w:rPr>
@@ -6513,12 +6892,14 @@
     </w:tblStylePr>
     <w:tblStylePr w:type="firstCol">
       <w:rPr>
+        <w:rFonts w:eastAsia="黑体"/>
         <w:b/>
         <w:bCs/>
       </w:rPr>
     </w:tblStylePr>
     <w:tblStylePr w:type="lastCol">
       <w:rPr>
+        <w:rFonts w:eastAsia="黑体"/>
         <w:b/>
         <w:bCs/>
       </w:rPr>
@@ -6576,6 +6957,7 @@
         <w:spacing w:after="0" w:before="0" w:line="240" w:lineRule="auto"/>
       </w:pPr>
       <w:rPr>
+        <w:rFonts w:eastAsia="黑体"/>
         <w:b/>
         <w:bCs/>
         <w:color w:themeColor="background1" w:val="FFFFFF"/>
@@ -6590,6 +6972,7 @@
         <w:spacing w:after="0" w:before="0" w:line="240" w:lineRule="auto"/>
       </w:pPr>
       <w:rPr>
+        <w:rFonts w:eastAsia="黑体"/>
         <w:b/>
         <w:bCs/>
       </w:rPr>
@@ -6605,12 +6988,14 @@
     </w:tblStylePr>
     <w:tblStylePr w:type="firstCol">
       <w:rPr>
+        <w:rFonts w:eastAsia="黑体"/>
         <w:b/>
         <w:bCs/>
       </w:rPr>
     </w:tblStylePr>
     <w:tblStylePr w:type="lastCol">
       <w:rPr>
+        <w:rFonts w:eastAsia="黑体"/>
         <w:b/>
         <w:bCs/>
       </w:rPr>
@@ -6668,6 +7053,7 @@
         <w:spacing w:after="0" w:before="0" w:line="240" w:lineRule="auto"/>
       </w:pPr>
       <w:rPr>
+        <w:rFonts w:eastAsia="黑体"/>
         <w:b/>
         <w:bCs/>
         <w:color w:themeColor="background1" w:val="FFFFFF"/>
@@ -6682,6 +7068,7 @@
         <w:spacing w:after="0" w:before="0" w:line="240" w:lineRule="auto"/>
       </w:pPr>
       <w:rPr>
+        <w:rFonts w:eastAsia="黑体"/>
         <w:b/>
         <w:bCs/>
       </w:rPr>
@@ -6697,12 +7084,14 @@
     </w:tblStylePr>
     <w:tblStylePr w:type="firstCol">
       <w:rPr>
+        <w:rFonts w:eastAsia="黑体"/>
         <w:b/>
         <w:bCs/>
       </w:rPr>
     </w:tblStylePr>
     <w:tblStylePr w:type="lastCol">
       <w:rPr>
+        <w:rFonts w:eastAsia="黑体"/>
         <w:b/>
         <w:bCs/>
       </w:rPr>
@@ -6762,7 +7151,7 @@
         <w:spacing w:after="0" w:before="0" w:line="240" w:lineRule="auto"/>
       </w:pPr>
       <w:rPr>
-        <w:rFonts w:asciiTheme="majorHAnsi" w:cstheme="majorBidi" w:eastAsiaTheme="majorEastAsia" w:hAnsiTheme="majorHAnsi"/>
+        <w:rFonts w:asciiTheme="majorHAnsi" w:cstheme="majorBidi" w:hAnsiTheme="majorHAnsi" w:eastAsia="黑体"/>
         <w:b/>
         <w:bCs/>
       </w:rPr>
@@ -6783,7 +7172,7 @@
         <w:spacing w:after="0" w:before="0" w:line="240" w:lineRule="auto"/>
       </w:pPr>
       <w:rPr>
-        <w:rFonts w:asciiTheme="majorHAnsi" w:cstheme="majorBidi" w:eastAsiaTheme="majorEastAsia" w:hAnsiTheme="majorHAnsi"/>
+        <w:rFonts w:asciiTheme="majorHAnsi" w:cstheme="majorBidi" w:hAnsiTheme="majorHAnsi" w:eastAsia="黑体"/>
         <w:b/>
         <w:bCs/>
       </w:rPr>
@@ -6801,14 +7190,14 @@
     </w:tblStylePr>
     <w:tblStylePr w:type="firstCol">
       <w:rPr>
-        <w:rFonts w:asciiTheme="majorHAnsi" w:cstheme="majorBidi" w:eastAsiaTheme="majorEastAsia" w:hAnsiTheme="majorHAnsi"/>
+        <w:rFonts w:asciiTheme="majorHAnsi" w:cstheme="majorBidi" w:hAnsiTheme="majorHAnsi" w:eastAsia="黑体"/>
         <w:b/>
         <w:bCs/>
       </w:rPr>
     </w:tblStylePr>
     <w:tblStylePr w:type="lastCol">
       <w:rPr>
-        <w:rFonts w:asciiTheme="majorHAnsi" w:cstheme="majorBidi" w:eastAsiaTheme="majorEastAsia" w:hAnsiTheme="majorHAnsi"/>
+        <w:rFonts w:asciiTheme="majorHAnsi" w:cstheme="majorBidi" w:hAnsiTheme="majorHAnsi" w:eastAsia="黑体"/>
         <w:b/>
         <w:bCs/>
       </w:rPr>
@@ -6892,7 +7281,7 @@
         <w:spacing w:after="0" w:before="0" w:line="240" w:lineRule="auto"/>
       </w:pPr>
       <w:rPr>
-        <w:rFonts w:asciiTheme="majorHAnsi" w:cstheme="majorBidi" w:eastAsiaTheme="majorEastAsia" w:hAnsiTheme="majorHAnsi"/>
+        <w:rFonts w:asciiTheme="majorHAnsi" w:cstheme="majorBidi" w:hAnsiTheme="majorHAnsi" w:eastAsia="黑体"/>
         <w:b/>
         <w:bCs/>
       </w:rPr>
@@ -6913,7 +7302,7 @@
         <w:spacing w:after="0" w:before="0" w:line="240" w:lineRule="auto"/>
       </w:pPr>
       <w:rPr>
-        <w:rFonts w:asciiTheme="majorHAnsi" w:cstheme="majorBidi" w:eastAsiaTheme="majorEastAsia" w:hAnsiTheme="majorHAnsi"/>
+        <w:rFonts w:asciiTheme="majorHAnsi" w:cstheme="majorBidi" w:hAnsiTheme="majorHAnsi" w:eastAsia="黑体"/>
         <w:b/>
         <w:bCs/>
       </w:rPr>
@@ -6931,14 +7320,14 @@
     </w:tblStylePr>
     <w:tblStylePr w:type="firstCol">
       <w:rPr>
-        <w:rFonts w:asciiTheme="majorHAnsi" w:cstheme="majorBidi" w:eastAsiaTheme="majorEastAsia" w:hAnsiTheme="majorHAnsi"/>
+        <w:rFonts w:asciiTheme="majorHAnsi" w:cstheme="majorBidi" w:hAnsiTheme="majorHAnsi" w:eastAsia="黑体"/>
         <w:b/>
         <w:bCs/>
       </w:rPr>
     </w:tblStylePr>
     <w:tblStylePr w:type="lastCol">
       <w:rPr>
-        <w:rFonts w:asciiTheme="majorHAnsi" w:cstheme="majorBidi" w:eastAsiaTheme="majorEastAsia" w:hAnsiTheme="majorHAnsi"/>
+        <w:rFonts w:asciiTheme="majorHAnsi" w:cstheme="majorBidi" w:hAnsiTheme="majorHAnsi" w:eastAsia="黑体"/>
         <w:b/>
         <w:bCs/>
       </w:rPr>
@@ -7022,7 +7411,7 @@
         <w:spacing w:after="0" w:before="0" w:line="240" w:lineRule="auto"/>
       </w:pPr>
       <w:rPr>
-        <w:rFonts w:asciiTheme="majorHAnsi" w:cstheme="majorBidi" w:eastAsiaTheme="majorEastAsia" w:hAnsiTheme="majorHAnsi"/>
+        <w:rFonts w:asciiTheme="majorHAnsi" w:cstheme="majorBidi" w:hAnsiTheme="majorHAnsi" w:eastAsia="黑体"/>
         <w:b/>
         <w:bCs/>
       </w:rPr>
@@ -7043,7 +7432,7 @@
         <w:spacing w:after="0" w:before="0" w:line="240" w:lineRule="auto"/>
       </w:pPr>
       <w:rPr>
-        <w:rFonts w:asciiTheme="majorHAnsi" w:cstheme="majorBidi" w:eastAsiaTheme="majorEastAsia" w:hAnsiTheme="majorHAnsi"/>
+        <w:rFonts w:asciiTheme="majorHAnsi" w:cstheme="majorBidi" w:hAnsiTheme="majorHAnsi" w:eastAsia="黑体"/>
         <w:b/>
         <w:bCs/>
       </w:rPr>
@@ -7061,14 +7450,14 @@
     </w:tblStylePr>
     <w:tblStylePr w:type="firstCol">
       <w:rPr>
-        <w:rFonts w:asciiTheme="majorHAnsi" w:cstheme="majorBidi" w:eastAsiaTheme="majorEastAsia" w:hAnsiTheme="majorHAnsi"/>
+        <w:rFonts w:asciiTheme="majorHAnsi" w:cstheme="majorBidi" w:hAnsiTheme="majorHAnsi" w:eastAsia="黑体"/>
         <w:b/>
         <w:bCs/>
       </w:rPr>
     </w:tblStylePr>
     <w:tblStylePr w:type="lastCol">
       <w:rPr>
-        <w:rFonts w:asciiTheme="majorHAnsi" w:cstheme="majorBidi" w:eastAsiaTheme="majorEastAsia" w:hAnsiTheme="majorHAnsi"/>
+        <w:rFonts w:asciiTheme="majorHAnsi" w:cstheme="majorBidi" w:hAnsiTheme="majorHAnsi" w:eastAsia="黑体"/>
         <w:b/>
         <w:bCs/>
       </w:rPr>
@@ -7152,7 +7541,7 @@
         <w:spacing w:after="0" w:before="0" w:line="240" w:lineRule="auto"/>
       </w:pPr>
       <w:rPr>
-        <w:rFonts w:asciiTheme="majorHAnsi" w:cstheme="majorBidi" w:eastAsiaTheme="majorEastAsia" w:hAnsiTheme="majorHAnsi"/>
+        <w:rFonts w:asciiTheme="majorHAnsi" w:cstheme="majorBidi" w:hAnsiTheme="majorHAnsi" w:eastAsia="黑体"/>
         <w:b/>
         <w:bCs/>
       </w:rPr>
@@ -7173,7 +7562,7 @@
         <w:spacing w:after="0" w:before="0" w:line="240" w:lineRule="auto"/>
       </w:pPr>
       <w:rPr>
-        <w:rFonts w:asciiTheme="majorHAnsi" w:cstheme="majorBidi" w:eastAsiaTheme="majorEastAsia" w:hAnsiTheme="majorHAnsi"/>
+        <w:rFonts w:asciiTheme="majorHAnsi" w:cstheme="majorBidi" w:hAnsiTheme="majorHAnsi" w:eastAsia="黑体"/>
         <w:b/>
         <w:bCs/>
       </w:rPr>
@@ -7191,14 +7580,14 @@
     </w:tblStylePr>
     <w:tblStylePr w:type="firstCol">
       <w:rPr>
-        <w:rFonts w:asciiTheme="majorHAnsi" w:cstheme="majorBidi" w:eastAsiaTheme="majorEastAsia" w:hAnsiTheme="majorHAnsi"/>
+        <w:rFonts w:asciiTheme="majorHAnsi" w:cstheme="majorBidi" w:hAnsiTheme="majorHAnsi" w:eastAsia="黑体"/>
         <w:b/>
         <w:bCs/>
       </w:rPr>
     </w:tblStylePr>
     <w:tblStylePr w:type="lastCol">
       <w:rPr>
-        <w:rFonts w:asciiTheme="majorHAnsi" w:cstheme="majorBidi" w:eastAsiaTheme="majorEastAsia" w:hAnsiTheme="majorHAnsi"/>
+        <w:rFonts w:asciiTheme="majorHAnsi" w:cstheme="majorBidi" w:hAnsiTheme="majorHAnsi" w:eastAsia="黑体"/>
         <w:b/>
         <w:bCs/>
       </w:rPr>
@@ -7282,7 +7671,7 @@
         <w:spacing w:after="0" w:before="0" w:line="240" w:lineRule="auto"/>
       </w:pPr>
       <w:rPr>
-        <w:rFonts w:asciiTheme="majorHAnsi" w:cstheme="majorBidi" w:eastAsiaTheme="majorEastAsia" w:hAnsiTheme="majorHAnsi"/>
+        <w:rFonts w:asciiTheme="majorHAnsi" w:cstheme="majorBidi" w:hAnsiTheme="majorHAnsi" w:eastAsia="黑体"/>
         <w:b/>
         <w:bCs/>
       </w:rPr>
@@ -7303,7 +7692,7 @@
         <w:spacing w:after="0" w:before="0" w:line="240" w:lineRule="auto"/>
       </w:pPr>
       <w:rPr>
-        <w:rFonts w:asciiTheme="majorHAnsi" w:cstheme="majorBidi" w:eastAsiaTheme="majorEastAsia" w:hAnsiTheme="majorHAnsi"/>
+        <w:rFonts w:asciiTheme="majorHAnsi" w:cstheme="majorBidi" w:hAnsiTheme="majorHAnsi" w:eastAsia="黑体"/>
         <w:b/>
         <w:bCs/>
       </w:rPr>
@@ -7321,14 +7710,14 @@
     </w:tblStylePr>
     <w:tblStylePr w:type="firstCol">
       <w:rPr>
-        <w:rFonts w:asciiTheme="majorHAnsi" w:cstheme="majorBidi" w:eastAsiaTheme="majorEastAsia" w:hAnsiTheme="majorHAnsi"/>
+        <w:rFonts w:asciiTheme="majorHAnsi" w:cstheme="majorBidi" w:hAnsiTheme="majorHAnsi" w:eastAsia="黑体"/>
         <w:b/>
         <w:bCs/>
       </w:rPr>
     </w:tblStylePr>
     <w:tblStylePr w:type="lastCol">
       <w:rPr>
-        <w:rFonts w:asciiTheme="majorHAnsi" w:cstheme="majorBidi" w:eastAsiaTheme="majorEastAsia" w:hAnsiTheme="majorHAnsi"/>
+        <w:rFonts w:asciiTheme="majorHAnsi" w:cstheme="majorBidi" w:hAnsiTheme="majorHAnsi" w:eastAsia="黑体"/>
         <w:b/>
         <w:bCs/>
       </w:rPr>
@@ -7412,7 +7801,7 @@
         <w:spacing w:after="0" w:before="0" w:line="240" w:lineRule="auto"/>
       </w:pPr>
       <w:rPr>
-        <w:rFonts w:asciiTheme="majorHAnsi" w:cstheme="majorBidi" w:eastAsiaTheme="majorEastAsia" w:hAnsiTheme="majorHAnsi"/>
+        <w:rFonts w:asciiTheme="majorHAnsi" w:cstheme="majorBidi" w:hAnsiTheme="majorHAnsi" w:eastAsia="黑体"/>
         <w:b/>
         <w:bCs/>
       </w:rPr>
@@ -7433,7 +7822,7 @@
         <w:spacing w:after="0" w:before="0" w:line="240" w:lineRule="auto"/>
       </w:pPr>
       <w:rPr>
-        <w:rFonts w:asciiTheme="majorHAnsi" w:cstheme="majorBidi" w:eastAsiaTheme="majorEastAsia" w:hAnsiTheme="majorHAnsi"/>
+        <w:rFonts w:asciiTheme="majorHAnsi" w:cstheme="majorBidi" w:hAnsiTheme="majorHAnsi" w:eastAsia="黑体"/>
         <w:b/>
         <w:bCs/>
       </w:rPr>
@@ -7451,14 +7840,14 @@
     </w:tblStylePr>
     <w:tblStylePr w:type="firstCol">
       <w:rPr>
-        <w:rFonts w:asciiTheme="majorHAnsi" w:cstheme="majorBidi" w:eastAsiaTheme="majorEastAsia" w:hAnsiTheme="majorHAnsi"/>
+        <w:rFonts w:asciiTheme="majorHAnsi" w:cstheme="majorBidi" w:hAnsiTheme="majorHAnsi" w:eastAsia="黑体"/>
         <w:b/>
         <w:bCs/>
       </w:rPr>
     </w:tblStylePr>
     <w:tblStylePr w:type="lastCol">
       <w:rPr>
-        <w:rFonts w:asciiTheme="majorHAnsi" w:cstheme="majorBidi" w:eastAsiaTheme="majorEastAsia" w:hAnsiTheme="majorHAnsi"/>
+        <w:rFonts w:asciiTheme="majorHAnsi" w:cstheme="majorBidi" w:hAnsiTheme="majorHAnsi" w:eastAsia="黑体"/>
         <w:b/>
         <w:bCs/>
       </w:rPr>
@@ -7542,7 +7931,7 @@
         <w:spacing w:after="0" w:before="0" w:line="240" w:lineRule="auto"/>
       </w:pPr>
       <w:rPr>
-        <w:rFonts w:asciiTheme="majorHAnsi" w:cstheme="majorBidi" w:eastAsiaTheme="majorEastAsia" w:hAnsiTheme="majorHAnsi"/>
+        <w:rFonts w:asciiTheme="majorHAnsi" w:cstheme="majorBidi" w:hAnsiTheme="majorHAnsi" w:eastAsia="黑体"/>
         <w:b/>
         <w:bCs/>
       </w:rPr>
@@ -7563,7 +7952,7 @@
         <w:spacing w:after="0" w:before="0" w:line="240" w:lineRule="auto"/>
       </w:pPr>
       <w:rPr>
-        <w:rFonts w:asciiTheme="majorHAnsi" w:cstheme="majorBidi" w:eastAsiaTheme="majorEastAsia" w:hAnsiTheme="majorHAnsi"/>
+        <w:rFonts w:asciiTheme="majorHAnsi" w:cstheme="majorBidi" w:hAnsiTheme="majorHAnsi" w:eastAsia="黑体"/>
         <w:b/>
         <w:bCs/>
       </w:rPr>
@@ -7581,14 +7970,14 @@
     </w:tblStylePr>
     <w:tblStylePr w:type="firstCol">
       <w:rPr>
-        <w:rFonts w:asciiTheme="majorHAnsi" w:cstheme="majorBidi" w:eastAsiaTheme="majorEastAsia" w:hAnsiTheme="majorHAnsi"/>
+        <w:rFonts w:asciiTheme="majorHAnsi" w:cstheme="majorBidi" w:hAnsiTheme="majorHAnsi" w:eastAsia="黑体"/>
         <w:b/>
         <w:bCs/>
       </w:rPr>
     </w:tblStylePr>
     <w:tblStylePr w:type="lastCol">
       <w:rPr>
-        <w:rFonts w:asciiTheme="majorHAnsi" w:cstheme="majorBidi" w:eastAsiaTheme="majorEastAsia" w:hAnsiTheme="majorHAnsi"/>
+        <w:rFonts w:asciiTheme="majorHAnsi" w:cstheme="majorBidi" w:hAnsiTheme="majorHAnsi" w:eastAsia="黑体"/>
         <w:b/>
         <w:bCs/>
       </w:rPr>
@@ -7671,6 +8060,7 @@
         <w:spacing w:after="0" w:before="0" w:line="240" w:lineRule="auto"/>
       </w:pPr>
       <w:rPr>
+        <w:rFonts w:eastAsia="黑体"/>
         <w:b/>
         <w:bCs/>
         <w:color w:themeColor="background1" w:val="FFFFFF"/>
@@ -7693,6 +8083,7 @@
         <w:spacing w:after="0" w:before="0" w:line="240" w:lineRule="auto"/>
       </w:pPr>
       <w:rPr>
+        <w:rFonts w:eastAsia="黑体"/>
         <w:b/>
         <w:bCs/>
       </w:rPr>
@@ -7710,12 +8101,14 @@
     </w:tblStylePr>
     <w:tblStylePr w:type="firstCol">
       <w:rPr>
+        <w:rFonts w:eastAsia="黑体"/>
         <w:b/>
         <w:bCs/>
       </w:rPr>
     </w:tblStylePr>
     <w:tblStylePr w:type="lastCol">
       <w:rPr>
+        <w:rFonts w:eastAsia="黑体"/>
         <w:b/>
         <w:bCs/>
       </w:rPr>
@@ -7777,6 +8170,7 @@
         <w:spacing w:after="0" w:before="0" w:line="240" w:lineRule="auto"/>
       </w:pPr>
       <w:rPr>
+        <w:rFonts w:eastAsia="黑体"/>
         <w:b/>
         <w:bCs/>
         <w:color w:themeColor="background1" w:val="FFFFFF"/>
@@ -7799,6 +8193,7 @@
         <w:spacing w:after="0" w:before="0" w:line="240" w:lineRule="auto"/>
       </w:pPr>
       <w:rPr>
+        <w:rFonts w:eastAsia="黑体"/>
         <w:b/>
         <w:bCs/>
       </w:rPr>
@@ -7816,12 +8211,14 @@
     </w:tblStylePr>
     <w:tblStylePr w:type="firstCol">
       <w:rPr>
+        <w:rFonts w:eastAsia="黑体"/>
         <w:b/>
         <w:bCs/>
       </w:rPr>
     </w:tblStylePr>
     <w:tblStylePr w:type="lastCol">
       <w:rPr>
+        <w:rFonts w:eastAsia="黑体"/>
         <w:b/>
         <w:bCs/>
       </w:rPr>
@@ -7883,6 +8280,7 @@
         <w:spacing w:after="0" w:before="0" w:line="240" w:lineRule="auto"/>
       </w:pPr>
       <w:rPr>
+        <w:rFonts w:eastAsia="黑体"/>
         <w:b/>
         <w:bCs/>
         <w:color w:themeColor="background1" w:val="FFFFFF"/>
@@ -7905,6 +8303,7 @@
         <w:spacing w:after="0" w:before="0" w:line="240" w:lineRule="auto"/>
       </w:pPr>
       <w:rPr>
+        <w:rFonts w:eastAsia="黑体"/>
         <w:b/>
         <w:bCs/>
       </w:rPr>
@@ -7922,12 +8321,14 @@
     </w:tblStylePr>
     <w:tblStylePr w:type="firstCol">
       <w:rPr>
+        <w:rFonts w:eastAsia="黑体"/>
         <w:b/>
         <w:bCs/>
       </w:rPr>
     </w:tblStylePr>
     <w:tblStylePr w:type="lastCol">
       <w:rPr>
+        <w:rFonts w:eastAsia="黑体"/>
         <w:b/>
         <w:bCs/>
       </w:rPr>
@@ -7989,6 +8390,7 @@
         <w:spacing w:after="0" w:before="0" w:line="240" w:lineRule="auto"/>
       </w:pPr>
       <w:rPr>
+        <w:rFonts w:eastAsia="黑体"/>
         <w:b/>
         <w:bCs/>
         <w:color w:themeColor="background1" w:val="FFFFFF"/>
@@ -8011,6 +8413,7 @@
         <w:spacing w:after="0" w:before="0" w:line="240" w:lineRule="auto"/>
       </w:pPr>
       <w:rPr>
+        <w:rFonts w:eastAsia="黑体"/>
         <w:b/>
         <w:bCs/>
       </w:rPr>
@@ -8028,12 +8431,14 @@
     </w:tblStylePr>
     <w:tblStylePr w:type="firstCol">
       <w:rPr>
+        <w:rFonts w:eastAsia="黑体"/>
         <w:b/>
         <w:bCs/>
       </w:rPr>
     </w:tblStylePr>
     <w:tblStylePr w:type="lastCol">
       <w:rPr>
+        <w:rFonts w:eastAsia="黑体"/>
         <w:b/>
         <w:bCs/>
       </w:rPr>
@@ -8095,6 +8500,7 @@
         <w:spacing w:after="0" w:before="0" w:line="240" w:lineRule="auto"/>
       </w:pPr>
       <w:rPr>
+        <w:rFonts w:eastAsia="黑体"/>
         <w:b/>
         <w:bCs/>
         <w:color w:themeColor="background1" w:val="FFFFFF"/>
@@ -8117,6 +8523,7 @@
         <w:spacing w:after="0" w:before="0" w:line="240" w:lineRule="auto"/>
       </w:pPr>
       <w:rPr>
+        <w:rFonts w:eastAsia="黑体"/>
         <w:b/>
         <w:bCs/>
       </w:rPr>
@@ -8134,12 +8541,14 @@
     </w:tblStylePr>
     <w:tblStylePr w:type="firstCol">
       <w:rPr>
+        <w:rFonts w:eastAsia="黑体"/>
         <w:b/>
         <w:bCs/>
       </w:rPr>
     </w:tblStylePr>
     <w:tblStylePr w:type="lastCol">
       <w:rPr>
+        <w:rFonts w:eastAsia="黑体"/>
         <w:b/>
         <w:bCs/>
       </w:rPr>
@@ -8201,6 +8610,7 @@
         <w:spacing w:after="0" w:before="0" w:line="240" w:lineRule="auto"/>
       </w:pPr>
       <w:rPr>
+        <w:rFonts w:eastAsia="黑体"/>
         <w:b/>
         <w:bCs/>
         <w:color w:themeColor="background1" w:val="FFFFFF"/>
@@ -8223,6 +8633,7 @@
         <w:spacing w:after="0" w:before="0" w:line="240" w:lineRule="auto"/>
       </w:pPr>
       <w:rPr>
+        <w:rFonts w:eastAsia="黑体"/>
         <w:b/>
         <w:bCs/>
       </w:rPr>
@@ -8240,12 +8651,14 @@
     </w:tblStylePr>
     <w:tblStylePr w:type="firstCol">
       <w:rPr>
+        <w:rFonts w:eastAsia="黑体"/>
         <w:b/>
         <w:bCs/>
       </w:rPr>
     </w:tblStylePr>
     <w:tblStylePr w:type="lastCol">
       <w:rPr>
+        <w:rFonts w:eastAsia="黑体"/>
         <w:b/>
         <w:bCs/>
       </w:rPr>
@@ -8307,6 +8720,7 @@
         <w:spacing w:after="0" w:before="0" w:line="240" w:lineRule="auto"/>
       </w:pPr>
       <w:rPr>
+        <w:rFonts w:eastAsia="黑体"/>
         <w:b/>
         <w:bCs/>
         <w:color w:themeColor="background1" w:val="FFFFFF"/>
@@ -8329,6 +8743,7 @@
         <w:spacing w:after="0" w:before="0" w:line="240" w:lineRule="auto"/>
       </w:pPr>
       <w:rPr>
+        <w:rFonts w:eastAsia="黑体"/>
         <w:b/>
         <w:bCs/>
       </w:rPr>
@@ -8346,12 +8761,14 @@
     </w:tblStylePr>
     <w:tblStylePr w:type="firstCol">
       <w:rPr>
+        <w:rFonts w:eastAsia="黑体"/>
         <w:b/>
         <w:bCs/>
       </w:rPr>
     </w:tblStylePr>
     <w:tblStylePr w:type="lastCol">
       <w:rPr>
+        <w:rFonts w:eastAsia="黑体"/>
         <w:b/>
         <w:bCs/>
       </w:rPr>
@@ -8410,6 +8827,7 @@
         <w:spacing w:after="0" w:before="0" w:line="240" w:lineRule="auto"/>
       </w:pPr>
       <w:rPr>
+        <w:rFonts w:eastAsia="黑体"/>
         <w:b/>
         <w:bCs/>
         <w:color w:themeColor="background1" w:val="FFFFFF"/>
@@ -8432,6 +8850,7 @@
         <w:spacing w:after="0" w:before="0" w:line="240" w:lineRule="auto"/>
       </w:pPr>
       <w:rPr>
+        <w:rFonts w:eastAsia="黑体"/>
         <w:color w:val="auto"/>
       </w:rPr>
       <w:tblPr/>
@@ -8449,6 +8868,7 @@
     </w:tblStylePr>
     <w:tblStylePr w:type="firstCol">
       <w:rPr>
+        <w:rFonts w:eastAsia="黑体"/>
         <w:b/>
         <w:bCs/>
         <w:color w:themeColor="background1" w:val="FFFFFF"/>
@@ -8468,6 +8888,7 @@
     </w:tblStylePr>
     <w:tblStylePr w:type="lastCol">
       <w:rPr>
+        <w:rFonts w:eastAsia="黑体"/>
         <w:b/>
         <w:bCs/>
         <w:color w:themeColor="background1" w:val="FFFFFF"/>
@@ -8516,6 +8937,7 @@
     </w:tblStylePr>
     <w:tblStylePr w:type="nwCell">
       <w:rPr>
+        <w:rFonts w:eastAsia="黑体"/>
         <w:color w:themeColor="background1" w:val="FFFFFF"/>
       </w:rPr>
       <w:tblPr/>
@@ -8559,6 +8981,7 @@
         <w:spacing w:after="0" w:before="0" w:line="240" w:lineRule="auto"/>
       </w:pPr>
       <w:rPr>
+        <w:rFonts w:eastAsia="黑体"/>
         <w:b/>
         <w:bCs/>
         <w:color w:themeColor="background1" w:val="FFFFFF"/>
@@ -8581,6 +9004,7 @@
         <w:spacing w:after="0" w:before="0" w:line="240" w:lineRule="auto"/>
       </w:pPr>
       <w:rPr>
+        <w:rFonts w:eastAsia="黑体"/>
         <w:color w:val="auto"/>
       </w:rPr>
       <w:tblPr/>
@@ -8598,6 +9022,7 @@
     </w:tblStylePr>
     <w:tblStylePr w:type="firstCol">
       <w:rPr>
+        <w:rFonts w:eastAsia="黑体"/>
         <w:b/>
         <w:bCs/>
         <w:color w:themeColor="background1" w:val="FFFFFF"/>
@@ -8617,6 +9042,7 @@
     </w:tblStylePr>
     <w:tblStylePr w:type="lastCol">
       <w:rPr>
+        <w:rFonts w:eastAsia="黑体"/>
         <w:b/>
         <w:bCs/>
         <w:color w:themeColor="background1" w:val="FFFFFF"/>
@@ -8665,6 +9091,7 @@
     </w:tblStylePr>
     <w:tblStylePr w:type="nwCell">
       <w:rPr>
+        <w:rFonts w:eastAsia="黑体"/>
         <w:color w:themeColor="background1" w:val="FFFFFF"/>
       </w:rPr>
       <w:tblPr/>
@@ -8708,6 +9135,7 @@
         <w:spacing w:after="0" w:before="0" w:line="240" w:lineRule="auto"/>
       </w:pPr>
       <w:rPr>
+        <w:rFonts w:eastAsia="黑体"/>
         <w:b/>
         <w:bCs/>
         <w:color w:themeColor="background1" w:val="FFFFFF"/>
@@ -8730,6 +9158,7 @@
         <w:spacing w:after="0" w:before="0" w:line="240" w:lineRule="auto"/>
       </w:pPr>
       <w:rPr>
+        <w:rFonts w:eastAsia="黑体"/>
         <w:color w:val="auto"/>
       </w:rPr>
       <w:tblPr/>
@@ -8747,6 +9176,7 @@
     </w:tblStylePr>
     <w:tblStylePr w:type="firstCol">
       <w:rPr>
+        <w:rFonts w:eastAsia="黑体"/>
         <w:b/>
         <w:bCs/>
         <w:color w:themeColor="background1" w:val="FFFFFF"/>
@@ -8766,6 +9196,7 @@
     </w:tblStylePr>
     <w:tblStylePr w:type="lastCol">
       <w:rPr>
+        <w:rFonts w:eastAsia="黑体"/>
         <w:b/>
         <w:bCs/>
         <w:color w:themeColor="background1" w:val="FFFFFF"/>
@@ -8814,6 +9245,7 @@
     </w:tblStylePr>
     <w:tblStylePr w:type="nwCell">
       <w:rPr>
+        <w:rFonts w:eastAsia="黑体"/>
         <w:color w:themeColor="background1" w:val="FFFFFF"/>
       </w:rPr>
       <w:tblPr/>
@@ -8857,6 +9289,7 @@
         <w:spacing w:after="0" w:before="0" w:line="240" w:lineRule="auto"/>
       </w:pPr>
       <w:rPr>
+        <w:rFonts w:eastAsia="黑体"/>
         <w:b/>
         <w:bCs/>
         <w:color w:themeColor="background1" w:val="FFFFFF"/>
@@ -8879,6 +9312,7 @@
         <w:spacing w:after="0" w:before="0" w:line="240" w:lineRule="auto"/>
       </w:pPr>
       <w:rPr>
+        <w:rFonts w:eastAsia="黑体"/>
         <w:color w:val="auto"/>
       </w:rPr>
       <w:tblPr/>
@@ -8896,6 +9330,7 @@
     </w:tblStylePr>
     <w:tblStylePr w:type="firstCol">
       <w:rPr>
+        <w:rFonts w:eastAsia="黑体"/>
         <w:b/>
         <w:bCs/>
         <w:color w:themeColor="background1" w:val="FFFFFF"/>
@@ -8915,6 +9350,7 @@
     </w:tblStylePr>
     <w:tblStylePr w:type="lastCol">
       <w:rPr>
+        <w:rFonts w:eastAsia="黑体"/>
         <w:b/>
         <w:bCs/>
         <w:color w:themeColor="background1" w:val="FFFFFF"/>
@@ -8963,6 +9399,7 @@
     </w:tblStylePr>
     <w:tblStylePr w:type="nwCell">
       <w:rPr>
+        <w:rFonts w:eastAsia="黑体"/>
         <w:color w:themeColor="background1" w:val="FFFFFF"/>
       </w:rPr>
       <w:tblPr/>
@@ -9006,6 +9443,7 @@
         <w:spacing w:after="0" w:before="0" w:line="240" w:lineRule="auto"/>
       </w:pPr>
       <w:rPr>
+        <w:rFonts w:eastAsia="黑体"/>
         <w:b/>
         <w:bCs/>
         <w:color w:themeColor="background1" w:val="FFFFFF"/>
@@ -9028,6 +9466,7 @@
         <w:spacing w:after="0" w:before="0" w:line="240" w:lineRule="auto"/>
       </w:pPr>
       <w:rPr>
+        <w:rFonts w:eastAsia="黑体"/>
         <w:color w:val="auto"/>
       </w:rPr>
       <w:tblPr/>
@@ -9045,6 +9484,7 @@
     </w:tblStylePr>
     <w:tblStylePr w:type="firstCol">
       <w:rPr>
+        <w:rFonts w:eastAsia="黑体"/>
         <w:b/>
         <w:bCs/>
         <w:color w:themeColor="background1" w:val="FFFFFF"/>
@@ -9064,6 +9504,7 @@
     </w:tblStylePr>
     <w:tblStylePr w:type="lastCol">
       <w:rPr>
+        <w:rFonts w:eastAsia="黑体"/>
         <w:b/>
         <w:bCs/>
         <w:color w:themeColor="background1" w:val="FFFFFF"/>
@@ -9112,6 +9553,7 @@
     </w:tblStylePr>
     <w:tblStylePr w:type="nwCell">
       <w:rPr>
+        <w:rFonts w:eastAsia="黑体"/>
         <w:color w:themeColor="background1" w:val="FFFFFF"/>
       </w:rPr>
       <w:tblPr/>
@@ -9155,6 +9597,7 @@
         <w:spacing w:after="0" w:before="0" w:line="240" w:lineRule="auto"/>
       </w:pPr>
       <w:rPr>
+        <w:rFonts w:eastAsia="黑体"/>
         <w:b/>
         <w:bCs/>
         <w:color w:themeColor="background1" w:val="FFFFFF"/>
@@ -9177,6 +9620,7 @@
         <w:spacing w:after="0" w:before="0" w:line="240" w:lineRule="auto"/>
       </w:pPr>
       <w:rPr>
+        <w:rFonts w:eastAsia="黑体"/>
         <w:color w:val="auto"/>
       </w:rPr>
       <w:tblPr/>
@@ -9194,6 +9638,7 @@
     </w:tblStylePr>
     <w:tblStylePr w:type="firstCol">
       <w:rPr>
+        <w:rFonts w:eastAsia="黑体"/>
         <w:b/>
         <w:bCs/>
         <w:color w:themeColor="background1" w:val="FFFFFF"/>
@@ -9213,6 +9658,7 @@
     </w:tblStylePr>
     <w:tblStylePr w:type="lastCol">
       <w:rPr>
+        <w:rFonts w:eastAsia="黑体"/>
         <w:b/>
         <w:bCs/>
         <w:color w:themeColor="background1" w:val="FFFFFF"/>
@@ -9261,6 +9707,7 @@
     </w:tblStylePr>
     <w:tblStylePr w:type="nwCell">
       <w:rPr>
+        <w:rFonts w:eastAsia="黑体"/>
         <w:color w:themeColor="background1" w:val="FFFFFF"/>
       </w:rPr>
       <w:tblPr/>
@@ -9304,6 +9751,7 @@
         <w:spacing w:after="0" w:before="0" w:line="240" w:lineRule="auto"/>
       </w:pPr>
       <w:rPr>
+        <w:rFonts w:eastAsia="黑体"/>
         <w:b/>
         <w:bCs/>
         <w:color w:themeColor="background1" w:val="FFFFFF"/>
@@ -9326,6 +9774,7 @@
         <w:spacing w:after="0" w:before="0" w:line="240" w:lineRule="auto"/>
       </w:pPr>
       <w:rPr>
+        <w:rFonts w:eastAsia="黑体"/>
         <w:color w:val="auto"/>
       </w:rPr>
       <w:tblPr/>
@@ -9343,6 +9792,7 @@
     </w:tblStylePr>
     <w:tblStylePr w:type="firstCol">
       <w:rPr>
+        <w:rFonts w:eastAsia="黑体"/>
         <w:b/>
         <w:bCs/>
         <w:color w:themeColor="background1" w:val="FFFFFF"/>
@@ -9362,6 +9812,7 @@
     </w:tblStylePr>
     <w:tblStylePr w:type="lastCol">
       <w:rPr>
+        <w:rFonts w:eastAsia="黑体"/>
         <w:b/>
         <w:bCs/>
         <w:color w:themeColor="background1" w:val="FFFFFF"/>
@@ -9410,6 +9861,7 @@
     </w:tblStylePr>
     <w:tblStylePr w:type="nwCell">
       <w:rPr>
+        <w:rFonts w:eastAsia="黑体"/>
         <w:color w:themeColor="background1" w:val="FFFFFF"/>
       </w:rPr>
       <w:tblPr/>
@@ -9434,6 +9886,7 @@
       <w:spacing w:after="0" w:line="240" w:lineRule="auto"/>
     </w:pPr>
     <w:rPr>
+      <w:rFonts w:eastAsia="黑体"/>
       <w:color w:themeColor="text1" w:val="000000"/>
     </w:rPr>
     <w:tblPr>
@@ -9453,7 +9906,7 @@
     </w:tblPr>
     <w:tblStylePr w:type="firstRow">
       <w:rPr>
-        <w:rFonts w:asciiTheme="majorHAnsi" w:cstheme="majorBidi" w:eastAsiaTheme="majorEastAsia" w:hAnsiTheme="majorHAnsi"/>
+        <w:rFonts w:asciiTheme="majorHAnsi" w:cstheme="majorBidi" w:hAnsiTheme="majorHAnsi" w:eastAsia="黑体"/>
       </w:rPr>
       <w:tblPr/>
       <w:tcPr>
@@ -9465,6 +9918,7 @@
     </w:tblStylePr>
     <w:tblStylePr w:type="lastRow">
       <w:rPr>
+        <w:rFonts w:eastAsia="黑体"/>
         <w:b/>
         <w:bCs/>
         <w:color w:themeColor="text2" w:val="1F497D"/>
@@ -9479,12 +9933,14 @@
     </w:tblStylePr>
     <w:tblStylePr w:type="firstCol">
       <w:rPr>
+        <w:rFonts w:eastAsia="黑体"/>
         <w:b/>
         <w:bCs/>
       </w:rPr>
     </w:tblStylePr>
     <w:tblStylePr w:type="lastCol">
       <w:rPr>
+        <w:rFonts w:eastAsia="黑体"/>
         <w:b/>
         <w:bCs/>
       </w:rPr>
@@ -9518,6 +9974,7 @@
       <w:spacing w:after="0" w:line="240" w:lineRule="auto"/>
     </w:pPr>
     <w:rPr>
+      <w:rFonts w:eastAsia="黑体"/>
       <w:color w:themeColor="text1" w:val="000000"/>
     </w:rPr>
     <w:tblPr>
@@ -9537,7 +9994,7 @@
     </w:tblPr>
     <w:tblStylePr w:type="firstRow">
       <w:rPr>
-        <w:rFonts w:asciiTheme="majorHAnsi" w:cstheme="majorBidi" w:eastAsiaTheme="majorEastAsia" w:hAnsiTheme="majorHAnsi"/>
+        <w:rFonts w:asciiTheme="majorHAnsi" w:cstheme="majorBidi" w:hAnsiTheme="majorHAnsi" w:eastAsia="黑体"/>
       </w:rPr>
       <w:tblPr/>
       <w:tcPr>
@@ -9549,6 +10006,7 @@
     </w:tblStylePr>
     <w:tblStylePr w:type="lastRow">
       <w:rPr>
+        <w:rFonts w:eastAsia="黑体"/>
         <w:b/>
         <w:bCs/>
         <w:color w:themeColor="text2" w:val="1F497D"/>
@@ -9563,12 +10021,14 @@
     </w:tblStylePr>
     <w:tblStylePr w:type="firstCol">
       <w:rPr>
+        <w:rFonts w:eastAsia="黑体"/>
         <w:b/>
         <w:bCs/>
       </w:rPr>
     </w:tblStylePr>
     <w:tblStylePr w:type="lastCol">
       <w:rPr>
+        <w:rFonts w:eastAsia="黑体"/>
         <w:b/>
         <w:bCs/>
       </w:rPr>
@@ -9602,6 +10062,7 @@
       <w:spacing w:after="0" w:line="240" w:lineRule="auto"/>
     </w:pPr>
     <w:rPr>
+      <w:rFonts w:eastAsia="黑体"/>
       <w:color w:themeColor="text1" w:val="000000"/>
     </w:rPr>
     <w:tblPr>
@@ -9621,7 +10082,7 @@
     </w:tblPr>
     <w:tblStylePr w:type="firstRow">
       <w:rPr>
-        <w:rFonts w:asciiTheme="majorHAnsi" w:cstheme="majorBidi" w:eastAsiaTheme="majorEastAsia" w:hAnsiTheme="majorHAnsi"/>
+        <w:rFonts w:asciiTheme="majorHAnsi" w:cstheme="majorBidi" w:hAnsiTheme="majorHAnsi" w:eastAsia="黑体"/>
       </w:rPr>
       <w:tblPr/>
       <w:tcPr>
@@ -9633,6 +10094,7 @@
     </w:tblStylePr>
     <w:tblStylePr w:type="lastRow">
       <w:rPr>
+        <w:rFonts w:eastAsia="黑体"/>
         <w:b/>
         <w:bCs/>
         <w:color w:themeColor="text2" w:val="1F497D"/>
@@ -9647,12 +10109,14 @@
     </w:tblStylePr>
     <w:tblStylePr w:type="firstCol">
       <w:rPr>
+        <w:rFonts w:eastAsia="黑体"/>
         <w:b/>
         <w:bCs/>
       </w:rPr>
     </w:tblStylePr>
     <w:tblStylePr w:type="lastCol">
       <w:rPr>
+        <w:rFonts w:eastAsia="黑体"/>
         <w:b/>
         <w:bCs/>
       </w:rPr>
@@ -9686,6 +10150,7 @@
       <w:spacing w:after="0" w:line="240" w:lineRule="auto"/>
     </w:pPr>
     <w:rPr>
+      <w:rFonts w:eastAsia="黑体"/>
       <w:color w:themeColor="text1" w:val="000000"/>
     </w:rPr>
     <w:tblPr>
@@ -9705,7 +10170,7 @@
     </w:tblPr>
     <w:tblStylePr w:type="firstRow">
       <w:rPr>
-        <w:rFonts w:asciiTheme="majorHAnsi" w:cstheme="majorBidi" w:eastAsiaTheme="majorEastAsia" w:hAnsiTheme="majorHAnsi"/>
+        <w:rFonts w:asciiTheme="majorHAnsi" w:cstheme="majorBidi" w:hAnsiTheme="majorHAnsi" w:eastAsia="黑体"/>
       </w:rPr>
       <w:tblPr/>
       <w:tcPr>
@@ -9717,6 +10182,7 @@
     </w:tblStylePr>
     <w:tblStylePr w:type="lastRow">
       <w:rPr>
+        <w:rFonts w:eastAsia="黑体"/>
         <w:b/>
         <w:bCs/>
         <w:color w:themeColor="text2" w:val="1F497D"/>
@@ -9731,12 +10197,14 @@
     </w:tblStylePr>
     <w:tblStylePr w:type="firstCol">
       <w:rPr>
+        <w:rFonts w:eastAsia="黑体"/>
         <w:b/>
         <w:bCs/>
       </w:rPr>
     </w:tblStylePr>
     <w:tblStylePr w:type="lastCol">
       <w:rPr>
+        <w:rFonts w:eastAsia="黑体"/>
         <w:b/>
         <w:bCs/>
       </w:rPr>
@@ -9770,6 +10238,7 @@
       <w:spacing w:after="0" w:line="240" w:lineRule="auto"/>
     </w:pPr>
     <w:rPr>
+      <w:rFonts w:eastAsia="黑体"/>
       <w:color w:themeColor="text1" w:val="000000"/>
     </w:rPr>
     <w:tblPr>
@@ -9789,7 +10258,7 @@
     </w:tblPr>
     <w:tblStylePr w:type="firstRow">
       <w:rPr>
-        <w:rFonts w:asciiTheme="majorHAnsi" w:cstheme="majorBidi" w:eastAsiaTheme="majorEastAsia" w:hAnsiTheme="majorHAnsi"/>
+        <w:rFonts w:asciiTheme="majorHAnsi" w:cstheme="majorBidi" w:hAnsiTheme="majorHAnsi" w:eastAsia="黑体"/>
       </w:rPr>
       <w:tblPr/>
       <w:tcPr>
@@ -9801,6 +10270,7 @@
     </w:tblStylePr>
     <w:tblStylePr w:type="lastRow">
       <w:rPr>
+        <w:rFonts w:eastAsia="黑体"/>
         <w:b/>
         <w:bCs/>
         <w:color w:themeColor="text2" w:val="1F497D"/>
@@ -9815,12 +10285,14 @@
     </w:tblStylePr>
     <w:tblStylePr w:type="firstCol">
       <w:rPr>
+        <w:rFonts w:eastAsia="黑体"/>
         <w:b/>
         <w:bCs/>
       </w:rPr>
     </w:tblStylePr>
     <w:tblStylePr w:type="lastCol">
       <w:rPr>
+        <w:rFonts w:eastAsia="黑体"/>
         <w:b/>
         <w:bCs/>
       </w:rPr>
@@ -9854,6 +10326,7 @@
       <w:spacing w:after="0" w:line="240" w:lineRule="auto"/>
     </w:pPr>
     <w:rPr>
+      <w:rFonts w:eastAsia="黑体"/>
       <w:color w:themeColor="text1" w:val="000000"/>
     </w:rPr>
     <w:tblPr>
@@ -9873,7 +10346,7 @@
     </w:tblPr>
     <w:tblStylePr w:type="firstRow">
       <w:rPr>
-        <w:rFonts w:asciiTheme="majorHAnsi" w:cstheme="majorBidi" w:eastAsiaTheme="majorEastAsia" w:hAnsiTheme="majorHAnsi"/>
+        <w:rFonts w:asciiTheme="majorHAnsi" w:cstheme="majorBidi" w:hAnsiTheme="majorHAnsi" w:eastAsia="黑体"/>
       </w:rPr>
       <w:tblPr/>
       <w:tcPr>
@@ -9885,6 +10358,7 @@
     </w:tblStylePr>
     <w:tblStylePr w:type="lastRow">
       <w:rPr>
+        <w:rFonts w:eastAsia="黑体"/>
         <w:b/>
         <w:bCs/>
         <w:color w:themeColor="text2" w:val="1F497D"/>
@@ -9899,12 +10373,14 @@
     </w:tblStylePr>
     <w:tblStylePr w:type="firstCol">
       <w:rPr>
+        <w:rFonts w:eastAsia="黑体"/>
         <w:b/>
         <w:bCs/>
       </w:rPr>
     </w:tblStylePr>
     <w:tblStylePr w:type="lastCol">
       <w:rPr>
+        <w:rFonts w:eastAsia="黑体"/>
         <w:b/>
         <w:bCs/>
       </w:rPr>
@@ -9938,6 +10414,7 @@
       <w:spacing w:after="0" w:line="240" w:lineRule="auto"/>
     </w:pPr>
     <w:rPr>
+      <w:rFonts w:eastAsia="黑体"/>
       <w:color w:themeColor="text1" w:val="000000"/>
     </w:rPr>
     <w:tblPr>
@@ -9957,7 +10434,7 @@
     </w:tblPr>
     <w:tblStylePr w:type="firstRow">
       <w:rPr>
-        <w:rFonts w:asciiTheme="majorHAnsi" w:cstheme="majorBidi" w:eastAsiaTheme="majorEastAsia" w:hAnsiTheme="majorHAnsi"/>
+        <w:rFonts w:asciiTheme="majorHAnsi" w:cstheme="majorBidi" w:hAnsiTheme="majorHAnsi" w:eastAsia="黑体"/>
       </w:rPr>
       <w:tblPr/>
       <w:tcPr>
@@ -9969,6 +10446,7 @@
     </w:tblStylePr>
     <w:tblStylePr w:type="lastRow">
       <w:rPr>
+        <w:rFonts w:eastAsia="黑体"/>
         <w:b/>
         <w:bCs/>
         <w:color w:themeColor="text2" w:val="1F497D"/>
@@ -9983,12 +10461,14 @@
     </w:tblStylePr>
     <w:tblStylePr w:type="firstCol">
       <w:rPr>
+        <w:rFonts w:eastAsia="黑体"/>
         <w:b/>
         <w:bCs/>
       </w:rPr>
     </w:tblStylePr>
     <w:tblStylePr w:type="lastCol">
       <w:rPr>
+        <w:rFonts w:eastAsia="黑体"/>
         <w:b/>
         <w:bCs/>
       </w:rPr>
@@ -10022,7 +10502,7 @@
       <w:spacing w:after="0" w:line="240" w:lineRule="auto"/>
     </w:pPr>
     <w:rPr>
-      <w:rFonts w:asciiTheme="majorHAnsi" w:cstheme="majorBidi" w:eastAsiaTheme="majorEastAsia" w:hAnsiTheme="majorHAnsi"/>
+      <w:rFonts w:asciiTheme="majorHAnsi" w:cstheme="majorBidi" w:hAnsiTheme="majorHAnsi" w:eastAsia="黑体"/>
       <w:color w:themeColor="text1" w:val="000000"/>
     </w:rPr>
     <w:tblPr>
@@ -10044,6 +10524,7 @@
     </w:tblPr>
     <w:tblStylePr w:type="firstRow">
       <w:rPr>
+        <w:rFonts w:eastAsia="黑体"/>
         <w:sz w:val="24"/>
         <w:szCs w:val="24"/>
       </w:rPr>
@@ -10150,7 +10631,7 @@
       <w:spacing w:after="0" w:line="240" w:lineRule="auto"/>
     </w:pPr>
     <w:rPr>
-      <w:rFonts w:asciiTheme="majorHAnsi" w:cstheme="majorBidi" w:eastAsiaTheme="majorEastAsia" w:hAnsiTheme="majorHAnsi"/>
+      <w:rFonts w:asciiTheme="majorHAnsi" w:cstheme="majorBidi" w:hAnsiTheme="majorHAnsi" w:eastAsia="黑体"/>
       <w:color w:themeColor="text1" w:val="000000"/>
     </w:rPr>
     <w:tblPr>
@@ -10172,6 +10653,7 @@
     </w:tblPr>
     <w:tblStylePr w:type="firstRow">
       <w:rPr>
+        <w:rFonts w:eastAsia="黑体"/>
         <w:sz w:val="24"/>
         <w:szCs w:val="24"/>
       </w:rPr>
@@ -10278,7 +10760,7 @@
       <w:spacing w:after="0" w:line="240" w:lineRule="auto"/>
     </w:pPr>
     <w:rPr>
-      <w:rFonts w:asciiTheme="majorHAnsi" w:cstheme="majorBidi" w:eastAsiaTheme="majorEastAsia" w:hAnsiTheme="majorHAnsi"/>
+      <w:rFonts w:asciiTheme="majorHAnsi" w:cstheme="majorBidi" w:hAnsiTheme="majorHAnsi" w:eastAsia="黑体"/>
       <w:color w:themeColor="text1" w:val="000000"/>
     </w:rPr>
     <w:tblPr>
@@ -10300,6 +10782,7 @@
     </w:tblPr>
     <w:tblStylePr w:type="firstRow">
       <w:rPr>
+        <w:rFonts w:eastAsia="黑体"/>
         <w:sz w:val="24"/>
         <w:szCs w:val="24"/>
       </w:rPr>
@@ -10406,7 +10889,7 @@
       <w:spacing w:after="0" w:line="240" w:lineRule="auto"/>
     </w:pPr>
     <w:rPr>
-      <w:rFonts w:asciiTheme="majorHAnsi" w:cstheme="majorBidi" w:eastAsiaTheme="majorEastAsia" w:hAnsiTheme="majorHAnsi"/>
+      <w:rFonts w:asciiTheme="majorHAnsi" w:cstheme="majorBidi" w:hAnsiTheme="majorHAnsi" w:eastAsia="黑体"/>
       <w:color w:themeColor="text1" w:val="000000"/>
     </w:rPr>
     <w:tblPr>
@@ -10428,6 +10911,7 @@
     </w:tblPr>
     <w:tblStylePr w:type="firstRow">
       <w:rPr>
+        <w:rFonts w:eastAsia="黑体"/>
         <w:sz w:val="24"/>
         <w:szCs w:val="24"/>
       </w:rPr>
@@ -10534,7 +11018,7 @@
       <w:spacing w:after="0" w:line="240" w:lineRule="auto"/>
     </w:pPr>
     <w:rPr>
-      <w:rFonts w:asciiTheme="majorHAnsi" w:cstheme="majorBidi" w:eastAsiaTheme="majorEastAsia" w:hAnsiTheme="majorHAnsi"/>
+      <w:rFonts w:asciiTheme="majorHAnsi" w:cstheme="majorBidi" w:hAnsiTheme="majorHAnsi" w:eastAsia="黑体"/>
       <w:color w:themeColor="text1" w:val="000000"/>
     </w:rPr>
     <w:tblPr>
@@ -10556,6 +11040,7 @@
     </w:tblPr>
     <w:tblStylePr w:type="firstRow">
       <w:rPr>
+        <w:rFonts w:eastAsia="黑体"/>
         <w:sz w:val="24"/>
         <w:szCs w:val="24"/>
       </w:rPr>
@@ -10662,7 +11147,7 @@
       <w:spacing w:after="0" w:line="240" w:lineRule="auto"/>
     </w:pPr>
     <w:rPr>
-      <w:rFonts w:asciiTheme="majorHAnsi" w:cstheme="majorBidi" w:eastAsiaTheme="majorEastAsia" w:hAnsiTheme="majorHAnsi"/>
+      <w:rFonts w:asciiTheme="majorHAnsi" w:cstheme="majorBidi" w:hAnsiTheme="majorHAnsi" w:eastAsia="黑体"/>
       <w:color w:themeColor="text1" w:val="000000"/>
     </w:rPr>
     <w:tblPr>
@@ -10684,6 +11169,7 @@
     </w:tblPr>
     <w:tblStylePr w:type="firstRow">
       <w:rPr>
+        <w:rFonts w:eastAsia="黑体"/>
         <w:sz w:val="24"/>
         <w:szCs w:val="24"/>
       </w:rPr>
@@ -10790,7 +11276,7 @@
       <w:spacing w:after="0" w:line="240" w:lineRule="auto"/>
     </w:pPr>
     <w:rPr>
-      <w:rFonts w:asciiTheme="majorHAnsi" w:cstheme="majorBidi" w:eastAsiaTheme="majorEastAsia" w:hAnsiTheme="majorHAnsi"/>
+      <w:rFonts w:asciiTheme="majorHAnsi" w:cstheme="majorBidi" w:hAnsiTheme="majorHAnsi" w:eastAsia="黑体"/>
       <w:color w:themeColor="text1" w:val="000000"/>
     </w:rPr>
     <w:tblPr>
@@ -10812,6 +11298,7 @@
     </w:tblPr>
     <w:tblStylePr w:type="firstRow">
       <w:rPr>
+        <w:rFonts w:eastAsia="黑体"/>
         <w:sz w:val="24"/>
         <w:szCs w:val="24"/>
       </w:rPr>
@@ -10941,12 +11428,14 @@
     </w:tcPr>
     <w:tblStylePr w:type="firstRow">
       <w:rPr>
+        <w:rFonts w:eastAsia="黑体"/>
         <w:b/>
         <w:bCs/>
       </w:rPr>
     </w:tblStylePr>
     <w:tblStylePr w:type="lastRow">
       <w:rPr>
+        <w:rFonts w:eastAsia="黑体"/>
         <w:b/>
         <w:bCs/>
       </w:rPr>
@@ -10959,12 +11448,14 @@
     </w:tblStylePr>
     <w:tblStylePr w:type="firstCol">
       <w:rPr>
+        <w:rFonts w:eastAsia="黑体"/>
         <w:b/>
         <w:bCs/>
       </w:rPr>
     </w:tblStylePr>
     <w:tblStylePr w:type="lastCol">
       <w:rPr>
+        <w:rFonts w:eastAsia="黑体"/>
         <w:b/>
         <w:bCs/>
       </w:rPr>
@@ -11014,12 +11505,14 @@
     </w:tcPr>
     <w:tblStylePr w:type="firstRow">
       <w:rPr>
+        <w:rFonts w:eastAsia="黑体"/>
         <w:b/>
         <w:bCs/>
       </w:rPr>
     </w:tblStylePr>
     <w:tblStylePr w:type="lastRow">
       <w:rPr>
+        <w:rFonts w:eastAsia="黑体"/>
         <w:b/>
         <w:bCs/>
       </w:rPr>
@@ -11032,12 +11525,14 @@
     </w:tblStylePr>
     <w:tblStylePr w:type="firstCol">
       <w:rPr>
+        <w:rFonts w:eastAsia="黑体"/>
         <w:b/>
         <w:bCs/>
       </w:rPr>
     </w:tblStylePr>
     <w:tblStylePr w:type="lastCol">
       <w:rPr>
+        <w:rFonts w:eastAsia="黑体"/>
         <w:b/>
         <w:bCs/>
       </w:rPr>
@@ -11087,12 +11582,14 @@
     </w:tcPr>
     <w:tblStylePr w:type="firstRow">
       <w:rPr>
+        <w:rFonts w:eastAsia="黑体"/>
         <w:b/>
         <w:bCs/>
       </w:rPr>
     </w:tblStylePr>
     <w:tblStylePr w:type="lastRow">
       <w:rPr>
+        <w:rFonts w:eastAsia="黑体"/>
         <w:b/>
         <w:bCs/>
       </w:rPr>
@@ -11105,12 +11602,14 @@
     </w:tblStylePr>
     <w:tblStylePr w:type="firstCol">
       <w:rPr>
+        <w:rFonts w:eastAsia="黑体"/>
         <w:b/>
         <w:bCs/>
       </w:rPr>
     </w:tblStylePr>
     <w:tblStylePr w:type="lastCol">
       <w:rPr>
+        <w:rFonts w:eastAsia="黑体"/>
         <w:b/>
         <w:bCs/>
       </w:rPr>
@@ -11160,12 +11659,14 @@
     </w:tcPr>
     <w:tblStylePr w:type="firstRow">
       <w:rPr>
+        <w:rFonts w:eastAsia="黑体"/>
         <w:b/>
         <w:bCs/>
       </w:rPr>
     </w:tblStylePr>
     <w:tblStylePr w:type="lastRow">
       <w:rPr>
+        <w:rFonts w:eastAsia="黑体"/>
         <w:b/>
         <w:bCs/>
       </w:rPr>
@@ -11178,12 +11679,14 @@
     </w:tblStylePr>
     <w:tblStylePr w:type="firstCol">
       <w:rPr>
+        <w:rFonts w:eastAsia="黑体"/>
         <w:b/>
         <w:bCs/>
       </w:rPr>
     </w:tblStylePr>
     <w:tblStylePr w:type="lastCol">
       <w:rPr>
+        <w:rFonts w:eastAsia="黑体"/>
         <w:b/>
         <w:bCs/>
       </w:rPr>
@@ -11233,12 +11736,14 @@
     </w:tcPr>
     <w:tblStylePr w:type="firstRow">
       <w:rPr>
+        <w:rFonts w:eastAsia="黑体"/>
         <w:b/>
         <w:bCs/>
       </w:rPr>
     </w:tblStylePr>
     <w:tblStylePr w:type="lastRow">
       <w:rPr>
+        <w:rFonts w:eastAsia="黑体"/>
         <w:b/>
         <w:bCs/>
       </w:rPr>
@@ -11251,12 +11756,14 @@
     </w:tblStylePr>
     <w:tblStylePr w:type="firstCol">
       <w:rPr>
+        <w:rFonts w:eastAsia="黑体"/>
         <w:b/>
         <w:bCs/>
       </w:rPr>
     </w:tblStylePr>
     <w:tblStylePr w:type="lastCol">
       <w:rPr>
+        <w:rFonts w:eastAsia="黑体"/>
         <w:b/>
         <w:bCs/>
       </w:rPr>
@@ -11306,12 +11813,14 @@
     </w:tcPr>
     <w:tblStylePr w:type="firstRow">
       <w:rPr>
+        <w:rFonts w:eastAsia="黑体"/>
         <w:b/>
         <w:bCs/>
       </w:rPr>
     </w:tblStylePr>
     <w:tblStylePr w:type="lastRow">
       <w:rPr>
+        <w:rFonts w:eastAsia="黑体"/>
         <w:b/>
         <w:bCs/>
       </w:rPr>
@@ -11324,12 +11833,14 @@
     </w:tblStylePr>
     <w:tblStylePr w:type="firstCol">
       <w:rPr>
+        <w:rFonts w:eastAsia="黑体"/>
         <w:b/>
         <w:bCs/>
       </w:rPr>
     </w:tblStylePr>
     <w:tblStylePr w:type="lastCol">
       <w:rPr>
+        <w:rFonts w:eastAsia="黑体"/>
         <w:b/>
         <w:bCs/>
       </w:rPr>
@@ -11379,12 +11890,14 @@
     </w:tcPr>
     <w:tblStylePr w:type="firstRow">
       <w:rPr>
+        <w:rFonts w:eastAsia="黑体"/>
         <w:b/>
         <w:bCs/>
       </w:rPr>
     </w:tblStylePr>
     <w:tblStylePr w:type="lastRow">
       <w:rPr>
+        <w:rFonts w:eastAsia="黑体"/>
         <w:b/>
         <w:bCs/>
       </w:rPr>
@@ -11397,12 +11910,14 @@
     </w:tblStylePr>
     <w:tblStylePr w:type="firstCol">
       <w:rPr>
+        <w:rFonts w:eastAsia="黑体"/>
         <w:b/>
         <w:bCs/>
       </w:rPr>
     </w:tblStylePr>
     <w:tblStylePr w:type="lastCol">
       <w:rPr>
+        <w:rFonts w:eastAsia="黑体"/>
         <w:b/>
         <w:bCs/>
       </w:rPr>
@@ -11429,7 +11944,7 @@
       <w:spacing w:after="0" w:line="240" w:lineRule="auto"/>
     </w:pPr>
     <w:rPr>
-      <w:rFonts w:asciiTheme="majorHAnsi" w:cstheme="majorBidi" w:eastAsiaTheme="majorEastAsia" w:hAnsiTheme="majorHAnsi"/>
+      <w:rFonts w:asciiTheme="majorHAnsi" w:cstheme="majorBidi" w:hAnsiTheme="majorHAnsi" w:eastAsia="黑体"/>
       <w:color w:themeColor="text1" w:val="000000"/>
     </w:rPr>
     <w:tblPr>
@@ -11456,6 +11971,7 @@
     </w:tcPr>
     <w:tblStylePr w:type="firstRow">
       <w:rPr>
+        <w:rFonts w:eastAsia="黑体"/>
         <w:b/>
         <w:bCs/>
         <w:color w:themeColor="text1" w:val="000000"/>
@@ -11467,6 +11983,7 @@
     </w:tblStylePr>
     <w:tblStylePr w:type="lastRow">
       <w:rPr>
+        <w:rFonts w:eastAsia="黑体"/>
         <w:b/>
         <w:bCs/>
         <w:color w:themeColor="text1" w:val="000000"/>
@@ -11486,6 +12003,7 @@
     </w:tblStylePr>
     <w:tblStylePr w:type="firstCol">
       <w:rPr>
+        <w:rFonts w:eastAsia="黑体"/>
         <w:b/>
         <w:bCs/>
         <w:color w:themeColor="text1" w:val="000000"/>
@@ -11505,6 +12023,7 @@
     </w:tblStylePr>
     <w:tblStylePr w:type="lastCol">
       <w:rPr>
+        <w:rFonts w:eastAsia="黑体"/>
         <w:b w:val="0"/>
         <w:bCs w:val="0"/>
         <w:color w:themeColor="text1" w:val="000000"/>
@@ -11554,7 +12073,7 @@
       <w:spacing w:after="0" w:line="240" w:lineRule="auto"/>
     </w:pPr>
     <w:rPr>
-      <w:rFonts w:asciiTheme="majorHAnsi" w:cstheme="majorBidi" w:eastAsiaTheme="majorEastAsia" w:hAnsiTheme="majorHAnsi"/>
+      <w:rFonts w:asciiTheme="majorHAnsi" w:cstheme="majorBidi" w:hAnsiTheme="majorHAnsi" w:eastAsia="黑体"/>
       <w:color w:themeColor="text1" w:val="000000"/>
     </w:rPr>
     <w:tblPr>
@@ -11581,6 +12100,7 @@
     </w:tcPr>
     <w:tblStylePr w:type="firstRow">
       <w:rPr>
+        <w:rFonts w:eastAsia="黑体"/>
         <w:b/>
         <w:bCs/>
         <w:color w:themeColor="text1" w:val="000000"/>
@@ -11592,6 +12112,7 @@
     </w:tblStylePr>
     <w:tblStylePr w:type="lastRow">
       <w:rPr>
+        <w:rFonts w:eastAsia="黑体"/>
         <w:b/>
         <w:bCs/>
         <w:color w:themeColor="text1" w:val="000000"/>
@@ -11611,6 +12132,7 @@
     </w:tblStylePr>
     <w:tblStylePr w:type="firstCol">
       <w:rPr>
+        <w:rFonts w:eastAsia="黑体"/>
         <w:b/>
         <w:bCs/>
         <w:color w:themeColor="text1" w:val="000000"/>
@@ -11630,6 +12152,7 @@
     </w:tblStylePr>
     <w:tblStylePr w:type="lastCol">
       <w:rPr>
+        <w:rFonts w:eastAsia="黑体"/>
         <w:b w:val="0"/>
         <w:bCs w:val="0"/>
         <w:color w:themeColor="text1" w:val="000000"/>
@@ -11679,7 +12202,7 @@
       <w:spacing w:after="0" w:line="240" w:lineRule="auto"/>
     </w:pPr>
     <w:rPr>
-      <w:rFonts w:asciiTheme="majorHAnsi" w:cstheme="majorBidi" w:eastAsiaTheme="majorEastAsia" w:hAnsiTheme="majorHAnsi"/>
+      <w:rFonts w:asciiTheme="majorHAnsi" w:cstheme="majorBidi" w:hAnsiTheme="majorHAnsi" w:eastAsia="黑体"/>
       <w:color w:themeColor="text1" w:val="000000"/>
     </w:rPr>
     <w:tblPr>
@@ -11706,6 +12229,7 @@
     </w:tcPr>
     <w:tblStylePr w:type="firstRow">
       <w:rPr>
+        <w:rFonts w:eastAsia="黑体"/>
         <w:b/>
         <w:bCs/>
         <w:color w:themeColor="text1" w:val="000000"/>
@@ -11717,6 +12241,7 @@
     </w:tblStylePr>
     <w:tblStylePr w:type="lastRow">
       <w:rPr>
+        <w:rFonts w:eastAsia="黑体"/>
         <w:b/>
         <w:bCs/>
         <w:color w:themeColor="text1" w:val="000000"/>
@@ -11736,6 +12261,7 @@
     </w:tblStylePr>
     <w:tblStylePr w:type="firstCol">
       <w:rPr>
+        <w:rFonts w:eastAsia="黑体"/>
         <w:b/>
         <w:bCs/>
         <w:color w:themeColor="text1" w:val="000000"/>
@@ -11755,6 +12281,7 @@
     </w:tblStylePr>
     <w:tblStylePr w:type="lastCol">
       <w:rPr>
+        <w:rFonts w:eastAsia="黑体"/>
         <w:b w:val="0"/>
         <w:bCs w:val="0"/>
         <w:color w:themeColor="text1" w:val="000000"/>
@@ -11804,7 +12331,7 @@
       <w:spacing w:after="0" w:line="240" w:lineRule="auto"/>
     </w:pPr>
     <w:rPr>
-      <w:rFonts w:asciiTheme="majorHAnsi" w:cstheme="majorBidi" w:eastAsiaTheme="majorEastAsia" w:hAnsiTheme="majorHAnsi"/>
+      <w:rFonts w:asciiTheme="majorHAnsi" w:cstheme="majorBidi" w:hAnsiTheme="majorHAnsi" w:eastAsia="黑体"/>
       <w:color w:themeColor="text1" w:val="000000"/>
     </w:rPr>
     <w:tblPr>
@@ -11831,6 +12358,7 @@
     </w:tcPr>
     <w:tblStylePr w:type="firstRow">
       <w:rPr>
+        <w:rFonts w:eastAsia="黑体"/>
         <w:b/>
         <w:bCs/>
         <w:color w:themeColor="text1" w:val="000000"/>
@@ -11842,6 +12370,7 @@
     </w:tblStylePr>
     <w:tblStylePr w:type="lastRow">
       <w:rPr>
+        <w:rFonts w:eastAsia="黑体"/>
         <w:b/>
         <w:bCs/>
         <w:color w:themeColor="text1" w:val="000000"/>
@@ -11861,6 +12390,7 @@
     </w:tblStylePr>
     <w:tblStylePr w:type="firstCol">
       <w:rPr>
+        <w:rFonts w:eastAsia="黑体"/>
         <w:b/>
         <w:bCs/>
         <w:color w:themeColor="text1" w:val="000000"/>
@@ -11880,6 +12410,7 @@
     </w:tblStylePr>
     <w:tblStylePr w:type="lastCol">
       <w:rPr>
+        <w:rFonts w:eastAsia="黑体"/>
         <w:b w:val="0"/>
         <w:bCs w:val="0"/>
         <w:color w:themeColor="text1" w:val="000000"/>
@@ -11929,7 +12460,7 @@
       <w:spacing w:after="0" w:line="240" w:lineRule="auto"/>
     </w:pPr>
     <w:rPr>
-      <w:rFonts w:asciiTheme="majorHAnsi" w:cstheme="majorBidi" w:eastAsiaTheme="majorEastAsia" w:hAnsiTheme="majorHAnsi"/>
+      <w:rFonts w:asciiTheme="majorHAnsi" w:cstheme="majorBidi" w:hAnsiTheme="majorHAnsi" w:eastAsia="黑体"/>
       <w:color w:themeColor="text1" w:val="000000"/>
     </w:rPr>
     <w:tblPr>
@@ -11956,6 +12487,7 @@
     </w:tcPr>
     <w:tblStylePr w:type="firstRow">
       <w:rPr>
+        <w:rFonts w:eastAsia="黑体"/>
         <w:b/>
         <w:bCs/>
         <w:color w:themeColor="text1" w:val="000000"/>
@@ -11967,6 +12499,7 @@
     </w:tblStylePr>
     <w:tblStylePr w:type="lastRow">
       <w:rPr>
+        <w:rFonts w:eastAsia="黑体"/>
         <w:b/>
         <w:bCs/>
         <w:color w:themeColor="text1" w:val="000000"/>
@@ -11986,6 +12519,7 @@
     </w:tblStylePr>
     <w:tblStylePr w:type="firstCol">
       <w:rPr>
+        <w:rFonts w:eastAsia="黑体"/>
         <w:b/>
         <w:bCs/>
         <w:color w:themeColor="text1" w:val="000000"/>
@@ -12005,6 +12539,7 @@
     </w:tblStylePr>
     <w:tblStylePr w:type="lastCol">
       <w:rPr>
+        <w:rFonts w:eastAsia="黑体"/>
         <w:b w:val="0"/>
         <w:bCs w:val="0"/>
         <w:color w:themeColor="text1" w:val="000000"/>
@@ -12054,7 +12589,7 @@
       <w:spacing w:after="0" w:line="240" w:lineRule="auto"/>
     </w:pPr>
     <w:rPr>
-      <w:rFonts w:asciiTheme="majorHAnsi" w:cstheme="majorBidi" w:eastAsiaTheme="majorEastAsia" w:hAnsiTheme="majorHAnsi"/>
+      <w:rFonts w:asciiTheme="majorHAnsi" w:cstheme="majorBidi" w:hAnsiTheme="majorHAnsi" w:eastAsia="黑体"/>
       <w:color w:themeColor="text1" w:val="000000"/>
     </w:rPr>
     <w:tblPr>
@@ -12081,6 +12616,7 @@
     </w:tcPr>
     <w:tblStylePr w:type="firstRow">
       <w:rPr>
+        <w:rFonts w:eastAsia="黑体"/>
         <w:b/>
         <w:bCs/>
         <w:color w:themeColor="text1" w:val="000000"/>
@@ -12092,6 +12628,7 @@
     </w:tblStylePr>
     <w:tblStylePr w:type="lastRow">
       <w:rPr>
+        <w:rFonts w:eastAsia="黑体"/>
         <w:b/>
         <w:bCs/>
         <w:color w:themeColor="text1" w:val="000000"/>
@@ -12111,6 +12648,7 @@
     </w:tblStylePr>
     <w:tblStylePr w:type="firstCol">
       <w:rPr>
+        <w:rFonts w:eastAsia="黑体"/>
         <w:b/>
         <w:bCs/>
         <w:color w:themeColor="text1" w:val="000000"/>
@@ -12130,6 +12668,7 @@
     </w:tblStylePr>
     <w:tblStylePr w:type="lastCol">
       <w:rPr>
+        <w:rFonts w:eastAsia="黑体"/>
         <w:b w:val="0"/>
         <w:bCs w:val="0"/>
         <w:color w:themeColor="text1" w:val="000000"/>
@@ -12179,7 +12718,7 @@
       <w:spacing w:after="0" w:line="240" w:lineRule="auto"/>
     </w:pPr>
     <w:rPr>
-      <w:rFonts w:asciiTheme="majorHAnsi" w:cstheme="majorBidi" w:eastAsiaTheme="majorEastAsia" w:hAnsiTheme="majorHAnsi"/>
+      <w:rFonts w:asciiTheme="majorHAnsi" w:cstheme="majorBidi" w:hAnsiTheme="majorHAnsi" w:eastAsia="黑体"/>
       <w:color w:themeColor="text1" w:val="000000"/>
     </w:rPr>
     <w:tblPr>
@@ -12206,6 +12745,7 @@
     </w:tcPr>
     <w:tblStylePr w:type="firstRow">
       <w:rPr>
+        <w:rFonts w:eastAsia="黑体"/>
         <w:b/>
         <w:bCs/>
         <w:color w:themeColor="text1" w:val="000000"/>
@@ -12217,6 +12757,7 @@
     </w:tblStylePr>
     <w:tblStylePr w:type="lastRow">
       <w:rPr>
+        <w:rFonts w:eastAsia="黑体"/>
         <w:b/>
         <w:bCs/>
         <w:color w:themeColor="text1" w:val="000000"/>
@@ -12236,6 +12777,7 @@
     </w:tblStylePr>
     <w:tblStylePr w:type="firstCol">
       <w:rPr>
+        <w:rFonts w:eastAsia="黑体"/>
         <w:b/>
         <w:bCs/>
         <w:color w:themeColor="text1" w:val="000000"/>
@@ -12255,6 +12797,7 @@
     </w:tblStylePr>
     <w:tblStylePr w:type="lastCol">
       <w:rPr>
+        <w:rFonts w:eastAsia="黑体"/>
         <w:b w:val="0"/>
         <w:bCs w:val="0"/>
         <w:color w:themeColor="text1" w:val="000000"/>
@@ -12327,6 +12870,7 @@
     </w:tcPr>
     <w:tblStylePr w:type="firstRow">
       <w:rPr>
+        <w:rFonts w:eastAsia="黑体"/>
         <w:b/>
         <w:bCs/>
         <w:i w:val="0"/>
@@ -12348,6 +12892,7 @@
     </w:tblStylePr>
     <w:tblStylePr w:type="lastRow">
       <w:rPr>
+        <w:rFonts w:eastAsia="黑体"/>
         <w:b/>
         <w:bCs/>
         <w:i w:val="0"/>
@@ -12369,6 +12914,7 @@
     </w:tblStylePr>
     <w:tblStylePr w:type="firstCol">
       <w:rPr>
+        <w:rFonts w:eastAsia="黑体"/>
         <w:b/>
         <w:bCs/>
         <w:i w:val="0"/>
@@ -12388,6 +12934,7 @@
     </w:tblStylePr>
     <w:tblStylePr w:type="lastCol">
       <w:rPr>
+        <w:rFonts w:eastAsia="黑体"/>
         <w:b/>
         <w:bCs/>
         <w:i w:val="0"/>
@@ -12468,6 +13015,7 @@
     </w:tcPr>
     <w:tblStylePr w:type="firstRow">
       <w:rPr>
+        <w:rFonts w:eastAsia="黑体"/>
         <w:b/>
         <w:bCs/>
         <w:i w:val="0"/>
@@ -12489,6 +13037,7 @@
     </w:tblStylePr>
     <w:tblStylePr w:type="lastRow">
       <w:rPr>
+        <w:rFonts w:eastAsia="黑体"/>
         <w:b/>
         <w:bCs/>
         <w:i w:val="0"/>
@@ -12510,6 +13059,7 @@
     </w:tblStylePr>
     <w:tblStylePr w:type="firstCol">
       <w:rPr>
+        <w:rFonts w:eastAsia="黑体"/>
         <w:b/>
         <w:bCs/>
         <w:i w:val="0"/>
@@ -12529,6 +13079,7 @@
     </w:tblStylePr>
     <w:tblStylePr w:type="lastCol">
       <w:rPr>
+        <w:rFonts w:eastAsia="黑体"/>
         <w:b/>
         <w:bCs/>
         <w:i w:val="0"/>
@@ -12609,6 +13160,7 @@
     </w:tcPr>
     <w:tblStylePr w:type="firstRow">
       <w:rPr>
+        <w:rFonts w:eastAsia="黑体"/>
         <w:b/>
         <w:bCs/>
         <w:i w:val="0"/>
@@ -12630,6 +13182,7 @@
     </w:tblStylePr>
     <w:tblStylePr w:type="lastRow">
       <w:rPr>
+        <w:rFonts w:eastAsia="黑体"/>
         <w:b/>
         <w:bCs/>
         <w:i w:val="0"/>
@@ -12651,6 +13204,7 @@
     </w:tblStylePr>
     <w:tblStylePr w:type="firstCol">
       <w:rPr>
+        <w:rFonts w:eastAsia="黑体"/>
         <w:b/>
         <w:bCs/>
         <w:i w:val="0"/>
@@ -12670,6 +13224,7 @@
     </w:tblStylePr>
     <w:tblStylePr w:type="lastCol">
       <w:rPr>
+        <w:rFonts w:eastAsia="黑体"/>
         <w:b/>
         <w:bCs/>
         <w:i w:val="0"/>
@@ -12750,6 +13305,7 @@
     </w:tcPr>
     <w:tblStylePr w:type="firstRow">
       <w:rPr>
+        <w:rFonts w:eastAsia="黑体"/>
         <w:b/>
         <w:bCs/>
         <w:i w:val="0"/>
@@ -12771,6 +13327,7 @@
     </w:tblStylePr>
     <w:tblStylePr w:type="lastRow">
       <w:rPr>
+        <w:rFonts w:eastAsia="黑体"/>
         <w:b/>
         <w:bCs/>
         <w:i w:val="0"/>
@@ -12792,6 +13349,7 @@
     </w:tblStylePr>
     <w:tblStylePr w:type="firstCol">
       <w:rPr>
+        <w:rFonts w:eastAsia="黑体"/>
         <w:b/>
         <w:bCs/>
         <w:i w:val="0"/>
@@ -12811,6 +13369,7 @@
     </w:tblStylePr>
     <w:tblStylePr w:type="lastCol">
       <w:rPr>
+        <w:rFonts w:eastAsia="黑体"/>
         <w:b/>
         <w:bCs/>
         <w:i w:val="0"/>
@@ -12891,6 +13450,7 @@
     </w:tcPr>
     <w:tblStylePr w:type="firstRow">
       <w:rPr>
+        <w:rFonts w:eastAsia="黑体"/>
         <w:b/>
         <w:bCs/>
         <w:i w:val="0"/>
@@ -12912,6 +13472,7 @@
     </w:tblStylePr>
     <w:tblStylePr w:type="lastRow">
       <w:rPr>
+        <w:rFonts w:eastAsia="黑体"/>
         <w:b/>
         <w:bCs/>
         <w:i w:val="0"/>
@@ -12933,6 +13494,7 @@
     </w:tblStylePr>
     <w:tblStylePr w:type="firstCol">
       <w:rPr>
+        <w:rFonts w:eastAsia="黑体"/>
         <w:b/>
         <w:bCs/>
         <w:i w:val="0"/>
@@ -12952,6 +13514,7 @@
     </w:tblStylePr>
     <w:tblStylePr w:type="lastCol">
       <w:rPr>
+        <w:rFonts w:eastAsia="黑体"/>
         <w:b/>
         <w:bCs/>
         <w:i w:val="0"/>
@@ -13032,6 +13595,7 @@
     </w:tcPr>
     <w:tblStylePr w:type="firstRow">
       <w:rPr>
+        <w:rFonts w:eastAsia="黑体"/>
         <w:b/>
         <w:bCs/>
         <w:i w:val="0"/>
@@ -13053,6 +13617,7 @@
     </w:tblStylePr>
     <w:tblStylePr w:type="lastRow">
       <w:rPr>
+        <w:rFonts w:eastAsia="黑体"/>
         <w:b/>
         <w:bCs/>
         <w:i w:val="0"/>
@@ -13074,6 +13639,7 @@
     </w:tblStylePr>
     <w:tblStylePr w:type="firstCol">
       <w:rPr>
+        <w:rFonts w:eastAsia="黑体"/>
         <w:b/>
         <w:bCs/>
         <w:i w:val="0"/>
@@ -13093,6 +13659,7 @@
     </w:tblStylePr>
     <w:tblStylePr w:type="lastCol">
       <w:rPr>
+        <w:rFonts w:eastAsia="黑体"/>
         <w:b/>
         <w:bCs/>
         <w:i w:val="0"/>
@@ -13173,6 +13740,7 @@
     </w:tcPr>
     <w:tblStylePr w:type="firstRow">
       <w:rPr>
+        <w:rFonts w:eastAsia="黑体"/>
         <w:b/>
         <w:bCs/>
         <w:i w:val="0"/>
@@ -13194,6 +13762,7 @@
     </w:tblStylePr>
     <w:tblStylePr w:type="lastRow">
       <w:rPr>
+        <w:rFonts w:eastAsia="黑体"/>
         <w:b/>
         <w:bCs/>
         <w:i w:val="0"/>
@@ -13215,6 +13784,7 @@
     </w:tblStylePr>
     <w:tblStylePr w:type="firstCol">
       <w:rPr>
+        <w:rFonts w:eastAsia="黑体"/>
         <w:b/>
         <w:bCs/>
         <w:i w:val="0"/>
@@ -13234,6 +13804,7 @@
     </w:tblStylePr>
     <w:tblStylePr w:type="lastCol">
       <w:rPr>
+        <w:rFonts w:eastAsia="黑体"/>
         <w:b/>
         <w:bCs/>
         <w:i w:val="0"/>
@@ -13291,6 +13862,7 @@
       <w:spacing w:after="0" w:line="240" w:lineRule="auto"/>
     </w:pPr>
     <w:rPr>
+      <w:rFonts w:eastAsia="黑体"/>
       <w:color w:themeColor="background1" w:val="FFFFFF"/>
     </w:rPr>
     <w:tblPr>
@@ -13309,6 +13881,7 @@
     </w:tcPr>
     <w:tblStylePr w:type="firstRow">
       <w:rPr>
+        <w:rFonts w:eastAsia="黑体"/>
         <w:b/>
         <w:bCs/>
       </w:rPr>
@@ -13405,6 +13978,7 @@
       <w:spacing w:after="0" w:line="240" w:lineRule="auto"/>
     </w:pPr>
     <w:rPr>
+      <w:rFonts w:eastAsia="黑体"/>
       <w:color w:themeColor="background1" w:val="FFFFFF"/>
     </w:rPr>
     <w:tblPr>
@@ -13423,6 +13997,7 @@
     </w:tcPr>
     <w:tblStylePr w:type="firstRow">
       <w:rPr>
+        <w:rFonts w:eastAsia="黑体"/>
         <w:b/>
         <w:bCs/>
       </w:rPr>
@@ -13519,6 +14094,7 @@
       <w:spacing w:after="0" w:line="240" w:lineRule="auto"/>
     </w:pPr>
     <w:rPr>
+      <w:rFonts w:eastAsia="黑体"/>
       <w:color w:themeColor="background1" w:val="FFFFFF"/>
     </w:rPr>
     <w:tblPr>
@@ -13537,6 +14113,7 @@
     </w:tcPr>
     <w:tblStylePr w:type="firstRow">
       <w:rPr>
+        <w:rFonts w:eastAsia="黑体"/>
         <w:b/>
         <w:bCs/>
       </w:rPr>
@@ -13633,6 +14210,7 @@
       <w:spacing w:after="0" w:line="240" w:lineRule="auto"/>
     </w:pPr>
     <w:rPr>
+      <w:rFonts w:eastAsia="黑体"/>
       <w:color w:themeColor="background1" w:val="FFFFFF"/>
     </w:rPr>
     <w:tblPr>
@@ -13651,6 +14229,7 @@
     </w:tcPr>
     <w:tblStylePr w:type="firstRow">
       <w:rPr>
+        <w:rFonts w:eastAsia="黑体"/>
         <w:b/>
         <w:bCs/>
       </w:rPr>
@@ -13747,6 +14326,7 @@
       <w:spacing w:after="0" w:line="240" w:lineRule="auto"/>
     </w:pPr>
     <w:rPr>
+      <w:rFonts w:eastAsia="黑体"/>
       <w:color w:themeColor="background1" w:val="FFFFFF"/>
     </w:rPr>
     <w:tblPr>
@@ -13765,6 +14345,7 @@
     </w:tcPr>
     <w:tblStylePr w:type="firstRow">
       <w:rPr>
+        <w:rFonts w:eastAsia="黑体"/>
         <w:b/>
         <w:bCs/>
       </w:rPr>
@@ -13861,6 +14442,7 @@
       <w:spacing w:after="0" w:line="240" w:lineRule="auto"/>
     </w:pPr>
     <w:rPr>
+      <w:rFonts w:eastAsia="黑体"/>
       <w:color w:themeColor="background1" w:val="FFFFFF"/>
     </w:rPr>
     <w:tblPr>
@@ -13879,6 +14461,7 @@
     </w:tcPr>
     <w:tblStylePr w:type="firstRow">
       <w:rPr>
+        <w:rFonts w:eastAsia="黑体"/>
         <w:b/>
         <w:bCs/>
       </w:rPr>
@@ -13975,6 +14558,7 @@
       <w:spacing w:after="0" w:line="240" w:lineRule="auto"/>
     </w:pPr>
     <w:rPr>
+      <w:rFonts w:eastAsia="黑体"/>
       <w:color w:themeColor="background1" w:val="FFFFFF"/>
     </w:rPr>
     <w:tblPr>
@@ -13993,6 +14577,7 @@
     </w:tcPr>
     <w:tblStylePr w:type="firstRow">
       <w:rPr>
+        <w:rFonts w:eastAsia="黑体"/>
         <w:b/>
         <w:bCs/>
       </w:rPr>
@@ -14089,6 +14674,7 @@
       <w:spacing w:after="0" w:line="240" w:lineRule="auto"/>
     </w:pPr>
     <w:rPr>
+      <w:rFonts w:eastAsia="黑体"/>
       <w:color w:themeColor="text1" w:val="000000"/>
     </w:rPr>
     <w:tblPr>
@@ -14115,6 +14701,7 @@
     </w:tcPr>
     <w:tblStylePr w:type="firstRow">
       <w:rPr>
+        <w:rFonts w:eastAsia="黑体"/>
         <w:b/>
         <w:bCs/>
       </w:rPr>
@@ -14133,6 +14720,7 @@
     </w:tblStylePr>
     <w:tblStylePr w:type="lastRow">
       <w:rPr>
+        <w:rFonts w:eastAsia="黑体"/>
         <w:b/>
         <w:bCs/>
         <w:color w:themeColor="background1" w:val="FFFFFF"/>
@@ -14147,6 +14735,7 @@
     </w:tblStylePr>
     <w:tblStylePr w:type="firstCol">
       <w:rPr>
+        <w:rFonts w:eastAsia="黑体"/>
         <w:color w:themeColor="background1" w:val="FFFFFF"/>
       </w:rPr>
       <w:tblPr/>
@@ -14164,6 +14753,7 @@
     </w:tblStylePr>
     <w:tblStylePr w:type="lastCol">
       <w:rPr>
+        <w:rFonts w:eastAsia="黑体"/>
         <w:color w:themeColor="background1" w:val="FFFFFF"/>
       </w:rPr>
       <w:tblPr/>
@@ -14193,11 +14783,13 @@
     </w:tblStylePr>
     <w:tblStylePr w:type="neCell">
       <w:rPr>
+        <w:rFonts w:eastAsia="黑体"/>
         <w:color w:themeColor="text1" w:val="000000"/>
       </w:rPr>
     </w:tblStylePr>
     <w:tblStylePr w:type="nwCell">
       <w:rPr>
+        <w:rFonts w:eastAsia="黑体"/>
         <w:color w:themeColor="text1" w:val="000000"/>
       </w:rPr>
     </w:tblStylePr>
@@ -14211,6 +14803,7 @@
       <w:spacing w:after="0" w:line="240" w:lineRule="auto"/>
     </w:pPr>
     <w:rPr>
+      <w:rFonts w:eastAsia="黑体"/>
       <w:color w:themeColor="text1" w:val="000000"/>
     </w:rPr>
     <w:tblPr>
@@ -14237,6 +14830,7 @@
     </w:tcPr>
     <w:tblStylePr w:type="firstRow">
       <w:rPr>
+        <w:rFonts w:eastAsia="黑体"/>
         <w:b/>
         <w:bCs/>
       </w:rPr>
@@ -14255,6 +14849,7 @@
     </w:tblStylePr>
     <w:tblStylePr w:type="lastRow">
       <w:rPr>
+        <w:rFonts w:eastAsia="黑体"/>
         <w:b/>
         <w:bCs/>
         <w:color w:themeColor="background1" w:val="FFFFFF"/>
@@ -14269,6 +14864,7 @@
     </w:tblStylePr>
     <w:tblStylePr w:type="firstCol">
       <w:rPr>
+        <w:rFonts w:eastAsia="黑体"/>
         <w:color w:themeColor="background1" w:val="FFFFFF"/>
       </w:rPr>
       <w:tblPr/>
@@ -14286,6 +14882,7 @@
     </w:tblStylePr>
     <w:tblStylePr w:type="lastCol">
       <w:rPr>
+        <w:rFonts w:eastAsia="黑体"/>
         <w:color w:themeColor="background1" w:val="FFFFFF"/>
       </w:rPr>
       <w:tblPr/>
@@ -14315,11 +14912,13 @@
     </w:tblStylePr>
     <w:tblStylePr w:type="neCell">
       <w:rPr>
+        <w:rFonts w:eastAsia="黑体"/>
         <w:color w:themeColor="text1" w:val="000000"/>
       </w:rPr>
     </w:tblStylePr>
     <w:tblStylePr w:type="nwCell">
       <w:rPr>
+        <w:rFonts w:eastAsia="黑体"/>
         <w:color w:themeColor="text1" w:val="000000"/>
       </w:rPr>
     </w:tblStylePr>
@@ -14333,6 +14932,7 @@
       <w:spacing w:after="0" w:line="240" w:lineRule="auto"/>
     </w:pPr>
     <w:rPr>
+      <w:rFonts w:eastAsia="黑体"/>
       <w:color w:themeColor="text1" w:val="000000"/>
     </w:rPr>
     <w:tblPr>
@@ -14359,6 +14959,7 @@
     </w:tcPr>
     <w:tblStylePr w:type="firstRow">
       <w:rPr>
+        <w:rFonts w:eastAsia="黑体"/>
         <w:b/>
         <w:bCs/>
       </w:rPr>
@@ -14377,6 +14978,7 @@
     </w:tblStylePr>
     <w:tblStylePr w:type="lastRow">
       <w:rPr>
+        <w:rFonts w:eastAsia="黑体"/>
         <w:b/>
         <w:bCs/>
         <w:color w:themeColor="background1" w:val="FFFFFF"/>
@@ -14391,6 +14993,7 @@
     </w:tblStylePr>
     <w:tblStylePr w:type="firstCol">
       <w:rPr>
+        <w:rFonts w:eastAsia="黑体"/>
         <w:color w:themeColor="background1" w:val="FFFFFF"/>
       </w:rPr>
       <w:tblPr/>
@@ -14408,6 +15011,7 @@
     </w:tblStylePr>
     <w:tblStylePr w:type="lastCol">
       <w:rPr>
+        <w:rFonts w:eastAsia="黑体"/>
         <w:color w:themeColor="background1" w:val="FFFFFF"/>
       </w:rPr>
       <w:tblPr/>
@@ -14437,11 +15041,13 @@
     </w:tblStylePr>
     <w:tblStylePr w:type="neCell">
       <w:rPr>
+        <w:rFonts w:eastAsia="黑体"/>
         <w:color w:themeColor="text1" w:val="000000"/>
       </w:rPr>
     </w:tblStylePr>
     <w:tblStylePr w:type="nwCell">
       <w:rPr>
+        <w:rFonts w:eastAsia="黑体"/>
         <w:color w:themeColor="text1" w:val="000000"/>
       </w:rPr>
     </w:tblStylePr>
@@ -14455,6 +15061,7 @@
       <w:spacing w:after="0" w:line="240" w:lineRule="auto"/>
     </w:pPr>
     <w:rPr>
+      <w:rFonts w:eastAsia="黑体"/>
       <w:color w:themeColor="text1" w:val="000000"/>
     </w:rPr>
     <w:tblPr>
@@ -14481,6 +15088,7 @@
     </w:tcPr>
     <w:tblStylePr w:type="firstRow">
       <w:rPr>
+        <w:rFonts w:eastAsia="黑体"/>
         <w:b/>
         <w:bCs/>
       </w:rPr>
@@ -14499,6 +15107,7 @@
     </w:tblStylePr>
     <w:tblStylePr w:type="lastRow">
       <w:rPr>
+        <w:rFonts w:eastAsia="黑体"/>
         <w:b/>
         <w:bCs/>
         <w:color w:themeColor="background1" w:val="FFFFFF"/>
@@ -14513,6 +15122,7 @@
     </w:tblStylePr>
     <w:tblStylePr w:type="firstCol">
       <w:rPr>
+        <w:rFonts w:eastAsia="黑体"/>
         <w:color w:themeColor="background1" w:val="FFFFFF"/>
       </w:rPr>
       <w:tblPr/>
@@ -14530,6 +15140,7 @@
     </w:tblStylePr>
     <w:tblStylePr w:type="lastCol">
       <w:rPr>
+        <w:rFonts w:eastAsia="黑体"/>
         <w:color w:themeColor="background1" w:val="FFFFFF"/>
       </w:rPr>
       <w:tblPr/>
@@ -14567,6 +15178,7 @@
       <w:spacing w:after="0" w:line="240" w:lineRule="auto"/>
     </w:pPr>
     <w:rPr>
+      <w:rFonts w:eastAsia="黑体"/>
       <w:color w:themeColor="text1" w:val="000000"/>
     </w:rPr>
     <w:tblPr>
@@ -14593,6 +15205,7 @@
     </w:tcPr>
     <w:tblStylePr w:type="firstRow">
       <w:rPr>
+        <w:rFonts w:eastAsia="黑体"/>
         <w:b/>
         <w:bCs/>
       </w:rPr>
@@ -14611,6 +15224,7 @@
     </w:tblStylePr>
     <w:tblStylePr w:type="lastRow">
       <w:rPr>
+        <w:rFonts w:eastAsia="黑体"/>
         <w:b/>
         <w:bCs/>
         <w:color w:themeColor="background1" w:val="FFFFFF"/>
@@ -14625,6 +15239,7 @@
     </w:tblStylePr>
     <w:tblStylePr w:type="firstCol">
       <w:rPr>
+        <w:rFonts w:eastAsia="黑体"/>
         <w:color w:themeColor="background1" w:val="FFFFFF"/>
       </w:rPr>
       <w:tblPr/>
@@ -14642,6 +15257,7 @@
     </w:tblStylePr>
     <w:tblStylePr w:type="lastCol">
       <w:rPr>
+        <w:rFonts w:eastAsia="黑体"/>
         <w:color w:themeColor="background1" w:val="FFFFFF"/>
       </w:rPr>
       <w:tblPr/>
@@ -14671,11 +15287,13 @@
     </w:tblStylePr>
     <w:tblStylePr w:type="neCell">
       <w:rPr>
+        <w:rFonts w:eastAsia="黑体"/>
         <w:color w:themeColor="text1" w:val="000000"/>
       </w:rPr>
     </w:tblStylePr>
     <w:tblStylePr w:type="nwCell">
       <w:rPr>
+        <w:rFonts w:eastAsia="黑体"/>
         <w:color w:themeColor="text1" w:val="000000"/>
       </w:rPr>
     </w:tblStylePr>
@@ -14689,6 +15307,7 @@
       <w:spacing w:after="0" w:line="240" w:lineRule="auto"/>
     </w:pPr>
     <w:rPr>
+      <w:rFonts w:eastAsia="黑体"/>
       <w:color w:themeColor="text1" w:val="000000"/>
     </w:rPr>
     <w:tblPr>
@@ -14715,6 +15334,7 @@
     </w:tcPr>
     <w:tblStylePr w:type="firstRow">
       <w:rPr>
+        <w:rFonts w:eastAsia="黑体"/>
         <w:b/>
         <w:bCs/>
       </w:rPr>
@@ -14733,6 +15353,7 @@
     </w:tblStylePr>
     <w:tblStylePr w:type="lastRow">
       <w:rPr>
+        <w:rFonts w:eastAsia="黑体"/>
         <w:b/>
         <w:bCs/>
         <w:color w:themeColor="background1" w:val="FFFFFF"/>
@@ -14747,6 +15368,7 @@
     </w:tblStylePr>
     <w:tblStylePr w:type="firstCol">
       <w:rPr>
+        <w:rFonts w:eastAsia="黑体"/>
         <w:color w:themeColor="background1" w:val="FFFFFF"/>
       </w:rPr>
       <w:tblPr/>
@@ -14764,6 +15386,7 @@
     </w:tblStylePr>
     <w:tblStylePr w:type="lastCol">
       <w:rPr>
+        <w:rFonts w:eastAsia="黑体"/>
         <w:color w:themeColor="background1" w:val="FFFFFF"/>
       </w:rPr>
       <w:tblPr/>
@@ -14793,11 +15416,13 @@
     </w:tblStylePr>
     <w:tblStylePr w:type="neCell">
       <w:rPr>
+        <w:rFonts w:eastAsia="黑体"/>
         <w:color w:themeColor="text1" w:val="000000"/>
       </w:rPr>
     </w:tblStylePr>
     <w:tblStylePr w:type="nwCell">
       <w:rPr>
+        <w:rFonts w:eastAsia="黑体"/>
         <w:color w:themeColor="text1" w:val="000000"/>
       </w:rPr>
     </w:tblStylePr>
@@ -14811,6 +15436,7 @@
       <w:spacing w:after="0" w:line="240" w:lineRule="auto"/>
     </w:pPr>
     <w:rPr>
+      <w:rFonts w:eastAsia="黑体"/>
       <w:color w:themeColor="text1" w:val="000000"/>
     </w:rPr>
     <w:tblPr>
@@ -14837,6 +15463,7 @@
     </w:tcPr>
     <w:tblStylePr w:type="firstRow">
       <w:rPr>
+        <w:rFonts w:eastAsia="黑体"/>
         <w:b/>
         <w:bCs/>
       </w:rPr>
@@ -14855,6 +15482,7 @@
     </w:tblStylePr>
     <w:tblStylePr w:type="lastRow">
       <w:rPr>
+        <w:rFonts w:eastAsia="黑体"/>
         <w:b/>
         <w:bCs/>
         <w:color w:themeColor="background1" w:val="FFFFFF"/>
@@ -14869,6 +15497,7 @@
     </w:tblStylePr>
     <w:tblStylePr w:type="firstCol">
       <w:rPr>
+        <w:rFonts w:eastAsia="黑体"/>
         <w:color w:themeColor="background1" w:val="FFFFFF"/>
       </w:rPr>
       <w:tblPr/>
@@ -14886,6 +15515,7 @@
     </w:tblStylePr>
     <w:tblStylePr w:type="lastCol">
       <w:rPr>
+        <w:rFonts w:eastAsia="黑体"/>
         <w:color w:themeColor="background1" w:val="FFFFFF"/>
       </w:rPr>
       <w:tblPr/>
@@ -14915,11 +15545,13 @@
     </w:tblStylePr>
     <w:tblStylePr w:type="neCell">
       <w:rPr>
+        <w:rFonts w:eastAsia="黑体"/>
         <w:color w:themeColor="text1" w:val="000000"/>
       </w:rPr>
     </w:tblStylePr>
     <w:tblStylePr w:type="nwCell">
       <w:rPr>
+        <w:rFonts w:eastAsia="黑体"/>
         <w:color w:themeColor="text1" w:val="000000"/>
       </w:rPr>
     </w:tblStylePr>
@@ -14933,6 +15565,7 @@
       <w:spacing w:after="0" w:line="240" w:lineRule="auto"/>
     </w:pPr>
     <w:rPr>
+      <w:rFonts w:eastAsia="黑体"/>
       <w:color w:themeColor="text1" w:val="000000"/>
     </w:rPr>
     <w:tblPr>
@@ -14951,6 +15584,7 @@
     </w:tcPr>
     <w:tblStylePr w:type="firstRow">
       <w:rPr>
+        <w:rFonts w:eastAsia="黑体"/>
         <w:b/>
         <w:bCs/>
         <w:color w:themeColor="background1" w:val="FFFFFF"/>
@@ -14965,6 +15599,7 @@
     </w:tblStylePr>
     <w:tblStylePr w:type="lastRow">
       <w:rPr>
+        <w:rFonts w:eastAsia="黑体"/>
         <w:b/>
         <w:bCs/>
         <w:color w:themeColor="accent2" w:themeShade="CC" w:val="9E3A38"/>
@@ -14979,12 +15614,14 @@
     </w:tblStylePr>
     <w:tblStylePr w:type="firstCol">
       <w:rPr>
+        <w:rFonts w:eastAsia="黑体"/>
         <w:b/>
         <w:bCs/>
       </w:rPr>
     </w:tblStylePr>
     <w:tblStylePr w:type="lastCol">
       <w:rPr>
+        <w:rFonts w:eastAsia="黑体"/>
         <w:b/>
         <w:bCs/>
       </w:rPr>
@@ -15019,6 +15656,7 @@
       <w:spacing w:after="0" w:line="240" w:lineRule="auto"/>
     </w:pPr>
     <w:rPr>
+      <w:rFonts w:eastAsia="黑体"/>
       <w:color w:themeColor="text1" w:val="000000"/>
     </w:rPr>
     <w:tblPr>
@@ -15037,6 +15675,7 @@
     </w:tcPr>
     <w:tblStylePr w:type="firstRow">
       <w:rPr>
+        <w:rFonts w:eastAsia="黑体"/>
         <w:b/>
         <w:bCs/>
         <w:color w:themeColor="background1" w:val="FFFFFF"/>
@@ -15051,6 +15690,7 @@
     </w:tblStylePr>
     <w:tblStylePr w:type="lastRow">
       <w:rPr>
+        <w:rFonts w:eastAsia="黑体"/>
         <w:b/>
         <w:bCs/>
         <w:color w:themeColor="accent2" w:themeShade="CC" w:val="9E3A38"/>
@@ -15065,12 +15705,14 @@
     </w:tblStylePr>
     <w:tblStylePr w:type="firstCol">
       <w:rPr>
+        <w:rFonts w:eastAsia="黑体"/>
         <w:b/>
         <w:bCs/>
       </w:rPr>
     </w:tblStylePr>
     <w:tblStylePr w:type="lastCol">
       <w:rPr>
+        <w:rFonts w:eastAsia="黑体"/>
         <w:b/>
         <w:bCs/>
       </w:rPr>
@@ -15105,6 +15747,7 @@
       <w:spacing w:after="0" w:line="240" w:lineRule="auto"/>
     </w:pPr>
     <w:rPr>
+      <w:rFonts w:eastAsia="黑体"/>
       <w:color w:themeColor="text1" w:val="000000"/>
     </w:rPr>
     <w:tblPr>
@@ -15123,6 +15766,7 @@
     </w:tcPr>
     <w:tblStylePr w:type="firstRow">
       <w:rPr>
+        <w:rFonts w:eastAsia="黑体"/>
         <w:b/>
         <w:bCs/>
         <w:color w:themeColor="background1" w:val="FFFFFF"/>
@@ -15137,6 +15781,7 @@
     </w:tblStylePr>
     <w:tblStylePr w:type="lastRow">
       <w:rPr>
+        <w:rFonts w:eastAsia="黑体"/>
         <w:b/>
         <w:bCs/>
         <w:color w:themeColor="accent2" w:themeShade="CC" w:val="9E3A38"/>
@@ -15151,12 +15796,14 @@
     </w:tblStylePr>
     <w:tblStylePr w:type="firstCol">
       <w:rPr>
+        <w:rFonts w:eastAsia="黑体"/>
         <w:b/>
         <w:bCs/>
       </w:rPr>
     </w:tblStylePr>
     <w:tblStylePr w:type="lastCol">
       <w:rPr>
+        <w:rFonts w:eastAsia="黑体"/>
         <w:b/>
         <w:bCs/>
       </w:rPr>
@@ -15191,6 +15838,7 @@
       <w:spacing w:after="0" w:line="240" w:lineRule="auto"/>
     </w:pPr>
     <w:rPr>
+      <w:rFonts w:eastAsia="黑体"/>
       <w:color w:themeColor="text1" w:val="000000"/>
     </w:rPr>
     <w:tblPr>
@@ -15209,6 +15857,7 @@
     </w:tcPr>
     <w:tblStylePr w:type="firstRow">
       <w:rPr>
+        <w:rFonts w:eastAsia="黑体"/>
         <w:b/>
         <w:bCs/>
         <w:color w:themeColor="background1" w:val="FFFFFF"/>
@@ -15223,6 +15872,7 @@
     </w:tblStylePr>
     <w:tblStylePr w:type="lastRow">
       <w:rPr>
+        <w:rFonts w:eastAsia="黑体"/>
         <w:b/>
         <w:bCs/>
         <w:color w:themeColor="accent4" w:themeShade="CC" w:val="664E82"/>
@@ -15237,12 +15887,14 @@
     </w:tblStylePr>
     <w:tblStylePr w:type="firstCol">
       <w:rPr>
+        <w:rFonts w:eastAsia="黑体"/>
         <w:b/>
         <w:bCs/>
       </w:rPr>
     </w:tblStylePr>
     <w:tblStylePr w:type="lastCol">
       <w:rPr>
+        <w:rFonts w:eastAsia="黑体"/>
         <w:b/>
         <w:bCs/>
       </w:rPr>
@@ -15277,6 +15929,7 @@
       <w:spacing w:after="0" w:line="240" w:lineRule="auto"/>
     </w:pPr>
     <w:rPr>
+      <w:rFonts w:eastAsia="黑体"/>
       <w:color w:themeColor="text1" w:val="000000"/>
     </w:rPr>
     <w:tblPr>
@@ -15295,6 +15948,7 @@
     </w:tcPr>
     <w:tblStylePr w:type="firstRow">
       <w:rPr>
+        <w:rFonts w:eastAsia="黑体"/>
         <w:b/>
         <w:bCs/>
         <w:color w:themeColor="background1" w:val="FFFFFF"/>
@@ -15309,6 +15963,7 @@
     </w:tblStylePr>
     <w:tblStylePr w:type="lastRow">
       <w:rPr>
+        <w:rFonts w:eastAsia="黑体"/>
         <w:b/>
         <w:bCs/>
         <w:color w:themeColor="accent3" w:themeShade="CC" w:val="7E9C40"/>
@@ -15323,12 +15978,14 @@
     </w:tblStylePr>
     <w:tblStylePr w:type="firstCol">
       <w:rPr>
+        <w:rFonts w:eastAsia="黑体"/>
         <w:b/>
         <w:bCs/>
       </w:rPr>
     </w:tblStylePr>
     <w:tblStylePr w:type="lastCol">
       <w:rPr>
+        <w:rFonts w:eastAsia="黑体"/>
         <w:b/>
         <w:bCs/>
       </w:rPr>
@@ -15363,6 +16020,7 @@
       <w:spacing w:after="0" w:line="240" w:lineRule="auto"/>
     </w:pPr>
     <w:rPr>
+      <w:rFonts w:eastAsia="黑体"/>
       <w:color w:themeColor="text1" w:val="000000"/>
     </w:rPr>
     <w:tblPr>
@@ -15381,6 +16039,7 @@
     </w:tcPr>
     <w:tblStylePr w:type="firstRow">
       <w:rPr>
+        <w:rFonts w:eastAsia="黑体"/>
         <w:b/>
         <w:bCs/>
         <w:color w:themeColor="background1" w:val="FFFFFF"/>
@@ -15395,6 +16054,7 @@
     </w:tblStylePr>
     <w:tblStylePr w:type="lastRow">
       <w:rPr>
+        <w:rFonts w:eastAsia="黑体"/>
         <w:b/>
         <w:bCs/>
         <w:color w:themeColor="accent6" w:themeShade="CC" w:val="F2730A"/>
@@ -15409,12 +16069,14 @@
     </w:tblStylePr>
     <w:tblStylePr w:type="firstCol">
       <w:rPr>
+        <w:rFonts w:eastAsia="黑体"/>
         <w:b/>
         <w:bCs/>
       </w:rPr>
     </w:tblStylePr>
     <w:tblStylePr w:type="lastCol">
       <w:rPr>
+        <w:rFonts w:eastAsia="黑体"/>
         <w:b/>
         <w:bCs/>
       </w:rPr>
@@ -15449,6 +16111,7 @@
       <w:spacing w:after="0" w:line="240" w:lineRule="auto"/>
     </w:pPr>
     <w:rPr>
+      <w:rFonts w:eastAsia="黑体"/>
       <w:color w:themeColor="text1" w:val="000000"/>
     </w:rPr>
     <w:tblPr>
@@ -15467,6 +16130,7 @@
     </w:tcPr>
     <w:tblStylePr w:type="firstRow">
       <w:rPr>
+        <w:rFonts w:eastAsia="黑体"/>
         <w:b/>
         <w:bCs/>
         <w:color w:themeColor="background1" w:val="FFFFFF"/>
@@ -15481,6 +16145,7 @@
     </w:tblStylePr>
     <w:tblStylePr w:type="lastRow">
       <w:rPr>
+        <w:rFonts w:eastAsia="黑体"/>
         <w:b/>
         <w:bCs/>
         <w:color w:themeColor="accent5" w:themeShade="CC" w:val="348DA5"/>
@@ -15495,12 +16160,14 @@
     </w:tblStylePr>
     <w:tblStylePr w:type="firstCol">
       <w:rPr>
+        <w:rFonts w:eastAsia="黑体"/>
         <w:b/>
         <w:bCs/>
       </w:rPr>
     </w:tblStylePr>
     <w:tblStylePr w:type="lastCol">
       <w:rPr>
+        <w:rFonts w:eastAsia="黑体"/>
         <w:b/>
         <w:bCs/>
       </w:rPr>
@@ -15535,6 +16202,7 @@
       <w:spacing w:after="0" w:line="240" w:lineRule="auto"/>
     </w:pPr>
     <w:rPr>
+      <w:rFonts w:eastAsia="黑体"/>
       <w:color w:themeColor="text1" w:val="000000"/>
     </w:rPr>
     <w:tblPr>
@@ -15556,6 +16224,7 @@
     </w:tcPr>
     <w:tblStylePr w:type="firstRow">
       <w:rPr>
+        <w:rFonts w:eastAsia="黑体"/>
         <w:b/>
         <w:bCs/>
       </w:rPr>
@@ -15566,6 +16235,7 @@
     </w:tblStylePr>
     <w:tblStylePr w:type="lastRow">
       <w:rPr>
+        <w:rFonts w:eastAsia="黑体"/>
         <w:b/>
         <w:bCs/>
         <w:color w:themeColor="text1" w:val="000000"/>
@@ -15577,6 +16247,7 @@
     </w:tblStylePr>
     <w:tblStylePr w:type="firstCol">
       <w:rPr>
+        <w:rFonts w:eastAsia="黑体"/>
         <w:color w:themeColor="background1" w:val="FFFFFF"/>
       </w:rPr>
       <w:tblPr/>
@@ -15586,6 +16257,7 @@
     </w:tblStylePr>
     <w:tblStylePr w:type="lastCol">
       <w:rPr>
+        <w:rFonts w:eastAsia="黑体"/>
         <w:color w:themeColor="background1" w:val="FFFFFF"/>
       </w:rPr>
       <w:tblPr/>
@@ -15615,6 +16287,7 @@
       <w:spacing w:after="0" w:line="240" w:lineRule="auto"/>
     </w:pPr>
     <w:rPr>
+      <w:rFonts w:eastAsia="黑体"/>
       <w:color w:themeColor="text1" w:val="000000"/>
     </w:rPr>
     <w:tblPr>
@@ -15636,6 +16309,7 @@
     </w:tcPr>
     <w:tblStylePr w:type="firstRow">
       <w:rPr>
+        <w:rFonts w:eastAsia="黑体"/>
         <w:b/>
         <w:bCs/>
       </w:rPr>
@@ -15646,6 +16320,7 @@
     </w:tblStylePr>
     <w:tblStylePr w:type="lastRow">
       <w:rPr>
+        <w:rFonts w:eastAsia="黑体"/>
         <w:b/>
         <w:bCs/>
         <w:color w:themeColor="text1" w:val="000000"/>
@@ -15657,6 +16332,7 @@
     </w:tblStylePr>
     <w:tblStylePr w:type="firstCol">
       <w:rPr>
+        <w:rFonts w:eastAsia="黑体"/>
         <w:color w:themeColor="background1" w:val="FFFFFF"/>
       </w:rPr>
       <w:tblPr/>
@@ -15666,6 +16342,7 @@
     </w:tblStylePr>
     <w:tblStylePr w:type="lastCol">
       <w:rPr>
+        <w:rFonts w:eastAsia="黑体"/>
         <w:color w:themeColor="background1" w:val="FFFFFF"/>
       </w:rPr>
       <w:tblPr/>
@@ -15695,6 +16372,7 @@
       <w:spacing w:after="0" w:line="240" w:lineRule="auto"/>
     </w:pPr>
     <w:rPr>
+      <w:rFonts w:eastAsia="黑体"/>
       <w:color w:themeColor="text1" w:val="000000"/>
     </w:rPr>
     <w:tblPr>
@@ -15716,6 +16394,7 @@
     </w:tcPr>
     <w:tblStylePr w:type="firstRow">
       <w:rPr>
+        <w:rFonts w:eastAsia="黑体"/>
         <w:b/>
         <w:bCs/>
       </w:rPr>
@@ -15726,6 +16405,7 @@
     </w:tblStylePr>
     <w:tblStylePr w:type="lastRow">
       <w:rPr>
+        <w:rFonts w:eastAsia="黑体"/>
         <w:b/>
         <w:bCs/>
         <w:color w:themeColor="text1" w:val="000000"/>
@@ -15737,6 +16417,7 @@
     </w:tblStylePr>
     <w:tblStylePr w:type="firstCol">
       <w:rPr>
+        <w:rFonts w:eastAsia="黑体"/>
         <w:color w:themeColor="background1" w:val="FFFFFF"/>
       </w:rPr>
       <w:tblPr/>
@@ -15746,6 +16427,7 @@
     </w:tblStylePr>
     <w:tblStylePr w:type="lastCol">
       <w:rPr>
+        <w:rFonts w:eastAsia="黑体"/>
         <w:color w:themeColor="background1" w:val="FFFFFF"/>
       </w:rPr>
       <w:tblPr/>
@@ -15775,6 +16457,7 @@
       <w:spacing w:after="0" w:line="240" w:lineRule="auto"/>
     </w:pPr>
     <w:rPr>
+      <w:rFonts w:eastAsia="黑体"/>
       <w:color w:themeColor="text1" w:val="000000"/>
     </w:rPr>
     <w:tblPr>
@@ -15796,6 +16479,7 @@
     </w:tcPr>
     <w:tblStylePr w:type="firstRow">
       <w:rPr>
+        <w:rFonts w:eastAsia="黑体"/>
         <w:b/>
         <w:bCs/>
       </w:rPr>
@@ -15806,6 +16490,7 @@
     </w:tblStylePr>
     <w:tblStylePr w:type="lastRow">
       <w:rPr>
+        <w:rFonts w:eastAsia="黑体"/>
         <w:b/>
         <w:bCs/>
         <w:color w:themeColor="text1" w:val="000000"/>
@@ -15817,6 +16502,7 @@
     </w:tblStylePr>
     <w:tblStylePr w:type="firstCol">
       <w:rPr>
+        <w:rFonts w:eastAsia="黑体"/>
         <w:color w:themeColor="background1" w:val="FFFFFF"/>
       </w:rPr>
       <w:tblPr/>
@@ -15826,6 +16512,7 @@
     </w:tblStylePr>
     <w:tblStylePr w:type="lastCol">
       <w:rPr>
+        <w:rFonts w:eastAsia="黑体"/>
         <w:color w:themeColor="background1" w:val="FFFFFF"/>
       </w:rPr>
       <w:tblPr/>
@@ -15855,6 +16542,7 @@
       <w:spacing w:after="0" w:line="240" w:lineRule="auto"/>
     </w:pPr>
     <w:rPr>
+      <w:rFonts w:eastAsia="黑体"/>
       <w:color w:themeColor="text1" w:val="000000"/>
     </w:rPr>
     <w:tblPr>
@@ -15876,6 +16564,7 @@
     </w:tcPr>
     <w:tblStylePr w:type="firstRow">
       <w:rPr>
+        <w:rFonts w:eastAsia="黑体"/>
         <w:b/>
         <w:bCs/>
       </w:rPr>
@@ -15886,6 +16575,7 @@
     </w:tblStylePr>
     <w:tblStylePr w:type="lastRow">
       <w:rPr>
+        <w:rFonts w:eastAsia="黑体"/>
         <w:b/>
         <w:bCs/>
         <w:color w:themeColor="text1" w:val="000000"/>
@@ -15897,6 +16587,7 @@
     </w:tblStylePr>
     <w:tblStylePr w:type="firstCol">
       <w:rPr>
+        <w:rFonts w:eastAsia="黑体"/>
         <w:color w:themeColor="background1" w:val="FFFFFF"/>
       </w:rPr>
       <w:tblPr/>
@@ -15906,6 +16597,7 @@
     </w:tblStylePr>
     <w:tblStylePr w:type="lastCol">
       <w:rPr>
+        <w:rFonts w:eastAsia="黑体"/>
         <w:color w:themeColor="background1" w:val="FFFFFF"/>
       </w:rPr>
       <w:tblPr/>
@@ -15935,6 +16627,7 @@
       <w:spacing w:after="0" w:line="240" w:lineRule="auto"/>
     </w:pPr>
     <w:rPr>
+      <w:rFonts w:eastAsia="黑体"/>
       <w:color w:themeColor="text1" w:val="000000"/>
     </w:rPr>
     <w:tblPr>
@@ -15956,6 +16649,7 @@
     </w:tcPr>
     <w:tblStylePr w:type="firstRow">
       <w:rPr>
+        <w:rFonts w:eastAsia="黑体"/>
         <w:b/>
         <w:bCs/>
       </w:rPr>
@@ -15966,6 +16660,7 @@
     </w:tblStylePr>
     <w:tblStylePr w:type="lastRow">
       <w:rPr>
+        <w:rFonts w:eastAsia="黑体"/>
         <w:b/>
         <w:bCs/>
         <w:color w:themeColor="text1" w:val="000000"/>
@@ -15977,6 +16672,7 @@
     </w:tblStylePr>
     <w:tblStylePr w:type="firstCol">
       <w:rPr>
+        <w:rFonts w:eastAsia="黑体"/>
         <w:color w:themeColor="background1" w:val="FFFFFF"/>
       </w:rPr>
       <w:tblPr/>
@@ -15986,6 +16682,7 @@
     </w:tblStylePr>
     <w:tblStylePr w:type="lastCol">
       <w:rPr>
+        <w:rFonts w:eastAsia="黑体"/>
         <w:color w:themeColor="background1" w:val="FFFFFF"/>
       </w:rPr>
       <w:tblPr/>
@@ -16015,6 +16712,7 @@
       <w:spacing w:after="0" w:line="240" w:lineRule="auto"/>
     </w:pPr>
     <w:rPr>
+      <w:rFonts w:eastAsia="黑体"/>
       <w:color w:themeColor="text1" w:val="000000"/>
     </w:rPr>
     <w:tblPr>
@@ -16036,6 +16734,7 @@
     </w:tcPr>
     <w:tblStylePr w:type="firstRow">
       <w:rPr>
+        <w:rFonts w:eastAsia="黑体"/>
         <w:b/>
         <w:bCs/>
       </w:rPr>
@@ -16046,6 +16745,7 @@
     </w:tblStylePr>
     <w:tblStylePr w:type="lastRow">
       <w:rPr>
+        <w:rFonts w:eastAsia="黑体"/>
         <w:b/>
         <w:bCs/>
         <w:color w:themeColor="text1" w:val="000000"/>
@@ -16057,6 +16757,7 @@
     </w:tblStylePr>
     <w:tblStylePr w:type="firstCol">
       <w:rPr>
+        <w:rFonts w:eastAsia="黑体"/>
         <w:color w:themeColor="background1" w:val="FFFFFF"/>
       </w:rPr>
       <w:tblPr/>
@@ -16066,6 +16767,7 @@
     </w:tblStylePr>
     <w:tblStylePr w:type="lastCol">
       <w:rPr>
+        <w:rFonts w:eastAsia="黑体"/>
         <w:color w:themeColor="background1" w:val="FFFFFF"/>
       </w:rPr>
       <w:tblPr/>
@@ -16098,6 +16800,7 @@
     <w:name w:val="KeywordTok"/>
     <w:basedOn w:val="VerbatimChar"/>
     <w:rPr>
+      <w:rFonts w:eastAsia="黑体"/>
       <w:b/>
       <w:color w:val="007020"/>
     </w:rPr>
@@ -16106,6 +16809,7 @@
     <w:name w:val="DataTypeTok"/>
     <w:basedOn w:val="VerbatimChar"/>
     <w:rPr>
+      <w:rFonts w:eastAsia="黑体"/>
       <w:color w:val="902000"/>
     </w:rPr>
   </w:style>
@@ -16113,6 +16817,7 @@
     <w:name w:val="DecValTok"/>
     <w:basedOn w:val="VerbatimChar"/>
     <w:rPr>
+      <w:rFonts w:eastAsia="黑体"/>
       <w:color w:val="40a070"/>
     </w:rPr>
   </w:style>
@@ -16120,6 +16825,7 @@
     <w:name w:val="BaseNTok"/>
     <w:basedOn w:val="VerbatimChar"/>
     <w:rPr>
+      <w:rFonts w:eastAsia="黑体"/>
       <w:color w:val="40a070"/>
     </w:rPr>
   </w:style>
@@ -16127,6 +16833,7 @@
     <w:name w:val="FloatTok"/>
     <w:basedOn w:val="VerbatimChar"/>
     <w:rPr>
+      <w:rFonts w:eastAsia="黑体"/>
       <w:color w:val="40a070"/>
     </w:rPr>
   </w:style>
@@ -16134,6 +16841,7 @@
     <w:name w:val="ConstantTok"/>
     <w:basedOn w:val="VerbatimChar"/>
     <w:rPr>
+      <w:rFonts w:eastAsia="黑体"/>
       <w:color w:val="880000"/>
     </w:rPr>
   </w:style>
@@ -16141,6 +16849,7 @@
     <w:name w:val="CharTok"/>
     <w:basedOn w:val="VerbatimChar"/>
     <w:rPr>
+      <w:rFonts w:eastAsia="黑体"/>
       <w:color w:val="4070a0"/>
     </w:rPr>
   </w:style>
@@ -16148,6 +16857,7 @@
     <w:name w:val="SpecialCharTok"/>
     <w:basedOn w:val="VerbatimChar"/>
     <w:rPr>
+      <w:rFonts w:eastAsia="黑体"/>
       <w:color w:val="4070a0"/>
     </w:rPr>
   </w:style>
@@ -16155,6 +16865,7 @@
     <w:name w:val="StringTok"/>
     <w:basedOn w:val="VerbatimChar"/>
     <w:rPr>
+      <w:rFonts w:eastAsia="黑体"/>
       <w:color w:val="4070a0"/>
     </w:rPr>
   </w:style>
@@ -16162,6 +16873,7 @@
     <w:name w:val="VerbatimStringTok"/>
     <w:basedOn w:val="VerbatimChar"/>
     <w:rPr>
+      <w:rFonts w:eastAsia="黑体"/>
       <w:color w:val="4070a0"/>
     </w:rPr>
   </w:style>
@@ -16169,6 +16881,7 @@
     <w:name w:val="SpecialStringTok"/>
     <w:basedOn w:val="VerbatimChar"/>
     <w:rPr>
+      <w:rFonts w:eastAsia="黑体"/>
       <w:color w:val="bb6688"/>
     </w:rPr>
   </w:style>
@@ -16176,6 +16889,7 @@
     <w:name w:val="ImportTok"/>
     <w:basedOn w:val="VerbatimChar"/>
     <w:rPr>
+      <w:rFonts w:eastAsia="黑体"/>
       <w:b/>
       <w:color w:val="008000"/>
     </w:rPr>
@@ -16184,6 +16898,7 @@
     <w:name w:val="CommentTok"/>
     <w:basedOn w:val="VerbatimChar"/>
     <w:rPr>
+      <w:rFonts w:eastAsia="黑体"/>
       <w:i/>
       <w:color w:val="60a0b0"/>
     </w:rPr>
@@ -16192,6 +16907,7 @@
     <w:name w:val="DocumentationTok"/>
     <w:basedOn w:val="VerbatimChar"/>
     <w:rPr>
+      <w:rFonts w:eastAsia="黑体"/>
       <w:i/>
       <w:color w:val="ba2121"/>
     </w:rPr>
@@ -16200,6 +16916,7 @@
     <w:name w:val="AnnotationTok"/>
     <w:basedOn w:val="VerbatimChar"/>
     <w:rPr>
+      <w:rFonts w:eastAsia="黑体"/>
       <w:b/>
       <w:i/>
       <w:color w:val="60a0b0"/>
@@ -16209,6 +16926,7 @@
     <w:name w:val="CommentVarTok"/>
     <w:basedOn w:val="VerbatimChar"/>
     <w:rPr>
+      <w:rFonts w:eastAsia="黑体"/>
       <w:b/>
       <w:i/>
       <w:color w:val="60a0b0"/>
@@ -16218,6 +16936,7 @@
     <w:name w:val="OtherTok"/>
     <w:basedOn w:val="VerbatimChar"/>
     <w:rPr>
+      <w:rFonts w:eastAsia="黑体"/>
       <w:color w:val="007020"/>
     </w:rPr>
   </w:style>
@@ -16225,6 +16944,7 @@
     <w:name w:val="FunctionTok"/>
     <w:basedOn w:val="VerbatimChar"/>
     <w:rPr>
+      <w:rFonts w:eastAsia="黑体"/>
       <w:color w:val="06287e"/>
     </w:rPr>
   </w:style>
@@ -16232,6 +16952,7 @@
     <w:name w:val="VariableTok"/>
     <w:basedOn w:val="VerbatimChar"/>
     <w:rPr>
+      <w:rFonts w:eastAsia="黑体"/>
       <w:color w:val="19177c"/>
     </w:rPr>
   </w:style>
@@ -16239,6 +16960,7 @@
     <w:name w:val="ControlFlowTok"/>
     <w:basedOn w:val="VerbatimChar"/>
     <w:rPr>
+      <w:rFonts w:eastAsia="黑体"/>
       <w:b/>
       <w:color w:val="007020"/>
     </w:rPr>
@@ -16247,6 +16969,7 @@
     <w:name w:val="OperatorTok"/>
     <w:basedOn w:val="VerbatimChar"/>
     <w:rPr>
+      <w:rFonts w:eastAsia="黑体"/>
       <w:color w:val="666666"/>
     </w:rPr>
   </w:style>
@@ -16254,18 +16977,22 @@
     <w:name w:val="BuiltInTok"/>
     <w:basedOn w:val="VerbatimChar"/>
     <w:rPr>
+      <w:rFonts w:eastAsia="黑体"/>
       <w:color w:val="008000"/>
     </w:rPr>
   </w:style>
   <w:style w:type="character" w:customStyle="1" w:styleId="ExtensionTok">
     <w:name w:val="ExtensionTok"/>
     <w:basedOn w:val="VerbatimChar"/>
-    <w:rPr/>
+    <w:rPr>
+      <w:rFonts w:eastAsia="黑体"/>
+    </w:rPr>
   </w:style>
   <w:style w:type="character" w:customStyle="1" w:styleId="PreprocessorTok">
     <w:name w:val="PreprocessorTok"/>
     <w:basedOn w:val="VerbatimChar"/>
     <w:rPr>
+      <w:rFonts w:eastAsia="黑体"/>
       <w:color w:val="bc7a00"/>
     </w:rPr>
   </w:style>
@@ -16273,18 +17000,22 @@
     <w:name w:val="AttributeTok"/>
     <w:basedOn w:val="VerbatimChar"/>
     <w:rPr>
+      <w:rFonts w:eastAsia="黑体"/>
       <w:color w:val="7d9029"/>
     </w:rPr>
   </w:style>
   <w:style w:type="character" w:customStyle="1" w:styleId="RegionMarkerTok">
     <w:name w:val="RegionMarkerTok"/>
     <w:basedOn w:val="VerbatimChar"/>
-    <w:rPr/>
+    <w:rPr>
+      <w:rFonts w:eastAsia="黑体"/>
+    </w:rPr>
   </w:style>
   <w:style w:type="character" w:customStyle="1" w:styleId="InformationTok">
     <w:name w:val="InformationTok"/>
     <w:basedOn w:val="VerbatimChar"/>
     <w:rPr>
+      <w:rFonts w:eastAsia="黑体"/>
       <w:b/>
       <w:i/>
       <w:color w:val="60a0b0"/>
@@ -16294,6 +17025,7 @@
     <w:name w:val="WarningTok"/>
     <w:basedOn w:val="VerbatimChar"/>
     <w:rPr>
+      <w:rFonts w:eastAsia="黑体"/>
       <w:b/>
       <w:i/>
       <w:color w:val="60a0b0"/>
@@ -16303,6 +17035,7 @@
     <w:name w:val="AlertTok"/>
     <w:basedOn w:val="VerbatimChar"/>
     <w:rPr>
+      <w:rFonts w:eastAsia="黑体"/>
       <w:b/>
       <w:color w:val="ff0000"/>
     </w:rPr>
@@ -16311,6 +17044,7 @@
     <w:name w:val="ErrorTok"/>
     <w:basedOn w:val="VerbatimChar"/>
     <w:rPr>
+      <w:rFonts w:eastAsia="黑体"/>
       <w:b/>
       <w:color w:val="ff0000"/>
     </w:rPr>
@@ -16318,7 +17052,9 @@
   <w:style w:type="character" w:customStyle="1" w:styleId="NormalTok">
     <w:name w:val="NormalTok"/>
     <w:basedOn w:val="VerbatimChar"/>
-    <w:rPr/>
+    <w:rPr>
+      <w:rFonts w:eastAsia="黑体"/>
+    </w:rPr>
   </w:style>
 </w:styles>
 </file>
@@ -16367,12 +17103,12 @@
     <a:fontScheme name="Office">
       <a:majorFont>
         <a:latin typeface="Calibri"/>
-        <a:ea typeface=""/>
+        <a:ea typeface="黑体"/>
         <a:cs typeface=""/>
         <a:font script="Jpan" typeface="ＭＳ ゴシック"/>
         <a:font script="Hang" typeface="맑은 고딕"/>
-        <a:font script="Hans" typeface="宋体"/>
-        <a:font script="Hant" typeface="新細明體"/>
+        <a:font script="Hans" typeface="黑体"/>
+        <a:font script="Hant" typeface="黑体"/>
         <a:font script="Arab" typeface="Times New Roman"/>
         <a:font script="Hebr" typeface="Times New Roman"/>
         <a:font script="Thai" typeface="Angsana New"/>
@@ -16402,12 +17138,12 @@
       </a:majorFont>
       <a:minorFont>
         <a:latin typeface="Cambria"/>
-        <a:ea typeface=""/>
+        <a:ea typeface="黑体"/>
         <a:cs typeface=""/>
         <a:font script="Jpan" typeface="ＭＳ 明朝"/>
         <a:font script="Hang" typeface="맑은 고딕"/>
-        <a:font script="Hans" typeface="宋体"/>
-        <a:font script="Hant" typeface="新細明體"/>
+        <a:font script="Hans" typeface="黑体"/>
+        <a:font script="Hant" typeface="黑体"/>
         <a:font script="Arab" typeface="Arial"/>
         <a:font script="Hebr" typeface="Arial"/>
         <a:font script="Thai" typeface="Cordia New"/>

--- a/01-电源电路/02-开关电源/反激Flyback/有源钳位反激ACF电路/有源钳位反激ACF电路.docx
+++ b/01-电源电路/02-开关电源/反激Flyback/有源钳位反激ACF电路/有源钳位反激ACF电路.docx
@@ -4032,7 +4032,7 @@
           <w:color w:val="555555"/>
           <w:sz w:val="21"/>
         </w:rPr>
-        <w:t>材料收集者：杜文杰，WX手机：19519196569，QQ:3478827729</w:t>
+        <w:t>材料收集者：杜文杰，微信/手机：19519196569，QQ:3478827729</w:t>
       </w:r>
     </w:p>
     <w:sectPr>
